--- a/Game Design Document (incompleto).docx
+++ b/Game Design Document (incompleto).docx
@@ -1051,46 +1051,54 @@
         <w:rPr>
           <w:rFonts w:ascii="Arial" w:hAnsi="Arial" w:eastAsia="Times New Roman" w:cs="Times New Roman"/>
           <w:sz w:val="24"/>
+          <w:szCs w:val="24"/>
+          <w:lang w:val="pt-BR" w:eastAsia="pt-BR"/>
+        </w:rPr>
+      </w:r>
+      <w:r>
+        <w:rPr>
+          <w:rFonts w:ascii="Arial" w:hAnsi="Arial" w:eastAsia="Times New Roman" w:cs="Times New Roman"/>
+          <w:sz w:val="24"/>
+          <w:szCs w:val="24"/>
+          <w:lang w:val="pt-BR" w:eastAsia="pt-BR"/>
+        </w:rPr>
+      </w:r>
+    </w:p>
+    <w:p>
+      <w:pPr>
+        <w:widowControl w:val="false"/>
+        <w:pBdr/>
+        <w:spacing w:after="0" w:line="360" w:lineRule="auto"/>
+        <w:ind/>
+        <w:jc w:val="center"/>
+        <w:rPr>
+          <w:rFonts w:ascii="Arial" w:hAnsi="Arial" w:eastAsia="Times New Roman" w:cs="Times New Roman"/>
+          <w:sz w:val="24"/>
+          <w:szCs w:val="24"/>
+          <w:lang w:val="pt-BR" w:eastAsia="pt-BR"/>
+        </w:rPr>
+      </w:pPr>
+      <w:r>
+        <w:rPr>
+          <w:rFonts w:ascii="Arial" w:hAnsi="Arial" w:eastAsia="Times New Roman" w:cs="Times New Roman"/>
+          <w:sz w:val="24"/>
           <w:szCs w:val="20"/>
           <w:lang w:val="pt-BR" w:eastAsia="pt-BR"/>
         </w:rPr>
       </w:r>
-    </w:p>
-    <w:p>
-      <w:pPr>
-        <w:widowControl w:val="false"/>
-        <w:pBdr/>
-        <w:spacing w:after="0" w:line="360" w:lineRule="auto"/>
-        <w:ind/>
-        <w:jc w:val="center"/>
+      <w:r>
         <w:rPr>
           <w:rFonts w:ascii="Arial" w:hAnsi="Arial" w:eastAsia="Times New Roman" w:cs="Times New Roman"/>
           <w:sz w:val="24"/>
           <w:szCs w:val="24"/>
           <w:lang w:val="pt-BR" w:eastAsia="pt-BR"/>
         </w:rPr>
-      </w:pPr>
+      </w:r>
       <w:r>
         <w:rPr>
           <w:rFonts w:ascii="Arial" w:hAnsi="Arial" w:eastAsia="Times New Roman" w:cs="Times New Roman"/>
           <w:sz w:val="24"/>
-          <w:szCs w:val="20"/>
-          <w:lang w:val="pt-BR" w:eastAsia="pt-BR"/>
-        </w:rPr>
-      </w:r>
-      <w:r>
-        <w:rPr>
-          <w:rFonts w:ascii="Arial" w:hAnsi="Arial" w:eastAsia="Times New Roman" w:cs="Times New Roman"/>
-          <w:sz w:val="24"/>
-          <w:szCs w:val="20"/>
-          <w:lang w:val="pt-BR" w:eastAsia="pt-BR"/>
-        </w:rPr>
-      </w:r>
-      <w:r>
-        <w:rPr>
-          <w:rFonts w:ascii="Arial" w:hAnsi="Arial" w:eastAsia="Times New Roman" w:cs="Times New Roman"/>
-          <w:sz w:val="24"/>
-          <w:szCs w:val="20"/>
+          <w:szCs w:val="24"/>
           <w:lang w:val="pt-BR" w:eastAsia="pt-BR"/>
         </w:rPr>
       </w:r>
@@ -1248,18 +1256,16 @@
       </w:r>
       <w:r>
         <w:rPr>
-          <w:rFonts w:ascii="Arial" w:hAnsi="Arial" w:eastAsia="Arial" w:cs="Arial"/>
-          <w:sz w:val="24"/>
-          <w:szCs w:val="24"/>
-          <w:lang w:val="pt-BR"/>
-        </w:rPr>
-      </w:r>
-      <w:r>
-        <w:rPr>
-          <w:rFonts w:ascii="Arial" w:hAnsi="Arial" w:eastAsia="Arial" w:cs="Arial"/>
-          <w:sz w:val="24"/>
-          <w:szCs w:val="24"/>
-          <w:lang w:val="pt-BR"/>
+          <w:rFonts w:ascii="Arial" w:hAnsi="Arial" w:cs="Arial"/>
+          <w:sz w:val="24"/>
+          <w:szCs w:val="24"/>
+        </w:rPr>
+      </w:r>
+      <w:r>
+        <w:rPr>
+          <w:rFonts w:ascii="Arial" w:hAnsi="Arial" w:cs="Arial"/>
+          <w:sz w:val="24"/>
+          <w:szCs w:val="24"/>
         </w:rPr>
       </w:r>
     </w:p>
@@ -1303,7 +1309,14 @@
           </w:r>
           <w:r>
             <w:rPr>
-              <w:rFonts w:ascii="Arial" w:hAnsi="Arial" w:eastAsia="Arial" w:cs="Arial"/>
+              <w:rFonts w:ascii="Arial" w:hAnsi="Arial" w:cs="Arial"/>
+              <w:sz w:val="24"/>
+              <w:szCs w:val="24"/>
+            </w:rPr>
+          </w:r>
+          <w:r>
+            <w:rPr>
+              <w:rFonts w:ascii="Arial" w:hAnsi="Arial" w:cs="Arial"/>
               <w:sz w:val="24"/>
               <w:szCs w:val="24"/>
             </w:rPr>
@@ -1431,14 +1444,14 @@
           </w:hyperlink>
           <w:r>
             <w:rPr>
-              <w:rFonts w:ascii="Arial" w:hAnsi="Arial" w:eastAsia="Arial" w:cs="Arial" w:eastAsiaTheme="minorEastAsia"/>
+              <w:rFonts w:ascii="Arial" w:hAnsi="Arial" w:cs="Arial"/>
               <w:sz w:val="24"/>
               <w:szCs w:val="24"/>
             </w:rPr>
           </w:r>
           <w:r>
             <w:rPr>
-              <w:rFonts w:ascii="Arial" w:hAnsi="Arial" w:eastAsia="Arial" w:cs="Arial" w:eastAsiaTheme="minorEastAsia"/>
+              <w:rFonts w:ascii="Arial" w:hAnsi="Arial" w:cs="Arial"/>
               <w:sz w:val="24"/>
               <w:szCs w:val="24"/>
             </w:rPr>
@@ -1549,14 +1562,14 @@
           </w:hyperlink>
           <w:r>
             <w:rPr>
-              <w:rFonts w:ascii="Arial" w:hAnsi="Arial" w:eastAsia="Arial" w:cs="Arial" w:eastAsiaTheme="minorEastAsia"/>
+              <w:rFonts w:ascii="Arial" w:hAnsi="Arial" w:cs="Arial"/>
               <w:sz w:val="24"/>
               <w:szCs w:val="24"/>
             </w:rPr>
           </w:r>
           <w:r>
             <w:rPr>
-              <w:rFonts w:ascii="Arial" w:hAnsi="Arial" w:eastAsia="Arial" w:cs="Arial" w:eastAsiaTheme="minorEastAsia"/>
+              <w:rFonts w:ascii="Arial" w:hAnsi="Arial" w:cs="Arial"/>
               <w:sz w:val="24"/>
               <w:szCs w:val="24"/>
             </w:rPr>
@@ -1667,14 +1680,14 @@
           </w:hyperlink>
           <w:r>
             <w:rPr>
-              <w:rFonts w:ascii="Arial" w:hAnsi="Arial" w:eastAsia="Arial" w:cs="Arial" w:eastAsiaTheme="minorEastAsia"/>
+              <w:rFonts w:ascii="Arial" w:hAnsi="Arial" w:cs="Arial"/>
               <w:sz w:val="24"/>
               <w:szCs w:val="24"/>
             </w:rPr>
           </w:r>
           <w:r>
             <w:rPr>
-              <w:rFonts w:ascii="Arial" w:hAnsi="Arial" w:eastAsia="Arial" w:cs="Arial" w:eastAsiaTheme="minorEastAsia"/>
+              <w:rFonts w:ascii="Arial" w:hAnsi="Arial" w:cs="Arial"/>
               <w:sz w:val="24"/>
               <w:szCs w:val="24"/>
             </w:rPr>
@@ -1785,14 +1798,14 @@
           </w:hyperlink>
           <w:r>
             <w:rPr>
-              <w:rFonts w:ascii="Arial" w:hAnsi="Arial" w:eastAsia="Arial" w:cs="Arial" w:eastAsiaTheme="minorEastAsia"/>
+              <w:rFonts w:ascii="Arial" w:hAnsi="Arial" w:cs="Arial"/>
               <w:sz w:val="24"/>
               <w:szCs w:val="24"/>
             </w:rPr>
           </w:r>
           <w:r>
             <w:rPr>
-              <w:rFonts w:ascii="Arial" w:hAnsi="Arial" w:eastAsia="Arial" w:cs="Arial" w:eastAsiaTheme="minorEastAsia"/>
+              <w:rFonts w:ascii="Arial" w:hAnsi="Arial" w:cs="Arial"/>
               <w:sz w:val="24"/>
               <w:szCs w:val="24"/>
             </w:rPr>
@@ -1903,14 +1916,14 @@
           </w:hyperlink>
           <w:r>
             <w:rPr>
-              <w:rFonts w:ascii="Arial" w:hAnsi="Arial" w:eastAsia="Arial" w:cs="Arial" w:eastAsiaTheme="minorEastAsia"/>
+              <w:rFonts w:ascii="Arial" w:hAnsi="Arial" w:cs="Arial"/>
               <w:sz w:val="24"/>
               <w:szCs w:val="24"/>
             </w:rPr>
           </w:r>
           <w:r>
             <w:rPr>
-              <w:rFonts w:ascii="Arial" w:hAnsi="Arial" w:eastAsia="Arial" w:cs="Arial" w:eastAsiaTheme="minorEastAsia"/>
+              <w:rFonts w:ascii="Arial" w:hAnsi="Arial" w:cs="Arial"/>
               <w:sz w:val="24"/>
               <w:szCs w:val="24"/>
             </w:rPr>
@@ -2021,14 +2034,14 @@
           </w:hyperlink>
           <w:r>
             <w:rPr>
-              <w:rFonts w:ascii="Arial" w:hAnsi="Arial" w:eastAsia="Arial" w:cs="Arial" w:eastAsiaTheme="minorEastAsia"/>
+              <w:rFonts w:ascii="Arial" w:hAnsi="Arial" w:cs="Arial"/>
               <w:sz w:val="24"/>
               <w:szCs w:val="24"/>
             </w:rPr>
           </w:r>
           <w:r>
             <w:rPr>
-              <w:rFonts w:ascii="Arial" w:hAnsi="Arial" w:eastAsia="Arial" w:cs="Arial" w:eastAsiaTheme="minorEastAsia"/>
+              <w:rFonts w:ascii="Arial" w:hAnsi="Arial" w:cs="Arial"/>
               <w:sz w:val="24"/>
               <w:szCs w:val="24"/>
             </w:rPr>
@@ -2139,14 +2152,14 @@
           </w:hyperlink>
           <w:r>
             <w:rPr>
-              <w:rFonts w:ascii="Arial" w:hAnsi="Arial" w:eastAsia="Arial" w:cs="Arial" w:eastAsiaTheme="minorEastAsia"/>
+              <w:rFonts w:ascii="Arial" w:hAnsi="Arial" w:cs="Arial"/>
               <w:sz w:val="24"/>
               <w:szCs w:val="24"/>
             </w:rPr>
           </w:r>
           <w:r>
             <w:rPr>
-              <w:rFonts w:ascii="Arial" w:hAnsi="Arial" w:eastAsia="Arial" w:cs="Arial" w:eastAsiaTheme="minorEastAsia"/>
+              <w:rFonts w:ascii="Arial" w:hAnsi="Arial" w:cs="Arial"/>
               <w:sz w:val="24"/>
               <w:szCs w:val="24"/>
             </w:rPr>
@@ -2257,14 +2270,14 @@
           </w:hyperlink>
           <w:r>
             <w:rPr>
-              <w:rFonts w:ascii="Arial" w:hAnsi="Arial" w:eastAsia="Arial" w:cs="Arial" w:eastAsiaTheme="minorEastAsia"/>
+              <w:rFonts w:ascii="Arial" w:hAnsi="Arial" w:cs="Arial"/>
               <w:sz w:val="24"/>
               <w:szCs w:val="24"/>
             </w:rPr>
           </w:r>
           <w:r>
             <w:rPr>
-              <w:rFonts w:ascii="Arial" w:hAnsi="Arial" w:eastAsia="Arial" w:cs="Arial" w:eastAsiaTheme="minorEastAsia"/>
+              <w:rFonts w:ascii="Arial" w:hAnsi="Arial" w:cs="Arial"/>
               <w:sz w:val="24"/>
               <w:szCs w:val="24"/>
             </w:rPr>
@@ -2375,14 +2388,14 @@
           </w:hyperlink>
           <w:r>
             <w:rPr>
-              <w:rFonts w:ascii="Arial" w:hAnsi="Arial" w:eastAsia="Arial" w:cs="Arial" w:eastAsiaTheme="minorEastAsia"/>
+              <w:rFonts w:ascii="Arial" w:hAnsi="Arial" w:cs="Arial"/>
               <w:sz w:val="24"/>
               <w:szCs w:val="24"/>
             </w:rPr>
           </w:r>
           <w:r>
             <w:rPr>
-              <w:rFonts w:ascii="Arial" w:hAnsi="Arial" w:eastAsia="Arial" w:cs="Arial" w:eastAsiaTheme="minorEastAsia"/>
+              <w:rFonts w:ascii="Arial" w:hAnsi="Arial" w:cs="Arial"/>
               <w:sz w:val="24"/>
               <w:szCs w:val="24"/>
             </w:rPr>
@@ -2493,14 +2506,14 @@
           </w:hyperlink>
           <w:r>
             <w:rPr>
-              <w:rFonts w:ascii="Arial" w:hAnsi="Arial" w:eastAsia="Arial" w:cs="Arial" w:eastAsiaTheme="minorEastAsia"/>
+              <w:rFonts w:ascii="Arial" w:hAnsi="Arial" w:cs="Arial"/>
               <w:sz w:val="24"/>
               <w:szCs w:val="24"/>
             </w:rPr>
           </w:r>
           <w:r>
             <w:rPr>
-              <w:rFonts w:ascii="Arial" w:hAnsi="Arial" w:eastAsia="Arial" w:cs="Arial" w:eastAsiaTheme="minorEastAsia"/>
+              <w:rFonts w:ascii="Arial" w:hAnsi="Arial" w:cs="Arial"/>
               <w:sz w:val="24"/>
               <w:szCs w:val="24"/>
             </w:rPr>
@@ -2529,7 +2542,14 @@
           </w:r>
           <w:r>
             <w:rPr>
-              <w:rFonts w:ascii="Arial" w:hAnsi="Arial" w:eastAsia="Arial" w:cs="Arial"/>
+              <w:rFonts w:ascii="Arial" w:hAnsi="Arial" w:cs="Arial"/>
+              <w:sz w:val="24"/>
+              <w:szCs w:val="24"/>
+            </w:rPr>
+          </w:r>
+          <w:r>
+            <w:rPr>
+              <w:rFonts w:ascii="Arial" w:hAnsi="Arial" w:cs="Arial"/>
               <w:sz w:val="24"/>
               <w:szCs w:val="24"/>
             </w:rPr>
@@ -2559,18 +2579,16 @@
       </w:r>
       <w:r>
         <w:rPr>
-          <w:rFonts w:ascii="Arial" w:hAnsi="Arial" w:eastAsia="Arial" w:cs="Arial"/>
-          <w:sz w:val="24"/>
-          <w:szCs w:val="24"/>
-          <w:lang w:val="pt-BR"/>
-        </w:rPr>
-      </w:r>
-      <w:r>
-        <w:rPr>
-          <w:rFonts w:ascii="Arial" w:hAnsi="Arial" w:eastAsia="Arial" w:cs="Arial"/>
-          <w:sz w:val="24"/>
-          <w:szCs w:val="24"/>
-          <w:lang w:val="pt-BR"/>
+          <w:rFonts w:ascii="Arial" w:hAnsi="Arial" w:cs="Arial"/>
+          <w:sz w:val="24"/>
+          <w:szCs w:val="24"/>
+        </w:rPr>
+      </w:r>
+      <w:r>
+        <w:rPr>
+          <w:rFonts w:ascii="Arial" w:hAnsi="Arial" w:cs="Arial"/>
+          <w:sz w:val="24"/>
+          <w:szCs w:val="24"/>
         </w:rPr>
       </w:r>
     </w:p>
@@ -2617,20 +2635,18 @@
       <w:bookmarkEnd w:id="0"/>
       <w:r>
         <w:rPr>
-          <w:rFonts w:ascii="Arial" w:hAnsi="Arial" w:eastAsia="Arial" w:cs="Arial"/>
+          <w:rFonts w:ascii="Arial" w:hAnsi="Arial" w:cs="Arial"/>
           <w:b/>
           <w:sz w:val="24"/>
           <w:szCs w:val="24"/>
-          <w:lang w:val="pt-BR"/>
-        </w:rPr>
-      </w:r>
-      <w:r>
-        <w:rPr>
-          <w:rFonts w:ascii="Arial" w:hAnsi="Arial" w:eastAsia="Arial" w:cs="Arial"/>
+        </w:rPr>
+      </w:r>
+      <w:r>
+        <w:rPr>
+          <w:rFonts w:ascii="Arial" w:hAnsi="Arial" w:cs="Arial"/>
           <w:b/>
           <w:sz w:val="24"/>
           <w:szCs w:val="24"/>
-          <w:lang w:val="pt-BR"/>
         </w:rPr>
       </w:r>
     </w:p>
@@ -2660,18 +2676,16 @@
       </w:r>
       <w:r>
         <w:rPr>
-          <w:rFonts w:ascii="Arial" w:hAnsi="Arial" w:eastAsia="Arial" w:cs="Arial"/>
-          <w:sz w:val="24"/>
-          <w:szCs w:val="24"/>
-          <w:lang w:val="pt-BR"/>
-        </w:rPr>
-      </w:r>
-      <w:r>
-        <w:rPr>
-          <w:rFonts w:ascii="Arial" w:hAnsi="Arial" w:eastAsia="Arial" w:cs="Arial"/>
-          <w:sz w:val="24"/>
-          <w:szCs w:val="24"/>
-          <w:lang w:val="pt-BR"/>
+          <w:rFonts w:ascii="Arial" w:hAnsi="Arial" w:cs="Arial"/>
+          <w:sz w:val="24"/>
+          <w:szCs w:val="24"/>
+        </w:rPr>
+      </w:r>
+      <w:r>
+        <w:rPr>
+          <w:rFonts w:ascii="Arial" w:hAnsi="Arial" w:cs="Arial"/>
+          <w:sz w:val="24"/>
+          <w:szCs w:val="24"/>
         </w:rPr>
       </w:r>
     </w:p>
@@ -2720,18 +2734,16 @@
       </w:r>
       <w:r>
         <w:rPr>
-          <w:rFonts w:ascii="Arial" w:hAnsi="Arial" w:eastAsia="Arial" w:cs="Arial"/>
-          <w:sz w:val="24"/>
-          <w:szCs w:val="24"/>
-          <w:lang w:val="pt-BR"/>
-        </w:rPr>
-      </w:r>
-      <w:r>
-        <w:rPr>
-          <w:rFonts w:ascii="Arial" w:hAnsi="Arial" w:eastAsia="Arial" w:cs="Arial"/>
-          <w:sz w:val="24"/>
-          <w:szCs w:val="24"/>
-          <w:lang w:val="pt-BR"/>
+          <w:rFonts w:ascii="Arial" w:hAnsi="Arial" w:cs="Arial"/>
+          <w:sz w:val="24"/>
+          <w:szCs w:val="24"/>
+        </w:rPr>
+      </w:r>
+      <w:r>
+        <w:rPr>
+          <w:rFonts w:ascii="Arial" w:hAnsi="Arial" w:cs="Arial"/>
+          <w:sz w:val="24"/>
+          <w:szCs w:val="24"/>
         </w:rPr>
       </w:r>
     </w:p>
@@ -2761,18 +2773,16 @@
       </w:r>
       <w:r>
         <w:rPr>
-          <w:rFonts w:ascii="Arial" w:hAnsi="Arial" w:eastAsia="Arial" w:cs="Arial"/>
-          <w:sz w:val="24"/>
-          <w:szCs w:val="24"/>
-          <w:lang w:val="pt-BR"/>
-        </w:rPr>
-      </w:r>
-      <w:r>
-        <w:rPr>
-          <w:rFonts w:ascii="Arial" w:hAnsi="Arial" w:eastAsia="Arial" w:cs="Arial"/>
-          <w:sz w:val="24"/>
-          <w:szCs w:val="24"/>
-          <w:lang w:val="pt-BR"/>
+          <w:rFonts w:ascii="Arial" w:hAnsi="Arial" w:cs="Arial"/>
+          <w:sz w:val="24"/>
+          <w:szCs w:val="24"/>
+        </w:rPr>
+      </w:r>
+      <w:r>
+        <w:rPr>
+          <w:rFonts w:ascii="Arial" w:hAnsi="Arial" w:cs="Arial"/>
+          <w:sz w:val="24"/>
+          <w:szCs w:val="24"/>
         </w:rPr>
       </w:r>
     </w:p>
@@ -2857,18 +2867,16 @@
       </w:r>
       <w:r>
         <w:rPr>
-          <w:rFonts w:ascii="Arial" w:hAnsi="Arial" w:eastAsia="Arial" w:cs="Arial"/>
-          <w:sz w:val="24"/>
-          <w:szCs w:val="24"/>
-          <w:lang w:val="pt-BR"/>
-        </w:rPr>
-      </w:r>
-      <w:r>
-        <w:rPr>
-          <w:rFonts w:ascii="Arial" w:hAnsi="Arial" w:eastAsia="Arial" w:cs="Arial"/>
-          <w:sz w:val="24"/>
-          <w:szCs w:val="24"/>
-          <w:lang w:val="pt-BR"/>
+          <w:rFonts w:ascii="Arial" w:hAnsi="Arial" w:cs="Arial"/>
+          <w:sz w:val="24"/>
+          <w:szCs w:val="24"/>
+        </w:rPr>
+      </w:r>
+      <w:r>
+        <w:rPr>
+          <w:rFonts w:ascii="Arial" w:hAnsi="Arial" w:cs="Arial"/>
+          <w:sz w:val="24"/>
+          <w:szCs w:val="24"/>
         </w:rPr>
       </w:r>
     </w:p>
@@ -2898,18 +2906,16 @@
       </w:r>
       <w:r>
         <w:rPr>
-          <w:rFonts w:ascii="Arial" w:hAnsi="Arial" w:eastAsia="Arial" w:cs="Arial"/>
-          <w:sz w:val="24"/>
-          <w:szCs w:val="24"/>
-          <w:lang w:val="pt-BR"/>
-        </w:rPr>
-      </w:r>
-      <w:r>
-        <w:rPr>
-          <w:rFonts w:ascii="Arial" w:hAnsi="Arial" w:eastAsia="Arial" w:cs="Arial"/>
-          <w:sz w:val="24"/>
-          <w:szCs w:val="24"/>
-          <w:lang w:val="pt-BR"/>
+          <w:rFonts w:ascii="Arial" w:hAnsi="Arial" w:cs="Arial"/>
+          <w:sz w:val="24"/>
+          <w:szCs w:val="24"/>
+        </w:rPr>
+      </w:r>
+      <w:r>
+        <w:rPr>
+          <w:rFonts w:ascii="Arial" w:hAnsi="Arial" w:cs="Arial"/>
+          <w:sz w:val="24"/>
+          <w:szCs w:val="24"/>
         </w:rPr>
       </w:r>
     </w:p>
@@ -2995,20 +3001,18 @@
       </w:r>
       <w:r>
         <w:rPr>
-          <w:rFonts w:ascii="Arial" w:hAnsi="Arial" w:eastAsia="Arial" w:cs="Arial"/>
+          <w:rFonts w:ascii="Arial" w:hAnsi="Arial" w:cs="Arial"/>
           <w:sz w:val="24"/>
           <w:szCs w:val="24"/>
           <w:highlight w:val="none"/>
-          <w:lang w:val="pt-BR"/>
-        </w:rPr>
-      </w:r>
-      <w:r>
-        <w:rPr>
-          <w:rFonts w:ascii="Arial" w:hAnsi="Arial" w:eastAsia="Arial" w:cs="Arial"/>
+        </w:rPr>
+      </w:r>
+      <w:r>
+        <w:rPr>
+          <w:rFonts w:ascii="Arial" w:hAnsi="Arial" w:cs="Arial"/>
           <w:sz w:val="24"/>
           <w:szCs w:val="24"/>
           <w:highlight w:val="none"/>
-          <w:lang w:val="pt-BR"/>
         </w:rPr>
       </w:r>
     </w:p>
@@ -3051,20 +3055,18 @@
       </w:r>
       <w:r>
         <w:rPr>
-          <w:rFonts w:ascii="Arial" w:hAnsi="Arial" w:eastAsia="Arial" w:cs="Arial"/>
+          <w:rFonts w:ascii="Arial" w:hAnsi="Arial" w:cs="Arial"/>
           <w:sz w:val="24"/>
           <w:szCs w:val="24"/>
           <w:highlight w:val="none"/>
-          <w:lang w:val="pt-BR"/>
-        </w:rPr>
-      </w:r>
-      <w:r>
-        <w:rPr>
-          <w:rFonts w:ascii="Arial" w:hAnsi="Arial" w:eastAsia="Arial" w:cs="Arial"/>
+        </w:rPr>
+      </w:r>
+      <w:r>
+        <w:rPr>
+          <w:rFonts w:ascii="Arial" w:hAnsi="Arial" w:cs="Arial"/>
           <w:sz w:val="24"/>
           <w:szCs w:val="24"/>
           <w:highlight w:val="none"/>
-          <w:lang w:val="pt-BR"/>
         </w:rPr>
       </w:r>
     </w:p>
@@ -3117,20 +3119,18 @@
       </w:r>
       <w:r>
         <w:rPr>
-          <w:rFonts w:ascii="Arial" w:hAnsi="Arial" w:eastAsia="Arial" w:cs="Arial"/>
+          <w:rFonts w:ascii="Arial" w:hAnsi="Arial" w:cs="Arial"/>
           <w:sz w:val="24"/>
           <w:szCs w:val="24"/>
           <w:highlight w:val="none"/>
-          <w:lang w:val="pt-BR"/>
-        </w:rPr>
-      </w:r>
-      <w:r>
-        <w:rPr>
-          <w:rFonts w:ascii="Arial" w:hAnsi="Arial" w:eastAsia="Arial" w:cs="Arial"/>
+        </w:rPr>
+      </w:r>
+      <w:r>
+        <w:rPr>
+          <w:rFonts w:ascii="Arial" w:hAnsi="Arial" w:cs="Arial"/>
           <w:sz w:val="24"/>
           <w:szCs w:val="24"/>
           <w:highlight w:val="none"/>
-          <w:lang w:val="pt-BR"/>
         </w:rPr>
       </w:r>
     </w:p>
@@ -3163,20 +3163,18 @@
       </w:r>
       <w:r>
         <w:rPr>
-          <w:rFonts w:ascii="Arial" w:hAnsi="Arial" w:eastAsia="Arial" w:cs="Arial"/>
+          <w:rFonts w:ascii="Arial" w:hAnsi="Arial" w:cs="Arial"/>
           <w:sz w:val="24"/>
           <w:szCs w:val="24"/>
           <w:highlight w:val="none"/>
-          <w:lang w:val="pt-BR"/>
-        </w:rPr>
-      </w:r>
-      <w:r>
-        <w:rPr>
-          <w:rFonts w:ascii="Arial" w:hAnsi="Arial" w:eastAsia="Arial" w:cs="Arial"/>
+        </w:rPr>
+      </w:r>
+      <w:r>
+        <w:rPr>
+          <w:rFonts w:ascii="Arial" w:hAnsi="Arial" w:cs="Arial"/>
           <w:sz w:val="24"/>
           <w:szCs w:val="24"/>
           <w:highlight w:val="none"/>
-          <w:lang w:val="pt-BR"/>
         </w:rPr>
       </w:r>
     </w:p>
@@ -3207,18 +3205,16 @@
       </w:r>
       <w:r>
         <w:rPr>
-          <w:rFonts w:ascii="Arial" w:hAnsi="Arial" w:eastAsia="Arial" w:cs="Arial"/>
-          <w:sz w:val="24"/>
-          <w:szCs w:val="24"/>
-          <w:lang w:val="pt-BR"/>
-        </w:rPr>
-      </w:r>
-      <w:r>
-        <w:rPr>
-          <w:rFonts w:ascii="Arial" w:hAnsi="Arial" w:eastAsia="Arial" w:cs="Arial"/>
-          <w:sz w:val="24"/>
-          <w:szCs w:val="24"/>
-          <w:lang w:val="pt-BR"/>
+          <w:rFonts w:ascii="Arial" w:hAnsi="Arial" w:cs="Arial"/>
+          <w:sz w:val="24"/>
+          <w:szCs w:val="24"/>
+        </w:rPr>
+      </w:r>
+      <w:r>
+        <w:rPr>
+          <w:rFonts w:ascii="Arial" w:hAnsi="Arial" w:cs="Arial"/>
+          <w:sz w:val="24"/>
+          <w:szCs w:val="24"/>
         </w:rPr>
       </w:r>
     </w:p>
@@ -3247,20 +3243,18 @@
       </w:r>
       <w:r>
         <w:rPr>
-          <w:rFonts w:ascii="Arial" w:hAnsi="Arial" w:eastAsia="Arial" w:cs="Arial"/>
+          <w:rFonts w:ascii="Arial" w:hAnsi="Arial" w:cs="Arial"/>
           <w:b/>
           <w:sz w:val="24"/>
           <w:szCs w:val="24"/>
-          <w:lang w:val="pt-BR"/>
-        </w:rPr>
-      </w:r>
-      <w:r>
-        <w:rPr>
-          <w:rFonts w:ascii="Arial" w:hAnsi="Arial" w:eastAsia="Arial" w:cs="Arial"/>
+        </w:rPr>
+      </w:r>
+      <w:r>
+        <w:rPr>
+          <w:rFonts w:ascii="Arial" w:hAnsi="Arial" w:cs="Arial"/>
           <w:b/>
           <w:sz w:val="24"/>
           <w:szCs w:val="24"/>
-          <w:lang w:val="pt-BR"/>
         </w:rPr>
       </w:r>
     </w:p>
@@ -3307,20 +3301,18 @@
       <w:bookmarkEnd w:id="2"/>
       <w:r>
         <w:rPr>
-          <w:rFonts w:ascii="Arial" w:hAnsi="Arial" w:eastAsia="Arial" w:cs="Arial"/>
+          <w:rFonts w:ascii="Arial" w:hAnsi="Arial" w:cs="Arial"/>
           <w:b/>
           <w:sz w:val="24"/>
           <w:szCs w:val="24"/>
-          <w:lang w:val="pt-BR"/>
-        </w:rPr>
-      </w:r>
-      <w:r>
-        <w:rPr>
-          <w:rFonts w:ascii="Arial" w:hAnsi="Arial" w:eastAsia="Arial" w:cs="Arial"/>
+        </w:rPr>
+      </w:r>
+      <w:r>
+        <w:rPr>
+          <w:rFonts w:ascii="Arial" w:hAnsi="Arial" w:cs="Arial"/>
           <w:b/>
           <w:sz w:val="24"/>
           <w:szCs w:val="24"/>
-          <w:lang w:val="pt-BR"/>
         </w:rPr>
       </w:r>
     </w:p>
@@ -3350,18 +3342,16 @@
       </w:r>
       <w:r>
         <w:rPr>
-          <w:rFonts w:ascii="Arial" w:hAnsi="Arial" w:eastAsia="Arial" w:cs="Arial"/>
-          <w:sz w:val="24"/>
-          <w:szCs w:val="24"/>
-          <w:lang w:val="pt-BR"/>
-        </w:rPr>
-      </w:r>
-      <w:r>
-        <w:rPr>
-          <w:rFonts w:ascii="Arial" w:hAnsi="Arial" w:eastAsia="Arial" w:cs="Arial"/>
-          <w:sz w:val="24"/>
-          <w:szCs w:val="24"/>
-          <w:lang w:val="pt-BR"/>
+          <w:rFonts w:ascii="Arial" w:hAnsi="Arial" w:cs="Arial"/>
+          <w:sz w:val="24"/>
+          <w:szCs w:val="24"/>
+        </w:rPr>
+      </w:r>
+      <w:r>
+        <w:rPr>
+          <w:rFonts w:ascii="Arial" w:hAnsi="Arial" w:cs="Arial"/>
+          <w:sz w:val="24"/>
+          <w:szCs w:val="24"/>
         </w:rPr>
       </w:r>
     </w:p>
@@ -3392,18 +3382,16 @@
       </w:r>
       <w:r>
         <w:rPr>
-          <w:rFonts w:ascii="Arial" w:hAnsi="Arial" w:eastAsia="Arial" w:cs="Arial"/>
-          <w:sz w:val="24"/>
-          <w:szCs w:val="24"/>
-          <w:lang w:val="pt-BR"/>
-        </w:rPr>
-      </w:r>
-      <w:r>
-        <w:rPr>
-          <w:rFonts w:ascii="Arial" w:hAnsi="Arial" w:eastAsia="Arial" w:cs="Arial"/>
-          <w:sz w:val="24"/>
-          <w:szCs w:val="24"/>
-          <w:lang w:val="pt-BR"/>
+          <w:rFonts w:ascii="Arial" w:hAnsi="Arial" w:cs="Arial"/>
+          <w:sz w:val="24"/>
+          <w:szCs w:val="24"/>
+        </w:rPr>
+      </w:r>
+      <w:r>
+        <w:rPr>
+          <w:rFonts w:ascii="Arial" w:hAnsi="Arial" w:cs="Arial"/>
+          <w:sz w:val="24"/>
+          <w:szCs w:val="24"/>
         </w:rPr>
       </w:r>
     </w:p>
@@ -3459,24 +3447,22 @@
           <w:szCs w:val="24"/>
           <w:lang w:val="pt-BR"/>
         </w:rPr>
-        <w:t xml:space="preserve">gens espalhados pelo mapa, a resolução de puzzles e o combate em estilo bullet hell. A interação se daria por meio de pequenos diálogos, missões secundárias opcionais, minigames ou batalhas, enquanto o combate seria baseado em jogos de RPG de turno</w:t>
-      </w:r>
-      <w:r>
-        <w:rPr>
-          <w:rFonts w:ascii="Arial" w:hAnsi="Arial" w:eastAsia="Arial" w:cs="Arial"/>
+        <w:t xml:space="preserve">gens espalhados pelo mapa, a resolução de puzzles e o combate de inimigos que aparecem aleatoriamente ou em momentos específicos</w:t>
+      </w:r>
+      <w:r>
+        <w:rPr>
+          <w:rFonts w:ascii="Arial" w:hAnsi="Arial" w:cs="Arial"/>
           <w:sz w:val="24"/>
           <w:szCs w:val="24"/>
           <w:highlight w:val="none"/>
-          <w:lang w:val="pt-BR"/>
-        </w:rPr>
-      </w:r>
-      <w:r>
-        <w:rPr>
-          <w:rFonts w:ascii="Arial" w:hAnsi="Arial" w:eastAsia="Arial" w:cs="Arial"/>
+        </w:rPr>
+      </w:r>
+      <w:r>
+        <w:rPr>
+          <w:rFonts w:ascii="Arial" w:hAnsi="Arial" w:cs="Arial"/>
           <w:sz w:val="24"/>
           <w:szCs w:val="24"/>
           <w:highlight w:val="none"/>
-          <w:lang w:val="pt-BR"/>
         </w:rPr>
       </w:r>
     </w:p>
@@ -3492,12 +3478,23 @@
         <w:ind w:firstLine="360" w:left="0"/>
         <w:jc w:val="both"/>
         <w:rPr>
-          <w:rFonts w:ascii="Arial" w:hAnsi="Arial" w:cs="Arial"/>
+          <w:rFonts w:ascii="Arial" w:hAnsi="Arial" w:eastAsia="Arial" w:cs="Arial"/>
           <w:sz w:val="24"/>
           <w:szCs w:val="24"/>
           <w:highlight w:val="none"/>
-        </w:rPr>
-      </w:pPr>
+          <w:lang w:val="pt-BR"/>
+        </w:rPr>
+      </w:pPr>
+      <w:r>
+        <w:rPr>
+          <w:rFonts w:ascii="Arial" w:hAnsi="Arial" w:eastAsia="Arial" w:cs="Arial"/>
+          <w:sz w:val="24"/>
+          <w:szCs w:val="24"/>
+          <w:highlight w:val="none"/>
+          <w:lang w:val="pt-BR"/>
+        </w:rPr>
+        <w:t xml:space="preserve">A interação se dá por meio do encontro do jogador com personagens espalhados pelo mapa, que podem ser interagidos com o botão de interação (Z). Tais personagens podem apresentar pequenos diálogos, missões secundárias, minigames ou batalhas de treino. </w:t>
+      </w:r>
       <w:r>
         <w:rPr>
           <w:rFonts w:ascii="Arial" w:hAnsi="Arial" w:eastAsia="Arial" w:cs="Arial"/>
@@ -3543,7 +3540,7 @@
           <w:highlight w:val="none"/>
           <w:lang w:val="pt-BR"/>
         </w:rPr>
-        <w:t xml:space="preserve">[escrever sobre as interações]</w:t>
+        <w:t xml:space="preserve">Em certas interações com os personagens, alguns apresentarão a possibilidade de conversa, aos quais o jogador poderá escolher uma resposta pré-definida para um diálogo.</w:t>
       </w:r>
       <w:r>
         <w:rPr>
@@ -3552,6 +3549,23 @@
           <w:szCs w:val="24"/>
           <w:highlight w:val="none"/>
           <w:lang w:val="pt-BR"/>
+        </w:rPr>
+        <w:t xml:space="preserve"> A depender da escolha do jogador, o personagem apresentará uma resposta diferente, com a possibilidade de, em casos específicos, presentear o jogador com algo, como dinheiro ou itens. A resposta dada também tem a capacidade de influenciar no final do jogo</w:t>
+      </w:r>
+      <w:r>
+        <w:rPr>
+          <w:rFonts w:ascii="Arial" w:hAnsi="Arial" w:cs="Arial"/>
+          <w:sz w:val="24"/>
+          <w:szCs w:val="24"/>
+          <w:highlight w:val="none"/>
+        </w:rPr>
+      </w:r>
+      <w:r>
+        <w:rPr>
+          <w:rFonts w:ascii="Arial" w:hAnsi="Arial" w:cs="Arial"/>
+          <w:sz w:val="24"/>
+          <w:szCs w:val="24"/>
+          <w:highlight w:val="none"/>
         </w:rPr>
       </w:r>
     </w:p>
@@ -3575,20 +3589,38 @@
       </w:pPr>
       <w:r>
         <w:rPr>
-          <w:rFonts w:ascii="Arial" w:hAnsi="Arial" w:eastAsia="Arial" w:cs="Arial"/>
+          <w:rFonts w:ascii="Arial" w:hAnsi="Arial" w:cs="Arial"/>
           <w:sz w:val="24"/>
           <w:szCs w:val="24"/>
           <w:highlight w:val="none"/>
           <w:lang w:val="pt-BR"/>
         </w:rPr>
-      </w:r>
-      <w:r>
-        <w:rPr>
-          <w:rFonts w:ascii="Arial" w:hAnsi="Arial" w:eastAsia="Arial" w:cs="Arial"/>
+        <w:t xml:space="preserve">Em determinados momentos do jogo, o jogador será barrado por um puzzle em que ele deverá resolver para poder avançar em seu cami</w:t>
+      </w:r>
+      <w:r>
+        <w:rPr>
+          <w:rFonts w:ascii="Arial" w:hAnsi="Arial" w:cs="Arial"/>
           <w:sz w:val="24"/>
           <w:szCs w:val="24"/>
           <w:highlight w:val="none"/>
           <w:lang w:val="pt-BR"/>
+        </w:rPr>
+        <w:t xml:space="preserve">nho. Esses quebras cabeças podem incluir, mas não se limitando a, quick-time events, arrastar objetos à determinada localização, procurar por um item específico, etc. Ademais, alguns puzzles permitirão ao jogador assumir controle de Gray para sua resolução</w:t>
+      </w:r>
+      <w:r>
+        <w:rPr>
+          <w:rFonts w:ascii="Arial" w:hAnsi="Arial" w:cs="Arial"/>
+          <w:sz w:val="24"/>
+          <w:szCs w:val="24"/>
+          <w:highlight w:val="none"/>
+        </w:rPr>
+      </w:r>
+      <w:r>
+        <w:rPr>
+          <w:rFonts w:ascii="Arial" w:hAnsi="Arial" w:cs="Arial"/>
+          <w:sz w:val="24"/>
+          <w:szCs w:val="24"/>
+          <w:highlight w:val="none"/>
         </w:rPr>
       </w:r>
     </w:p>
@@ -3618,7 +3650,7 @@
           <w:highlight w:val="none"/>
           <w:lang w:val="pt-BR"/>
         </w:rPr>
-        <w:t xml:space="preserve">[escrever sobre os puzzles]</w:t>
+        <w:t xml:space="preserve">O combate seria inspirado em um RPG de turno, em que, ao começo de um, o jogador será apresentado </w:t>
       </w:r>
       <w:r>
         <w:rPr>
@@ -3627,6 +3659,33 @@
           <w:szCs w:val="24"/>
           <w:highlight w:val="none"/>
           <w:lang w:val="pt-BR"/>
+        </w:rPr>
+        <w:t xml:space="preserve">com a seleção de personagem para seu turno, podendo escolher qual ação será tomada primeiro: a de Matthew ou de Gray. Ambos os personagens dispõem de ações bases e ações específicas. As ações base seriam ações que ambos os personagens podem realizar, como </w:t>
+      </w:r>
+      <w:r>
+        <w:rPr>
+          <w:rFonts w:ascii="Arial" w:hAnsi="Arial" w:eastAsia="Arial" w:cs="Arial"/>
+          <w:sz w:val="24"/>
+          <w:szCs w:val="24"/>
+          <w:highlight w:val="none"/>
+          <w:lang w:val="pt-BR"/>
+        </w:rPr>
+        <w:t xml:space="preserve">utilizar um item, defender, atacar, e, em sua essência, realizar uma ação</w:t>
+      </w:r>
+      <w:r>
+        <w:rPr>
+          <w:rFonts w:ascii="Arial" w:hAnsi="Arial" w:cs="Arial"/>
+          <w:sz w:val="24"/>
+          <w:szCs w:val="24"/>
+          <w:highlight w:val="none"/>
+        </w:rPr>
+      </w:r>
+      <w:r>
+        <w:rPr>
+          <w:rFonts w:ascii="Arial" w:hAnsi="Arial" w:cs="Arial"/>
+          <w:sz w:val="24"/>
+          <w:szCs w:val="24"/>
+          <w:highlight w:val="none"/>
         </w:rPr>
       </w:r>
     </w:p>
@@ -3656,6 +3715,7 @@
           <w:highlight w:val="none"/>
           <w:lang w:val="pt-BR"/>
         </w:rPr>
+        <w:t xml:space="preserve">As ações específicas são ações especiais para cada personagem. Matthew, por conta de seu físico e sua personalidade, consegue apenas realizar ações físicas no começo do jogo, pode</w:t>
       </w:r>
       <w:r>
         <w:rPr>
@@ -3664,6 +3724,23 @@
           <w:szCs w:val="24"/>
           <w:highlight w:val="none"/>
           <w:lang w:val="pt-BR"/>
+        </w:rPr>
+        <w:t xml:space="preserve">ndo, a depender das escolhas do jogador, aprender a agir de forma mais persuasiva, sentimental; Ademais, por conta de sua personalidade, por ser mais responsável e saber seus limites, ele também é apresentado com a escolha de fugir do combate, encerrando-o</w:t>
+      </w:r>
+      <w:r>
+        <w:rPr>
+          <w:rFonts w:ascii="Arial" w:hAnsi="Arial" w:cs="Arial"/>
+          <w:sz w:val="24"/>
+          <w:szCs w:val="24"/>
+          <w:highlight w:val="none"/>
+        </w:rPr>
+      </w:r>
+      <w:r>
+        <w:rPr>
+          <w:rFonts w:ascii="Arial" w:hAnsi="Arial" w:cs="Arial"/>
+          <w:sz w:val="24"/>
+          <w:szCs w:val="24"/>
+          <w:highlight w:val="none"/>
         </w:rPr>
       </w:r>
     </w:p>
@@ -3693,7 +3770,7 @@
           <w:highlight w:val="none"/>
           <w:lang w:val="pt-BR"/>
         </w:rPr>
-        <w:t xml:space="preserve">Ao começo do combate, o jogador será apresentado </w:t>
+        <w:t xml:space="preserve">Gray, por sua inocência e coragem, detém a capacidade de realizar ações mais sociais, sendo mais amigável com seus oponentes, e</w:t>
       </w:r>
       <w:r>
         <w:rPr>
@@ -3703,7 +3780,7 @@
           <w:highlight w:val="none"/>
           <w:lang w:val="pt-BR"/>
         </w:rPr>
-        <w:t xml:space="preserve">com a seleção de personagem para seu turno, podendo escolher qual ação será tomada primeiro: a de Matthew ou de Gray. Ambos os personagens dispõem de ações bases e ações específicas. As ações base seriam ações que ambos os personagens podem realizar, como </w:t>
+        <w:t xml:space="preserve">, ap</w:t>
       </w:r>
       <w:r>
         <w:rPr>
@@ -3713,24 +3790,22 @@
           <w:highlight w:val="none"/>
           <w:lang w:val="pt-BR"/>
         </w:rPr>
-        <w:t xml:space="preserve">utilizar um item, defender, atacar, e, em sua essência, realizar uma ação</w:t>
-      </w:r>
-      <w:r>
-        <w:rPr>
-          <w:rFonts w:ascii="Arial" w:hAnsi="Arial" w:eastAsia="Arial" w:cs="Arial"/>
+        <w:t xml:space="preserve">ós fazê-los baixar a guarda, convencê-los a desistir do combate. Além disso, por conta da presença de magia no outro mundo, ele também é capaz de usar feitiços, porém é mais especializado em feitiços de suporte, como cura, do que feitiços ofensivos</w:t>
+      </w:r>
+      <w:r>
+        <w:rPr>
+          <w:rFonts w:ascii="Arial" w:hAnsi="Arial" w:cs="Arial"/>
           <w:sz w:val="24"/>
           <w:szCs w:val="24"/>
           <w:highlight w:val="none"/>
-          <w:lang w:val="pt-BR"/>
-        </w:rPr>
-      </w:r>
-      <w:r>
-        <w:rPr>
-          <w:rFonts w:ascii="Arial" w:hAnsi="Arial" w:eastAsia="Arial" w:cs="Arial"/>
+        </w:rPr>
+      </w:r>
+      <w:r>
+        <w:rPr>
+          <w:rFonts w:ascii="Arial" w:hAnsi="Arial" w:cs="Arial"/>
           <w:sz w:val="24"/>
           <w:szCs w:val="24"/>
           <w:highlight w:val="none"/>
-          <w:lang w:val="pt-BR"/>
         </w:rPr>
       </w:r>
     </w:p>
@@ -3760,7 +3835,7 @@
           <w:highlight w:val="none"/>
           <w:lang w:val="pt-BR"/>
         </w:rPr>
-        <w:t xml:space="preserve">As ações específicas são ações especiais para cada personagem. Matthew, por conta de seu físico e sua personalidade, consegue apenas realizar ações físicas no começo do jogo, pode</w:t>
+        <w:t xml:space="preserve">Caso o jogador tenha</w:t>
       </w:r>
       <w:r>
         <w:rPr>
@@ -3770,24 +3845,22 @@
           <w:highlight w:val="none"/>
           <w:lang w:val="pt-BR"/>
         </w:rPr>
-        <w:t xml:space="preserve">ndo, a depender das escolhas do jogador, aprender a agir de forma mais persuasiva, sentimental; Ademais, por conta de sua personalidade, por ser mais responsável e saber seus limites, ele também é apresentado com a escolha de fugir do combate, encerrando-o</w:t>
-      </w:r>
-      <w:r>
-        <w:rPr>
-          <w:rFonts w:ascii="Arial" w:hAnsi="Arial" w:eastAsia="Arial" w:cs="Arial"/>
+        <w:t xml:space="preserve"> escolhido para que algum dos dois personagens ataque, aparecerá um quick-time event, em que ele deverá apertar o botão de interagir/confirmar quando a barra estiver mais próxima do centro. Quanto mais ao centro o jogador atacar, mais dano o ataque causará</w:t>
+      </w:r>
+      <w:r>
+        <w:rPr>
+          <w:rFonts w:ascii="Arial" w:hAnsi="Arial" w:cs="Arial"/>
           <w:sz w:val="24"/>
           <w:szCs w:val="24"/>
           <w:highlight w:val="none"/>
-          <w:lang w:val="pt-BR"/>
-        </w:rPr>
-      </w:r>
-      <w:r>
-        <w:rPr>
-          <w:rFonts w:ascii="Arial" w:hAnsi="Arial" w:eastAsia="Arial" w:cs="Arial"/>
+        </w:rPr>
+      </w:r>
+      <w:r>
+        <w:rPr>
+          <w:rFonts w:ascii="Arial" w:hAnsi="Arial" w:cs="Arial"/>
           <w:sz w:val="24"/>
           <w:szCs w:val="24"/>
           <w:highlight w:val="none"/>
-          <w:lang w:val="pt-BR"/>
         </w:rPr>
       </w:r>
     </w:p>
@@ -3817,7 +3890,7 @@
           <w:highlight w:val="none"/>
           <w:lang w:val="pt-BR"/>
         </w:rPr>
-        <w:t xml:space="preserve">Gray, por sua inocência e coragem, detém a capacidade de realizar ações mais sociais, sendo mais amigável com seus oponentes, e</w:t>
+        <w:t xml:space="preserve">Após o turno do jog</w:t>
       </w:r>
       <w:r>
         <w:rPr>
@@ -3827,34 +3900,32 @@
           <w:highlight w:val="none"/>
           <w:lang w:val="pt-BR"/>
         </w:rPr>
-        <w:t xml:space="preserve">, ap</w:t>
-      </w:r>
-      <w:r>
-        <w:rPr>
-          <w:rFonts w:ascii="Arial" w:hAnsi="Arial" w:eastAsia="Arial" w:cs="Arial"/>
+        <w:t xml:space="preserve">ador, será o turno dos oponentes, que será inciado um minigame, tendo como foco principal o estilo bullet hell, onde ele terá que desviar dos ataques que será lançados em sua direção, porém podendo variar entre outras formas de minigame. Cada inimigo terá </w:t>
+      </w:r>
+      <w:r>
+        <w:rPr>
+          <w:rFonts w:ascii="Arial" w:hAnsi="Arial" w:cs="Arial"/>
           <w:sz w:val="24"/>
           <w:szCs w:val="24"/>
           <w:highlight w:val="none"/>
           <w:lang w:val="pt-BR"/>
         </w:rPr>
-        <w:t xml:space="preserve">ós fazê-los baixar a guarda, convencê-los a desistir do combate. Além disso, por conta da presença de magia no outro mundo, ele também é capaz de usar feitiços, porém é mais especializado em feitiços de suporte, como cura, do que feitiços ofensivos</w:t>
-      </w:r>
-      <w:r>
-        <w:rPr>
-          <w:rFonts w:ascii="Arial" w:hAnsi="Arial" w:eastAsia="Arial" w:cs="Arial"/>
+        <w:t xml:space="preserve">um padrão diferente de ataques, podendo requerer ao jogador desviar de ataques, apertar uma sequência de botões, realizar uma ação específica, etc</w:t>
+      </w:r>
+      <w:r>
+        <w:rPr>
+          <w:rFonts w:ascii="Arial" w:hAnsi="Arial" w:cs="Arial"/>
           <w:sz w:val="24"/>
           <w:szCs w:val="24"/>
           <w:highlight w:val="none"/>
-          <w:lang w:val="pt-BR"/>
-        </w:rPr>
-      </w:r>
-      <w:r>
-        <w:rPr>
-          <w:rFonts w:ascii="Arial" w:hAnsi="Arial" w:eastAsia="Arial" w:cs="Arial"/>
+        </w:rPr>
+      </w:r>
+      <w:r>
+        <w:rPr>
+          <w:rFonts w:ascii="Arial" w:hAnsi="Arial" w:cs="Arial"/>
           <w:sz w:val="24"/>
           <w:szCs w:val="24"/>
           <w:highlight w:val="none"/>
-          <w:lang w:val="pt-BR"/>
         </w:rPr>
       </w:r>
     </w:p>
@@ -3884,7 +3955,7 @@
           <w:highlight w:val="none"/>
           <w:lang w:val="pt-BR"/>
         </w:rPr>
-        <w:t xml:space="preserve">Caso o jogador tenha</w:t>
+        <w:t xml:space="preserve">O combate termina em 3 condições: caso o jogador derrote </w:t>
       </w:r>
       <w:r>
         <w:rPr>
@@ -3894,24 +3965,22 @@
           <w:highlight w:val="none"/>
           <w:lang w:val="pt-BR"/>
         </w:rPr>
-        <w:t xml:space="preserve"> escolhido para que algum dos dois personagens ataque, aparecerá um quick-time event, em que ele deverá apertar o botão de interagir/confirmar quando a barra estiver mais próxima do centro. Quanto mais ao centro o jogador atacar, mais dano o ataque causará</w:t>
-      </w:r>
-      <w:r>
-        <w:rPr>
-          <w:rFonts w:ascii="Arial" w:hAnsi="Arial" w:eastAsia="Arial" w:cs="Arial"/>
+        <w:t xml:space="preserve">o oponente, seja convencendo-o a desistir da batalha ou matando-o; caso o jogador fuja da batalha; e caso o HP de ambos os personagens controlados pelo jogador atinja 0. O primeiro caso resulta em vitória, enquanto os dois casos seguintes contam como perda</w:t>
+      </w:r>
+      <w:r>
+        <w:rPr>
+          <w:rFonts w:ascii="Arial" w:hAnsi="Arial" w:cs="Arial"/>
           <w:sz w:val="24"/>
           <w:szCs w:val="24"/>
           <w:highlight w:val="none"/>
-          <w:lang w:val="pt-BR"/>
-        </w:rPr>
-      </w:r>
-      <w:r>
-        <w:rPr>
-          <w:rFonts w:ascii="Arial" w:hAnsi="Arial" w:eastAsia="Arial" w:cs="Arial"/>
+        </w:rPr>
+      </w:r>
+      <w:r>
+        <w:rPr>
+          <w:rFonts w:ascii="Arial" w:hAnsi="Arial" w:cs="Arial"/>
           <w:sz w:val="24"/>
           <w:szCs w:val="24"/>
           <w:highlight w:val="none"/>
-          <w:lang w:val="pt-BR"/>
         </w:rPr>
       </w:r>
     </w:p>
@@ -3941,25 +4010,22 @@
           <w:highlight w:val="none"/>
           <w:lang w:val="pt-BR"/>
         </w:rPr>
-        <w:t xml:space="preserve">Após o turno do jogador, será o turno dos oponentes, que será inciado um minigame no estilo bullet hell, onde ele terá que desviar dos ataques que será lançados em sua direção</w:t>
-      </w:r>
-      <w:r>
-        <w:rPr>
-          <w:rFonts w:ascii="Arial" w:hAnsi="Arial" w:eastAsia="Arial" w:cs="Arial"/>
+        <w:t xml:space="preserve">Ao final de uma batalha, o jogador ganhará uma quantidade de dinheiro, experiência, e, em caso de alguns inimigos especiais, será possível desbloquear alguns equipamentos especiais e/ou desbloqueá-los como NPCs, aos quais você pode interagir</w:t>
+      </w:r>
+      <w:r>
+        <w:rPr>
+          <w:rFonts w:ascii="Arial" w:hAnsi="Arial" w:cs="Arial"/>
           <w:sz w:val="24"/>
           <w:szCs w:val="24"/>
           <w:highlight w:val="none"/>
-          <w:lang w:val="pt-BR"/>
-        </w:rPr>
-        <w:t xml:space="preserve"> [desenvolver mais]</w:t>
-      </w:r>
-      <w:r>
-        <w:rPr>
-          <w:rFonts w:ascii="Arial" w:hAnsi="Arial" w:eastAsia="Arial" w:cs="Arial"/>
+        </w:rPr>
+      </w:r>
+      <w:r>
+        <w:rPr>
+          <w:rFonts w:ascii="Arial" w:hAnsi="Arial" w:cs="Arial"/>
           <w:sz w:val="24"/>
           <w:szCs w:val="24"/>
           <w:highlight w:val="none"/>
-          <w:lang w:val="pt-BR"/>
         </w:rPr>
       </w:r>
     </w:p>
@@ -3989,7 +4055,7 @@
           <w:highlight w:val="none"/>
           <w:lang w:val="pt-BR"/>
         </w:rPr>
-        <w:t xml:space="preserve">O combate termina em 3 condições: caso o jogador derrote o oponente, seja convencendo-o a desistir da batalha ou matando-o; caso o jogador fuja da batalha; e caso o HP de ambos os personagens controlados pelo jogador atinja 0. O primeiro caso resulta em vitória, enquanto os dois casos seguintes contam como perda</w:t>
+        <w:t xml:space="preserve">Metaforicamente, o início do jogo se inicia na parte mais superficial do consciente de Mat</w:t>
       </w:r>
       <w:r>
         <w:rPr>
@@ -3998,6 +4064,23 @@
           <w:szCs w:val="24"/>
           <w:highlight w:val="none"/>
           <w:lang w:val="pt-BR"/>
+        </w:rPr>
+        <w:t xml:space="preserve">thew, com os NPCs e inimigos sendo emoções e memórias mais mundanas e tranquilas. Nesse sentido, os diferentes métodos para lidar com os inimigos representam maneiras de tratar dessas memórias e emoções, seja ignorando-os ou aceitando-os como parte de si. </w:t>
+      </w:r>
+      <w:r>
+        <w:rPr>
+          <w:rFonts w:ascii="Arial" w:hAnsi="Arial" w:cs="Arial"/>
+          <w:sz w:val="24"/>
+          <w:szCs w:val="24"/>
+          <w:highlight w:val="none"/>
+        </w:rPr>
+      </w:r>
+      <w:r>
+        <w:rPr>
+          <w:rFonts w:ascii="Arial" w:hAnsi="Arial" w:cs="Arial"/>
+          <w:sz w:val="24"/>
+          <w:szCs w:val="24"/>
+          <w:highlight w:val="none"/>
         </w:rPr>
       </w:r>
     </w:p>
@@ -4027,114 +4110,22 @@
           <w:highlight w:val="none"/>
           <w:lang w:val="pt-BR"/>
         </w:rPr>
-        <w:t xml:space="preserve">Ao final de uma batalha, o jogador ganhará uma quantidade de dinheiro, experiência, e, em caso de alguns inimigos especiais, será possível desbloquear alguns equipamentos especiais e/ou desbloqueá-los como NPCs, aos quais você pode interagir</w:t>
-      </w:r>
-      <w:r>
-        <w:rPr>
-          <w:rFonts w:ascii="Arial" w:hAnsi="Arial" w:eastAsia="Arial" w:cs="Arial"/>
+        <w:t xml:space="preserve">Com o avanço no jogo e a passagem para a exploração do subconsciente do personagem, os inimigos passam a ser mais complexos, representando traumas, memórias ruins, medos, consequentemente fazendo seus ataques se tornarem mais desafiadores</w:t>
+      </w:r>
+      <w:r>
+        <w:rPr>
+          <w:rFonts w:ascii="Arial" w:hAnsi="Arial" w:cs="Arial"/>
           <w:sz w:val="24"/>
           <w:szCs w:val="24"/>
           <w:highlight w:val="none"/>
-          <w:lang w:val="pt-BR"/>
-        </w:rPr>
-      </w:r>
-      <w:r>
-        <w:rPr>
-          <w:rFonts w:ascii="Arial" w:hAnsi="Arial" w:eastAsia="Arial" w:cs="Arial"/>
-          <w:sz w:val="24"/>
-          <w:szCs w:val="24"/>
-        </w:rPr>
-      </w:r>
-    </w:p>
-    <w:p>
-      <w:pPr>
-        <w:pStyle w:val="881"/>
-        <w:pBdr/>
-        <w:tabs>
-          <w:tab w:val="left" w:leader="none" w:pos="6497"/>
-          <w:tab w:val="left" w:leader="none" w:pos="7672"/>
-        </w:tabs>
-        <w:spacing w:after="0" w:line="360" w:lineRule="auto"/>
-        <w:ind w:firstLine="360" w:left="0"/>
-        <w:jc w:val="both"/>
+        </w:rPr>
+      </w:r>
+      <w:r>
         <w:rPr>
           <w:rFonts w:ascii="Arial" w:hAnsi="Arial" w:cs="Arial"/>
           <w:sz w:val="24"/>
           <w:szCs w:val="24"/>
           <w:highlight w:val="none"/>
-        </w:rPr>
-      </w:pPr>
-      <w:r>
-        <w:rPr>
-          <w:rFonts w:ascii="Arial" w:hAnsi="Arial" w:eastAsia="Arial" w:cs="Arial"/>
-          <w:sz w:val="24"/>
-          <w:szCs w:val="24"/>
-          <w:highlight w:val="none"/>
-          <w:lang w:val="pt-BR"/>
-        </w:rPr>
-        <w:t xml:space="preserve">Metaforicamente, o início do jogo se inicia na parte mais superficial do consciente de Matthew, com os NPCs e inimigos sendo emoções e memórias mais mundanas e tranquilas. Nesse sentido, os diferentes métodos para lidar com os inimigos representam maneiras de tratar dessas memórias e emoções, seja ignorando-os ou aceitando-os como parte de si. </w:t>
-      </w:r>
-      <w:r>
-        <w:rPr>
-          <w:rFonts w:ascii="Arial" w:hAnsi="Arial" w:eastAsia="Arial" w:cs="Arial"/>
-          <w:sz w:val="24"/>
-          <w:szCs w:val="24"/>
-          <w:highlight w:val="none"/>
-          <w:lang w:val="pt-BR"/>
-        </w:rPr>
-      </w:r>
-      <w:r>
-        <w:rPr>
-          <w:rFonts w:ascii="Arial" w:hAnsi="Arial" w:eastAsia="Arial" w:cs="Arial"/>
-          <w:sz w:val="24"/>
-          <w:szCs w:val="24"/>
-          <w:highlight w:val="none"/>
-          <w:lang w:val="pt-BR"/>
-        </w:rPr>
-      </w:r>
-    </w:p>
-    <w:p>
-      <w:pPr>
-        <w:pStyle w:val="881"/>
-        <w:pBdr/>
-        <w:tabs>
-          <w:tab w:val="left" w:leader="none" w:pos="6497"/>
-          <w:tab w:val="left" w:leader="none" w:pos="7672"/>
-        </w:tabs>
-        <w:spacing w:after="0" w:line="360" w:lineRule="auto"/>
-        <w:ind w:firstLine="360" w:left="0"/>
-        <w:jc w:val="both"/>
-        <w:rPr>
-          <w:rFonts w:ascii="Arial" w:hAnsi="Arial" w:cs="Arial"/>
-          <w:sz w:val="24"/>
-          <w:szCs w:val="24"/>
-          <w:highlight w:val="none"/>
-        </w:rPr>
-      </w:pPr>
-      <w:r>
-        <w:rPr>
-          <w:rFonts w:ascii="Arial" w:hAnsi="Arial" w:eastAsia="Arial" w:cs="Arial"/>
-          <w:sz w:val="24"/>
-          <w:szCs w:val="24"/>
-          <w:highlight w:val="none"/>
-          <w:lang w:val="pt-BR"/>
-        </w:rPr>
-        <w:t xml:space="preserve">Com o avanço no jogo e a passagem para a exploração do subconsciente do personagem, os inimigos passam a ser mais complexos, representando traumas, memórias ruins, medos, consequentemente fazendo seus ataques se tornarem mais desafiadores</w:t>
-      </w:r>
-      <w:r>
-        <w:rPr>
-          <w:rFonts w:ascii="Arial" w:hAnsi="Arial" w:eastAsia="Arial" w:cs="Arial"/>
-          <w:sz w:val="24"/>
-          <w:szCs w:val="24"/>
-          <w:highlight w:val="none"/>
-          <w:lang w:val="pt-BR"/>
-        </w:rPr>
-      </w:r>
-      <w:r>
-        <w:rPr>
-          <w:rFonts w:ascii="Arial" w:hAnsi="Arial" w:eastAsia="Arial" w:cs="Arial"/>
-          <w:sz w:val="24"/>
-          <w:szCs w:val="24"/>
         </w:rPr>
       </w:r>
     </w:p>
@@ -4161,18 +4152,16 @@
       </w:r>
       <w:r>
         <w:rPr>
-          <w:rFonts w:ascii="Arial" w:hAnsi="Arial" w:eastAsia="Arial" w:cs="Arial"/>
-          <w:sz w:val="24"/>
-          <w:szCs w:val="24"/>
-          <w:lang w:val="pt-BR"/>
-        </w:rPr>
-      </w:r>
-      <w:r>
-        <w:rPr>
-          <w:rFonts w:ascii="Arial" w:hAnsi="Arial" w:eastAsia="Arial" w:cs="Arial"/>
-          <w:sz w:val="24"/>
-          <w:szCs w:val="24"/>
-          <w:lang w:val="pt-BR"/>
+          <w:rFonts w:ascii="Arial" w:hAnsi="Arial" w:cs="Arial"/>
+          <w:sz w:val="24"/>
+          <w:szCs w:val="24"/>
+        </w:rPr>
+      </w:r>
+      <w:r>
+        <w:rPr>
+          <w:rFonts w:ascii="Arial" w:hAnsi="Arial" w:cs="Arial"/>
+          <w:sz w:val="24"/>
+          <w:szCs w:val="24"/>
         </w:rPr>
       </w:r>
     </w:p>
@@ -4219,20 +4208,18 @@
       <w:bookmarkEnd w:id="3"/>
       <w:r>
         <w:rPr>
-          <w:rFonts w:ascii="Arial" w:hAnsi="Arial" w:eastAsia="Arial" w:cs="Arial"/>
+          <w:rFonts w:ascii="Arial" w:hAnsi="Arial" w:cs="Arial"/>
           <w:b/>
           <w:sz w:val="24"/>
           <w:szCs w:val="24"/>
-          <w:lang w:val="pt-BR"/>
-        </w:rPr>
-      </w:r>
-      <w:r>
-        <w:rPr>
-          <w:rFonts w:ascii="Arial" w:hAnsi="Arial" w:eastAsia="Arial" w:cs="Arial"/>
+        </w:rPr>
+      </w:r>
+      <w:r>
+        <w:rPr>
+          <w:rFonts w:ascii="Arial" w:hAnsi="Arial" w:cs="Arial"/>
           <w:b/>
           <w:sz w:val="24"/>
           <w:szCs w:val="24"/>
-          <w:lang w:val="pt-BR"/>
         </w:rPr>
       </w:r>
     </w:p>
@@ -4262,18 +4249,16 @@
       </w:r>
       <w:r>
         <w:rPr>
-          <w:rFonts w:ascii="Arial" w:hAnsi="Arial" w:eastAsia="Arial" w:cs="Arial"/>
-          <w:sz w:val="24"/>
-          <w:szCs w:val="24"/>
-          <w:lang w:val="pt-BR"/>
-        </w:rPr>
-      </w:r>
-      <w:r>
-        <w:rPr>
-          <w:rFonts w:ascii="Arial" w:hAnsi="Arial" w:eastAsia="Arial" w:cs="Arial"/>
-          <w:sz w:val="24"/>
-          <w:szCs w:val="24"/>
-          <w:lang w:val="pt-BR"/>
+          <w:rFonts w:ascii="Arial" w:hAnsi="Arial" w:cs="Arial"/>
+          <w:sz w:val="24"/>
+          <w:szCs w:val="24"/>
+        </w:rPr>
+      </w:r>
+      <w:r>
+        <w:rPr>
+          <w:rFonts w:ascii="Arial" w:hAnsi="Arial" w:cs="Arial"/>
+          <w:sz w:val="24"/>
+          <w:szCs w:val="24"/>
         </w:rPr>
       </w:r>
     </w:p>
@@ -4305,18 +4290,18 @@
       </w:r>
       <w:r>
         <w:rPr>
-          <w:rFonts w:ascii="Arial" w:hAnsi="Arial" w:eastAsia="Arial" w:cs="Arial"/>
-          <w:sz w:val="24"/>
-          <w:szCs w:val="24"/>
-          <w:lang w:val="pt-BR"/>
-        </w:rPr>
-      </w:r>
-      <w:r>
-        <w:rPr>
-          <w:rFonts w:ascii="Arial" w:hAnsi="Arial" w:eastAsia="Arial" w:cs="Arial"/>
-          <w:sz w:val="24"/>
-          <w:szCs w:val="24"/>
-          <w:lang w:val="pt-BR"/>
+          <w:rFonts w:ascii="Arial" w:hAnsi="Arial" w:cs="Arial"/>
+          <w:sz w:val="24"/>
+          <w:szCs w:val="24"/>
+          <w:highlight w:val="none"/>
+        </w:rPr>
+      </w:r>
+      <w:r>
+        <w:rPr>
+          <w:rFonts w:ascii="Arial" w:hAnsi="Arial" w:cs="Arial"/>
+          <w:sz w:val="24"/>
+          <w:szCs w:val="24"/>
+          <w:highlight w:val="none"/>
         </w:rPr>
       </w:r>
     </w:p>
@@ -4345,64 +4330,16 @@
         </w:rPr>
       </w:r>
       <w:r>
-        <w:rPr>
-          <w:rFonts w:ascii="Arial" w:hAnsi="Arial" w:eastAsia="Arial" w:cs="Arial"/>
-          <w:sz w:val="24"/>
-          <w:szCs w:val="24"/>
-          <w:lang w:val="pt-BR"/>
-        </w:rPr>
-      </w:r>
-      <w:r>
-        <w:rPr>
-          <w:rFonts w:ascii="Arial" w:hAnsi="Arial" w:eastAsia="Arial" w:cs="Arial"/>
-          <w:sz w:val="24"/>
-          <w:szCs w:val="24"/>
-          <w:lang w:val="pt-BR"/>
-        </w:rPr>
-      </w:r>
-    </w:p>
-    <w:p>
-      <w:pPr>
-        <w:pStyle w:val="881"/>
-        <w:pBdr/>
-        <w:tabs>
-          <w:tab w:val="left" w:leader="none" w:pos="7672"/>
-        </w:tabs>
-        <w:spacing w:after="0" w:line="360" w:lineRule="auto"/>
-        <w:ind w:firstLine="360" w:left="0"/>
-        <w:jc w:val="both"/>
-        <w:rPr>
-          <w:rFonts w:ascii="Arial" w:hAnsi="Arial" w:cs="Arial"/>
-          <w:sz w:val="24"/>
-          <w:szCs w:val="24"/>
-        </w:rPr>
-      </w:pPr>
-      <w:r>
-        <w:rPr>
-          <w:rFonts w:ascii="Arial" w:hAnsi="Arial" w:eastAsia="Arial" w:cs="Arial"/>
-          <w:sz w:val="24"/>
-          <w:szCs w:val="24"/>
-          <w:highlight w:val="none"/>
-          <w:lang w:val="pt-BR"/>
-        </w:rPr>
-      </w:r>
-      <w:r>
-        <w:rPr>
-          <w:rFonts w:ascii="Arial" w:hAnsi="Arial" w:eastAsia="Arial" w:cs="Arial"/>
-          <w:sz w:val="24"/>
-          <w:szCs w:val="24"/>
-          <w:lang w:val="pt-BR"/>
-        </w:rPr>
         <mc:AlternateContent>
           <mc:Choice Requires="wpg">
             <w:drawing>
               <wp:anchor xmlns:wp="http://schemas.openxmlformats.org/drawingml/2006/wordprocessingDrawing" xmlns:wp14="http://schemas.microsoft.com/office/word/2010/wordprocessingDrawing" distT="0" distB="0" distL="115200" distR="115200" simplePos="0" relativeHeight="2048" behindDoc="0" locked="0" layoutInCell="1" allowOverlap="1">
                 <wp:simplePos x="0" y="0"/>
                 <wp:positionH relativeFrom="column">
-                  <wp:posOffset>228600</wp:posOffset>
+                  <wp:posOffset>0</wp:posOffset>
                 </wp:positionH>
                 <wp:positionV relativeFrom="paragraph">
-                  <wp:posOffset>95079</wp:posOffset>
+                  <wp:posOffset>243647</wp:posOffset>
                 </wp:positionV>
                 <wp:extent cx="1048725" cy="1783886"/>
                 <wp:effectExtent l="0" t="0" r="0" b="0"/>
@@ -4415,7 +4352,7 @@
                   <a:graphicData uri="http://schemas.openxmlformats.org/drawingml/2006/picture">
                     <pic:pic xmlns:pic="http://schemas.openxmlformats.org/drawingml/2006/picture">
                       <pic:nvPicPr>
-                        <pic:cNvPr id="2073052774" name=""/>
+                        <pic:cNvPr id="1347712743" name=""/>
                         <pic:cNvPicPr>
                           <a:picLocks noChangeAspect="1"/>
                         </pic:cNvPicPr>
@@ -4423,12 +4360,13 @@
                       </pic:nvPicPr>
                       <pic:blipFill>
                         <a:blip r:embed="rId10"/>
+                        <a:srcRect l="-2664" t="0" r="-2664" b="0"/>
                         <a:stretch/>
                       </pic:blipFill>
                       <pic:spPr bwMode="auto">
                         <a:xfrm flipH="0" flipV="0">
                           <a:off x="0" y="0"/>
-                          <a:ext cx="1048724" cy="1783885"/>
+                          <a:ext cx="1048723" cy="1783883"/>
                         </a:xfrm>
                         <a:prstGeom prst="rect">
                           <a:avLst/>
@@ -4461,9 +4399,9 @@
                 <v:path o:extrusionok="f" gradientshapeok="t" o:connecttype="rect"/>
                 <o:lock v:ext="edit" aspectratio="t"/>
               </v:shapetype>
-              <v:shape id="_x0000_i0" o:spid="_x0000_s0" type="#_x0000_t75" style="position:absolute;z-index:2048;o:allowoverlap:true;o:allowincell:true;mso-position-horizontal-relative:text;margin-left:18.00pt;mso-position-horizontal:absolute;mso-position-vertical-relative:text;margin-top:7.49pt;mso-position-vertical:absolute;width:82.58pt;height:140.46pt;mso-wrap-distance-left:9.07pt;mso-wrap-distance-top:0.00pt;mso-wrap-distance-right:9.07pt;mso-wrap-distance-bottom:0.00pt;z-index:1;" stroked="false">
+              <v:shape id="_x0000_i0" o:spid="_x0000_s0" type="#_x0000_t75" style="position:absolute;z-index:2048;o:allowoverlap:true;o:allowincell:true;mso-position-horizontal-relative:text;margin-left:0.00pt;mso-position-horizontal:absolute;mso-position-vertical-relative:text;margin-top:19.18pt;mso-position-vertical:absolute;width:82.58pt;height:140.46pt;mso-wrap-distance-left:9.07pt;mso-wrap-distance-top:0.00pt;mso-wrap-distance-right:9.07pt;mso-wrap-distance-bottom:0.00pt;z-index:1;" stroked="false">
                 <w10:wrap type="square"/>
-                <v:imagedata r:id="rId10" o:title=""/>
+                <v:imagedata r:id="rId10" o:title="" croptop="0f" cropleft="-1745f" cropbottom="0f" cropright="-1745f"/>
                 <o:lock v:ext="edit" rotation="t"/>
               </v:shape>
             </w:pict>
@@ -4472,20 +4410,16 @@
       </w:r>
       <w:r>
         <w:rPr>
-          <w:rFonts w:ascii="Arial" w:hAnsi="Arial" w:eastAsia="Arial" w:cs="Arial"/>
-          <w:sz w:val="24"/>
-          <w:szCs w:val="24"/>
-          <w:highlight w:val="none"/>
-          <w:lang w:val="pt-BR"/>
-        </w:rPr>
-      </w:r>
-      <w:r>
-        <w:rPr>
-          <w:rFonts w:ascii="Arial" w:hAnsi="Arial" w:eastAsia="Arial" w:cs="Arial"/>
-          <w:sz w:val="24"/>
-          <w:szCs w:val="24"/>
-          <w:highlight w:val="none"/>
-          <w:lang w:val="pt-BR"/>
+          <w:rFonts w:ascii="Arial" w:hAnsi="Arial" w:cs="Arial"/>
+          <w:sz w:val="24"/>
+          <w:szCs w:val="24"/>
+        </w:rPr>
+      </w:r>
+      <w:r>
+        <w:rPr>
+          <w:rFonts w:ascii="Arial" w:hAnsi="Arial" w:cs="Arial"/>
+          <w:sz w:val="24"/>
+          <w:szCs w:val="24"/>
         </w:rPr>
       </w:r>
     </w:p>
@@ -4509,11 +4443,13 @@
       <w:r>
         <w:rPr>
           <w:rFonts w:ascii="Arial" w:hAnsi="Arial" w:eastAsia="Arial" w:cs="Arial"/>
+          <w:b/>
+          <w:bCs/>
           <w:sz w:val="24"/>
           <w:szCs w:val="24"/>
           <w:lang w:val="pt-BR"/>
         </w:rPr>
-        <w:t xml:space="preserve">Nome: Matthew</w:t>
+        <w:t xml:space="preserve">Nome:</w:t>
       </w:r>
       <w:r>
         <w:rPr>
@@ -4522,13 +4458,22 @@
           <w:szCs w:val="24"/>
           <w:lang w:val="pt-BR"/>
         </w:rPr>
-      </w:r>
-      <w:r>
-        <w:rPr>
-          <w:rFonts w:ascii="Arial" w:hAnsi="Arial" w:eastAsia="Arial" w:cs="Arial"/>
-          <w:sz w:val="24"/>
-          <w:szCs w:val="24"/>
-          <w:lang w:val="pt-BR"/>
+        <w:t xml:space="preserve"> Player (default: Matthew)</w:t>
+      </w:r>
+      <w:r>
+        <w:rPr>
+          <w:rFonts w:ascii="Arial" w:hAnsi="Arial" w:cs="Arial"/>
+          <w:sz w:val="24"/>
+          <w:szCs w:val="24"/>
+          <w:highlight w:val="none"/>
+        </w:rPr>
+      </w:r>
+      <w:r>
+        <w:rPr>
+          <w:rFonts w:ascii="Arial" w:hAnsi="Arial" w:cs="Arial"/>
+          <w:sz w:val="24"/>
+          <w:szCs w:val="24"/>
+          <w:highlight w:val="none"/>
         </w:rPr>
       </w:r>
     </w:p>
@@ -4551,12 +4496,14 @@
       <w:r>
         <w:rPr>
           <w:rFonts w:ascii="Arial" w:hAnsi="Arial" w:eastAsia="Arial" w:cs="Arial"/>
+          <w:b/>
+          <w:bCs/>
           <w:sz w:val="24"/>
           <w:szCs w:val="24"/>
           <w:highlight w:val="none"/>
           <w:lang w:val="pt-BR"/>
         </w:rPr>
-        <w:t xml:space="preserve">Idade: 21</w:t>
+        <w:t xml:space="preserve">Idade:</w:t>
       </w:r>
       <w:r>
         <w:rPr>
@@ -4565,6 +4512,21 @@
           <w:szCs w:val="24"/>
           <w:highlight w:val="none"/>
           <w:lang w:val="pt-BR"/>
+        </w:rPr>
+        <w:t xml:space="preserve"> 21</w:t>
+      </w:r>
+      <w:r>
+        <w:rPr>
+          <w:rFonts w:ascii="Arial" w:hAnsi="Arial" w:cs="Arial"/>
+          <w:sz w:val="24"/>
+          <w:szCs w:val="24"/>
+        </w:rPr>
+      </w:r>
+      <w:r>
+        <w:rPr>
+          <w:rFonts w:ascii="Arial" w:hAnsi="Arial" w:cs="Arial"/>
+          <w:sz w:val="24"/>
+          <w:szCs w:val="24"/>
         </w:rPr>
       </w:r>
     </w:p>
@@ -4579,32 +4541,66 @@
         <w:ind w:firstLine="360" w:left="0"/>
         <w:jc w:val="both"/>
         <w:rPr>
-          <w:rFonts w:ascii="Arial" w:hAnsi="Arial" w:cs="Arial"/>
-          <w:sz w:val="24"/>
-          <w:szCs w:val="24"/>
-        </w:rPr>
-      </w:pPr>
-      <w:r>
-        <w:rPr>
           <w:rFonts w:ascii="Arial" w:hAnsi="Arial" w:eastAsia="Arial" w:cs="Arial"/>
           <w:sz w:val="24"/>
           <w:szCs w:val="24"/>
+          <w:highlight w:val="none"/>
           <w:lang w:val="pt-BR"/>
         </w:rPr>
-      </w:r>
+      </w:pPr>
       <w:r>
         <w:rPr>
           <w:rFonts w:ascii="Arial" w:hAnsi="Arial" w:eastAsia="Arial" w:cs="Arial"/>
+          <w:b/>
+          <w:bCs/>
           <w:sz w:val="24"/>
           <w:szCs w:val="24"/>
           <w:lang w:val="pt-BR"/>
         </w:rPr>
+        <w:t xml:space="preserve">História:</w:t>
       </w:r>
       <w:r>
         <w:rPr>
           <w:rFonts w:ascii="Arial" w:hAnsi="Arial" w:eastAsia="Arial" w:cs="Arial"/>
           <w:sz w:val="24"/>
           <w:szCs w:val="24"/>
+          <w:lang w:val="pt-BR"/>
+        </w:rPr>
+        <w:t xml:space="preserve"> </w:t>
+      </w:r>
+      <w:r>
+        <w:rPr>
+          <w:rFonts w:ascii="Arial" w:hAnsi="Arial" w:eastAsia="Arial" w:cs="Arial"/>
+          <w:sz w:val="24"/>
+          <w:szCs w:val="24"/>
+          <w:lang w:val="pt-BR"/>
+        </w:rPr>
+        <w:t xml:space="preserve">Matthew teve uma infânci</w:t>
+      </w:r>
+      <w:r>
+        <w:rPr>
+          <w:rFonts w:ascii="Arial" w:hAnsi="Arial" w:eastAsia="Arial" w:cs="Arial"/>
+          <w:sz w:val="24"/>
+          <w:szCs w:val="24"/>
+          <w:lang w:val="pt-BR"/>
+        </w:rPr>
+        <w:t xml:space="preserve">a conturbada. Desde pequeno acompanhava as brigas de seus pais, que consequentemente levaram ao divórcio deles. Na escola, por mais que fosse esperto, tinha dificuldade de fazer amigos. Porém, apesar disso, era uma criança corajosa, sonhadora e brincalhona</w:t>
+      </w:r>
+      <w:r>
+        <w:rPr>
+          <w:rFonts w:ascii="Arial" w:hAnsi="Arial" w:eastAsia="Arial" w:cs="Arial"/>
+          <w:sz w:val="24"/>
+          <w:szCs w:val="24"/>
+          <w:highlight w:val="none"/>
+          <w:lang w:val="pt-BR"/>
+        </w:rPr>
+      </w:r>
+      <w:r>
+        <w:rPr>
+          <w:rFonts w:ascii="Arial" w:hAnsi="Arial" w:eastAsia="Arial" w:cs="Arial"/>
+          <w:sz w:val="24"/>
+          <w:szCs w:val="24"/>
+          <w:highlight w:val="none"/>
           <w:lang w:val="pt-BR"/>
         </w:rPr>
       </w:r>
@@ -4620,42 +4616,58 @@
         <w:ind w:firstLine="360" w:left="0"/>
         <w:jc w:val="both"/>
         <w:rPr>
-          <w:rFonts w:ascii="Arial" w:hAnsi="Arial" w:cs="Arial"/>
-          <w:sz w:val="24"/>
-          <w:szCs w:val="24"/>
-        </w:rPr>
-      </w:pPr>
-      <w:r>
-        <w:rPr>
           <w:rFonts w:ascii="Arial" w:hAnsi="Arial" w:eastAsia="Arial" w:cs="Arial"/>
           <w:sz w:val="24"/>
           <w:szCs w:val="24"/>
+          <w:highlight w:val="none"/>
           <w:lang w:val="pt-BR"/>
         </w:rPr>
-        <w:t xml:space="preserve">- </w:t>
-      </w:r>
+      </w:pPr>
       <w:r>
         <w:rPr>
           <w:rFonts w:ascii="Arial" w:hAnsi="Arial" w:eastAsia="Arial" w:cs="Arial"/>
           <w:sz w:val="24"/>
           <w:szCs w:val="24"/>
+          <w:highlight w:val="none"/>
           <w:lang w:val="pt-BR"/>
         </w:rPr>
-        <w:t xml:space="preserve">História do passado dos personagens;</w:t>
+        <w:t xml:space="preserve">Conforme ia crescendo, ele se dedicou aos estudos, em busca de conseguir um emprego bom, porém ainda tinha dificuldade para socializar. Aliado a isso, seu período de vestibular foi extremamente desgastan</w:t>
       </w:r>
       <w:r>
         <w:rPr>
           <w:rFonts w:ascii="Arial" w:hAnsi="Arial" w:eastAsia="Arial" w:cs="Arial"/>
           <w:sz w:val="24"/>
           <w:szCs w:val="24"/>
+          <w:highlight w:val="none"/>
           <w:lang w:val="pt-BR"/>
         </w:rPr>
+        <w:t xml:space="preserve">te, pois não somente tinha que se dedicar aos estudos, mas também havia arranjado um emprego. Ironicamente, por mais que Matthew tenha conseguido passar em sua faculdade dos sonhos, ele rapidamente descobriu que não tinha habilidade o suficiente para compe</w:t>
       </w:r>
       <w:r>
         <w:rPr>
           <w:rFonts w:ascii="Arial" w:hAnsi="Arial" w:eastAsia="Arial" w:cs="Arial"/>
           <w:sz w:val="24"/>
           <w:szCs w:val="24"/>
+          <w:highlight w:val="none"/>
+          <w:lang w:val="pt-BR"/>
+        </w:rPr>
+        <w:t xml:space="preserve">tir com outras pessoas em um mercado de trabalho saturado. Exausto de sua rotina de estudo e trabalho, ele terminou o curso da faculdade, porém nunca teve oportunidade de colocar seu diploma em prática, pois teve que continuar trabalhado em seu emprego 6x1</w:t>
+      </w:r>
+      <w:r>
+        <w:rPr>
+          <w:rFonts w:ascii="Arial" w:hAnsi="Arial" w:eastAsia="Arial" w:cs="Arial"/>
+          <w:sz w:val="24"/>
+          <w:szCs w:val="24"/>
+          <w:highlight w:val="none"/>
+          <w:lang w:val="pt-BR"/>
+        </w:rPr>
+      </w:r>
+      <w:r>
+        <w:rPr>
+          <w:rFonts w:ascii="Arial" w:hAnsi="Arial" w:eastAsia="Arial" w:cs="Arial"/>
+          <w:sz w:val="24"/>
+          <w:szCs w:val="24"/>
+          <w:highlight w:val="none"/>
           <w:lang w:val="pt-BR"/>
         </w:rPr>
       </w:r>
@@ -4671,32 +4683,38 @@
         <w:ind w:firstLine="360" w:left="0"/>
         <w:jc w:val="both"/>
         <w:rPr>
-          <w:rFonts w:ascii="Arial" w:hAnsi="Arial" w:cs="Arial"/>
-          <w:sz w:val="24"/>
-          <w:szCs w:val="24"/>
-        </w:rPr>
-      </w:pPr>
-      <w:r>
-        <w:rPr>
           <w:rFonts w:ascii="Arial" w:hAnsi="Arial" w:eastAsia="Arial" w:cs="Arial"/>
           <w:sz w:val="24"/>
           <w:szCs w:val="24"/>
+          <w:highlight w:val="none"/>
           <w:lang w:val="pt-BR"/>
         </w:rPr>
-      </w:r>
+      </w:pPr>
       <w:r>
         <w:rPr>
           <w:rFonts w:ascii="Arial" w:hAnsi="Arial" w:eastAsia="Arial" w:cs="Arial"/>
           <w:sz w:val="24"/>
           <w:szCs w:val="24"/>
+          <w:highlight w:val="none"/>
           <w:lang w:val="pt-BR"/>
         </w:rPr>
+        <w:t xml:space="preserve">Um dia, chegando em casa, cansado, ele vai rapidamente para a cama dormir e, quando acorda, ele se vê em outro mundo </w:t>
       </w:r>
       <w:r>
         <w:rPr>
           <w:rFonts w:ascii="Arial" w:hAnsi="Arial" w:eastAsia="Arial" w:cs="Arial"/>
           <w:sz w:val="24"/>
           <w:szCs w:val="24"/>
+          <w:highlight w:val="none"/>
+          <w:lang w:val="pt-BR"/>
+        </w:rPr>
+      </w:r>
+      <w:r>
+        <w:rPr>
+          <w:rFonts w:ascii="Arial" w:hAnsi="Arial" w:eastAsia="Arial" w:cs="Arial"/>
+          <w:sz w:val="24"/>
+          <w:szCs w:val="24"/>
+          <w:highlight w:val="none"/>
           <w:lang w:val="pt-BR"/>
         </w:rPr>
       </w:r>
@@ -4712,42 +4730,50 @@
         <w:ind w:firstLine="360" w:left="0"/>
         <w:jc w:val="both"/>
         <w:rPr>
-          <w:rFonts w:ascii="Arial" w:hAnsi="Arial" w:cs="Arial"/>
-          <w:sz w:val="24"/>
-          <w:szCs w:val="24"/>
-        </w:rPr>
-      </w:pPr>
-      <w:r>
-        <w:rPr>
           <w:rFonts w:ascii="Arial" w:hAnsi="Arial" w:eastAsia="Arial" w:cs="Arial"/>
           <w:sz w:val="24"/>
           <w:szCs w:val="24"/>
+          <w:highlight w:val="none"/>
           <w:lang w:val="pt-BR"/>
         </w:rPr>
-        <w:t xml:space="preserve">- </w:t>
-      </w:r>
+      </w:pPr>
       <w:r>
         <w:rPr>
           <w:rFonts w:ascii="Arial" w:hAnsi="Arial" w:eastAsia="Arial" w:cs="Arial"/>
-          <w:sz w:val="24"/>
-          <w:szCs w:val="24"/>
+          <w:b/>
+          <w:bCs/>
+          <w:sz w:val="24"/>
+          <w:szCs w:val="24"/>
+          <w:highlight w:val="none"/>
           <w:lang w:val="pt-BR"/>
         </w:rPr>
-        <w:t xml:space="preserve">Personalidade dos personagens;</w:t>
+        <w:t xml:space="preserve">Personalidade:</w:t>
       </w:r>
       <w:r>
         <w:rPr>
           <w:rFonts w:ascii="Arial" w:hAnsi="Arial" w:eastAsia="Arial" w:cs="Arial"/>
           <w:sz w:val="24"/>
           <w:szCs w:val="24"/>
+          <w:highlight w:val="none"/>
           <w:lang w:val="pt-BR"/>
         </w:rPr>
+        <w:t xml:space="preserve"> Jovem ansioso, tímido, sempre se preocupando com o que as outras pessoas pensam sobre ele. Vive se cobrando, culpando e questionando sobre suas escolhas, sempre pensando nos “e se” de cada decisão de sua vida</w:t>
       </w:r>
       <w:r>
         <w:rPr>
           <w:rFonts w:ascii="Arial" w:hAnsi="Arial" w:eastAsia="Arial" w:cs="Arial"/>
           <w:sz w:val="24"/>
           <w:szCs w:val="24"/>
+          <w:highlight w:val="none"/>
+          <w:lang w:val="pt-BR"/>
+        </w:rPr>
+      </w:r>
+      <w:r>
+        <w:rPr>
+          <w:rFonts w:ascii="Arial" w:hAnsi="Arial" w:eastAsia="Arial" w:cs="Arial"/>
+          <w:sz w:val="24"/>
+          <w:szCs w:val="24"/>
+          <w:highlight w:val="none"/>
           <w:lang w:val="pt-BR"/>
         </w:rPr>
       </w:r>
@@ -4763,32 +4789,61 @@
         <w:ind w:firstLine="360" w:left="0"/>
         <w:jc w:val="both"/>
         <w:rPr>
-          <w:rFonts w:ascii="Arial" w:hAnsi="Arial" w:cs="Arial"/>
-          <w:sz w:val="24"/>
-          <w:szCs w:val="24"/>
-        </w:rPr>
-      </w:pPr>
-      <w:r>
-        <w:rPr>
           <w:rFonts w:ascii="Arial" w:hAnsi="Arial" w:eastAsia="Arial" w:cs="Arial"/>
           <w:sz w:val="24"/>
           <w:szCs w:val="24"/>
+          <w:highlight w:val="none"/>
           <w:lang w:val="pt-BR"/>
         </w:rPr>
-      </w:r>
+      </w:pPr>
       <w:r>
         <w:rPr>
           <w:rFonts w:ascii="Arial" w:hAnsi="Arial" w:eastAsia="Arial" w:cs="Arial"/>
-          <w:sz w:val="24"/>
-          <w:szCs w:val="24"/>
+          <w:b/>
+          <w:bCs/>
+          <w:sz w:val="24"/>
+          <w:szCs w:val="24"/>
+          <w:highlight w:val="none"/>
           <w:lang w:val="pt-BR"/>
         </w:rPr>
       </w:r>
       <w:r>
         <w:rPr>
           <w:rFonts w:ascii="Arial" w:hAnsi="Arial" w:eastAsia="Arial" w:cs="Arial"/>
-          <w:sz w:val="24"/>
-          <w:szCs w:val="24"/>
+          <w:b/>
+          <w:bCs/>
+          <w:sz w:val="24"/>
+          <w:szCs w:val="24"/>
+          <w:highlight w:val="none"/>
+          <w:lang w:val="pt-BR"/>
+        </w:rPr>
+        <w:t xml:space="preserve">Ações que pode performar:</w:t>
+      </w:r>
+      <w:r>
+        <w:rPr>
+          <w:rFonts w:ascii="Arial" w:hAnsi="Arial" w:eastAsia="Arial" w:cs="Arial"/>
+          <w:sz w:val="24"/>
+          <w:szCs w:val="24"/>
+          <w:highlight w:val="none"/>
+          <w:lang w:val="pt-BR"/>
+        </w:rPr>
+        <w:t xml:space="preserve"> Andar, interagir, utilizar item e lutar</w:t>
+      </w:r>
+      <w:r>
+        <w:rPr>
+          <w:rFonts w:ascii="Arial" w:hAnsi="Arial" w:eastAsia="Arial" w:cs="Arial"/>
+          <w:sz w:val="24"/>
+          <w:szCs w:val="24"/>
+          <w:highlight w:val="none"/>
+          <w:lang w:val="pt-BR"/>
+        </w:rPr>
+      </w:r>
+      <w:r>
+        <w:rPr>
+          <w:rFonts w:ascii="Arial" w:hAnsi="Arial" w:eastAsia="Arial" w:cs="Arial"/>
+          <w:sz w:val="24"/>
+          <w:szCs w:val="24"/>
+          <w:highlight w:val="none"/>
           <w:lang w:val="pt-BR"/>
         </w:rPr>
       </w:r>
@@ -4804,34 +4859,28 @@
         <w:ind w:firstLine="360" w:left="0"/>
         <w:jc w:val="both"/>
         <w:rPr>
-          <w:rFonts w:ascii="Arial" w:hAnsi="Arial" w:cs="Arial"/>
-          <w:sz w:val="24"/>
-          <w:szCs w:val="24"/>
-        </w:rPr>
-      </w:pPr>
-      <w:r>
-        <w:rPr>
           <w:rFonts w:ascii="Arial" w:hAnsi="Arial" w:eastAsia="Arial" w:cs="Arial"/>
           <w:sz w:val="24"/>
           <w:szCs w:val="24"/>
+          <w:highlight w:val="none"/>
           <w:lang w:val="pt-BR"/>
         </w:rPr>
-        <w:t xml:space="preserve">- </w:t>
-      </w:r>
+      </w:pPr>
       <w:r>
         <w:rPr>
           <w:rFonts w:ascii="Arial" w:hAnsi="Arial" w:eastAsia="Arial" w:cs="Arial"/>
           <w:sz w:val="24"/>
           <w:szCs w:val="24"/>
+          <w:highlight w:val="none"/>
           <w:lang w:val="pt-BR"/>
         </w:rPr>
-        <w:t xml:space="preserve">Habilidades características de cada personagem (poderes especiais, golpes especiais, armas...);</w:t>
       </w:r>
       <w:r>
         <w:rPr>
           <w:rFonts w:ascii="Arial" w:hAnsi="Arial" w:eastAsia="Arial" w:cs="Arial"/>
           <w:sz w:val="24"/>
           <w:szCs w:val="24"/>
+          <w:highlight w:val="none"/>
           <w:lang w:val="pt-BR"/>
         </w:rPr>
       </w:r>
@@ -4840,6 +4889,7 @@
           <w:rFonts w:ascii="Arial" w:hAnsi="Arial" w:eastAsia="Arial" w:cs="Arial"/>
           <w:sz w:val="24"/>
           <w:szCs w:val="24"/>
+          <w:highlight w:val="none"/>
           <w:lang w:val="pt-BR"/>
         </w:rPr>
       </w:r>
@@ -4855,24 +4905,19 @@
         <w:ind w:firstLine="360" w:left="0"/>
         <w:jc w:val="both"/>
         <w:rPr>
-          <w:rFonts w:ascii="Arial" w:hAnsi="Arial" w:cs="Arial"/>
-          <w:sz w:val="24"/>
-          <w:szCs w:val="24"/>
-        </w:rPr>
-      </w:pPr>
-      <w:r>
-        <w:rPr>
           <w:rFonts w:ascii="Arial" w:hAnsi="Arial" w:eastAsia="Arial" w:cs="Arial"/>
           <w:sz w:val="24"/>
           <w:szCs w:val="24"/>
+          <w:highlight w:val="none"/>
           <w:lang w:val="pt-BR"/>
         </w:rPr>
-      </w:r>
+      </w:pPr>
       <w:r>
         <w:rPr>
           <w:rFonts w:ascii="Arial" w:hAnsi="Arial" w:eastAsia="Arial" w:cs="Arial"/>
           <w:sz w:val="24"/>
           <w:szCs w:val="24"/>
+          <w:highlight w:val="none"/>
           <w:lang w:val="pt-BR"/>
         </w:rPr>
       </w:r>
@@ -4881,6 +4926,16 @@
           <w:rFonts w:ascii="Arial" w:hAnsi="Arial" w:eastAsia="Arial" w:cs="Arial"/>
           <w:sz w:val="24"/>
           <w:szCs w:val="24"/>
+          <w:highlight w:val="none"/>
+          <w:lang w:val="pt-BR"/>
+        </w:rPr>
+      </w:r>
+      <w:r>
+        <w:rPr>
+          <w:rFonts w:ascii="Arial" w:hAnsi="Arial" w:eastAsia="Arial" w:cs="Arial"/>
+          <w:sz w:val="24"/>
+          <w:szCs w:val="24"/>
+          <w:highlight w:val="none"/>
           <w:lang w:val="pt-BR"/>
         </w:rPr>
       </w:r>
@@ -4896,34 +4951,28 @@
         <w:ind w:firstLine="360" w:left="0"/>
         <w:jc w:val="both"/>
         <w:rPr>
-          <w:rFonts w:ascii="Arial" w:hAnsi="Arial" w:cs="Arial"/>
-          <w:sz w:val="24"/>
-          <w:szCs w:val="24"/>
-        </w:rPr>
-      </w:pPr>
-      <w:r>
-        <w:rPr>
           <w:rFonts w:ascii="Arial" w:hAnsi="Arial" w:eastAsia="Arial" w:cs="Arial"/>
           <w:sz w:val="24"/>
           <w:szCs w:val="24"/>
+          <w:highlight w:val="none"/>
           <w:lang w:val="pt-BR"/>
         </w:rPr>
-        <w:t xml:space="preserve">- </w:t>
-      </w:r>
+      </w:pPr>
       <w:r>
         <w:rPr>
           <w:rFonts w:ascii="Arial" w:hAnsi="Arial" w:eastAsia="Arial" w:cs="Arial"/>
           <w:sz w:val="24"/>
           <w:szCs w:val="24"/>
+          <w:highlight w:val="none"/>
           <w:lang w:val="pt-BR"/>
         </w:rPr>
-        <w:t xml:space="preserve">Ilustração visual dos personagens;</w:t>
       </w:r>
       <w:r>
         <w:rPr>
           <w:rFonts w:ascii="Arial" w:hAnsi="Arial" w:eastAsia="Arial" w:cs="Arial"/>
           <w:sz w:val="24"/>
           <w:szCs w:val="24"/>
+          <w:highlight w:val="none"/>
           <w:lang w:val="pt-BR"/>
         </w:rPr>
       </w:r>
@@ -4932,6 +4981,7 @@
           <w:rFonts w:ascii="Arial" w:hAnsi="Arial" w:eastAsia="Arial" w:cs="Arial"/>
           <w:sz w:val="24"/>
           <w:szCs w:val="24"/>
+          <w:highlight w:val="none"/>
           <w:lang w:val="pt-BR"/>
         </w:rPr>
       </w:r>
@@ -4947,24 +4997,19 @@
         <w:ind w:firstLine="360" w:left="0"/>
         <w:jc w:val="both"/>
         <w:rPr>
-          <w:rFonts w:ascii="Arial" w:hAnsi="Arial" w:cs="Arial"/>
-          <w:sz w:val="24"/>
-          <w:szCs w:val="24"/>
-        </w:rPr>
-      </w:pPr>
-      <w:r>
-        <w:rPr>
           <w:rFonts w:ascii="Arial" w:hAnsi="Arial" w:eastAsia="Arial" w:cs="Arial"/>
           <w:sz w:val="24"/>
           <w:szCs w:val="24"/>
+          <w:highlight w:val="none"/>
           <w:lang w:val="pt-BR"/>
         </w:rPr>
-      </w:r>
+      </w:pPr>
       <w:r>
         <w:rPr>
           <w:rFonts w:ascii="Arial" w:hAnsi="Arial" w:eastAsia="Arial" w:cs="Arial"/>
           <w:sz w:val="24"/>
           <w:szCs w:val="24"/>
+          <w:highlight w:val="none"/>
           <w:lang w:val="pt-BR"/>
         </w:rPr>
       </w:r>
@@ -4973,6 +5018,72 @@
           <w:rFonts w:ascii="Arial" w:hAnsi="Arial" w:eastAsia="Arial" w:cs="Arial"/>
           <w:sz w:val="24"/>
           <w:szCs w:val="24"/>
+          <w:highlight w:val="none"/>
+          <w:lang w:val="pt-BR"/>
+        </w:rPr>
+      </w:r>
+      <w:r>
+        <w:rPr>
+          <w:rFonts w:ascii="Arial" w:hAnsi="Arial" w:eastAsia="Arial" w:cs="Arial"/>
+          <w:sz w:val="24"/>
+          <w:szCs w:val="24"/>
+          <w:highlight w:val="none"/>
+          <w:lang w:val="pt-BR"/>
+        </w:rPr>
+      </w:r>
+    </w:p>
+    <w:p>
+      <w:pPr>
+        <w:pStyle w:val="881"/>
+        <w:pBdr/>
+        <w:tabs>
+          <w:tab w:val="left" w:leader="none" w:pos="7672"/>
+        </w:tabs>
+        <w:spacing w:after="0" w:line="360" w:lineRule="auto"/>
+        <w:ind w:firstLine="0" w:left="0"/>
+        <w:jc w:val="both"/>
+        <w:rPr>
+          <w:rFonts w:ascii="Arial" w:hAnsi="Arial" w:eastAsia="Arial" w:cs="Arial"/>
+          <w:sz w:val="24"/>
+          <w:szCs w:val="24"/>
+          <w:highlight w:val="none"/>
+          <w:lang w:val="pt-BR"/>
+        </w:rPr>
+      </w:pPr>
+      <w:r>
+        <w:rPr>
+          <w:rFonts w:ascii="Arial" w:hAnsi="Arial" w:eastAsia="Arial" w:cs="Arial"/>
+          <w:sz w:val="24"/>
+          <w:szCs w:val="24"/>
+          <w:highlight w:val="none"/>
+          <w:lang w:val="pt-BR"/>
+        </w:rPr>
+      </w:r>
+      <w:r>
+        <w:rPr>
+          <w:rFonts w:ascii="Arial" w:hAnsi="Arial" w:eastAsia="Arial" w:cs="Arial"/>
+          <w:sz w:val="24"/>
+          <w:szCs w:val="24"/>
+          <w:highlight w:val="none"/>
+          <w:lang w:val="pt-BR"/>
+        </w:rPr>
+        <w:tab/>
+      </w:r>
+      <w:r>
+        <w:rPr>
+          <w:rFonts w:ascii="Arial" w:hAnsi="Arial" w:eastAsia="Arial" w:cs="Arial"/>
+          <w:sz w:val="24"/>
+          <w:szCs w:val="24"/>
+          <w:highlight w:val="none"/>
+          <w:lang w:val="pt-BR"/>
+        </w:rPr>
+      </w:r>
+      <w:r>
+        <w:rPr>
+          <w:rFonts w:ascii="Arial" w:hAnsi="Arial" w:eastAsia="Arial" w:cs="Arial"/>
+          <w:sz w:val="24"/>
+          <w:szCs w:val="24"/>
+          <w:highlight w:val="none"/>
           <w:lang w:val="pt-BR"/>
         </w:rPr>
       </w:r>
@@ -4991,16 +5102,19 @@
           <w:rFonts w:ascii="Arial" w:hAnsi="Arial" w:cs="Arial"/>
           <w:sz w:val="24"/>
           <w:szCs w:val="24"/>
+          <w:highlight w:val="none"/>
         </w:rPr>
       </w:pPr>
       <w:r>
         <w:rPr>
           <w:rFonts w:ascii="Arial" w:hAnsi="Arial" w:eastAsia="Arial" w:cs="Arial"/>
+          <w:b/>
+          <w:bCs/>
           <w:sz w:val="24"/>
           <w:szCs w:val="24"/>
           <w:lang w:val="pt-BR"/>
         </w:rPr>
-        <w:t xml:space="preserve">- </w:t>
+        <w:t xml:space="preserve">Nome:</w:t>
       </w:r>
       <w:r>
         <w:rPr>
@@ -5009,40 +5123,100 @@
           <w:szCs w:val="24"/>
           <w:lang w:val="pt-BR"/>
         </w:rPr>
-        <w:t xml:space="preserve">Ações que </w:t>
-      </w:r>
-      <w:r>
-        <w:rPr>
-          <w:rFonts w:ascii="Arial" w:hAnsi="Arial" w:eastAsia="Arial" w:cs="Arial"/>
-          <w:sz w:val="24"/>
-          <w:szCs w:val="24"/>
-          <w:lang w:val="pt-BR"/>
-        </w:rPr>
-        <w:t xml:space="preserve">os personagens pode</w:t>
-      </w:r>
-      <w:r>
-        <w:rPr>
-          <w:rFonts w:ascii="Arial" w:hAnsi="Arial" w:eastAsia="Arial" w:cs="Arial"/>
-          <w:sz w:val="24"/>
-          <w:szCs w:val="24"/>
-          <w:lang w:val="pt-BR"/>
-        </w:rPr>
-        <w:t xml:space="preserve"> executar (andar, correr, pular, pulo duplo, escalar, voar, nadar...);</w:t>
-      </w:r>
-      <w:r>
-        <w:rPr>
-          <w:rFonts w:ascii="Arial" w:hAnsi="Arial" w:eastAsia="Arial" w:cs="Arial"/>
-          <w:sz w:val="24"/>
-          <w:szCs w:val="24"/>
-          <w:lang w:val="pt-BR"/>
-        </w:rPr>
-      </w:r>
-      <w:r>
-        <w:rPr>
-          <w:rFonts w:ascii="Arial" w:hAnsi="Arial" w:eastAsia="Arial" w:cs="Arial"/>
-          <w:sz w:val="24"/>
-          <w:szCs w:val="24"/>
-          <w:lang w:val="pt-BR"/>
+        <w:t xml:space="preserve"> Gray</w:t>
+      </w:r>
+      <w:r>
+        <mc:AlternateContent>
+          <mc:Choice Requires="wpg">
+            <w:drawing>
+              <wp:anchor xmlns:wp="http://schemas.openxmlformats.org/drawingml/2006/wordprocessingDrawing" xmlns:wp14="http://schemas.microsoft.com/office/word/2010/wordprocessingDrawing" distT="0" distB="0" distL="115200" distR="115200" simplePos="0" relativeHeight="3072" behindDoc="0" locked="0" layoutInCell="1" allowOverlap="1">
+                <wp:simplePos x="0" y="0"/>
+                <wp:positionH relativeFrom="column">
+                  <wp:posOffset>4305300</wp:posOffset>
+                </wp:positionH>
+                <wp:positionV relativeFrom="paragraph">
+                  <wp:posOffset>0</wp:posOffset>
+                </wp:positionV>
+                <wp:extent cx="1638300" cy="1638300"/>
+                <wp:effectExtent l="0" t="0" r="0" b="0"/>
+                <wp:wrapSquare wrapText="bothSides"/>
+                <wp:docPr id="2" name=""/>
+                <wp:cNvGraphicFramePr>
+                  <a:graphicFrameLocks xmlns:a="http://schemas.openxmlformats.org/drawingml/2006/main" noChangeAspect="1"/>
+                </wp:cNvGraphicFramePr>
+                <a:graphic xmlns:a="http://schemas.openxmlformats.org/drawingml/2006/main">
+                  <a:graphicData uri="http://schemas.openxmlformats.org/drawingml/2006/picture">
+                    <pic:pic xmlns:pic="http://schemas.openxmlformats.org/drawingml/2006/picture">
+                      <pic:nvPicPr>
+                        <pic:cNvPr id="39385513" name=""/>
+                        <pic:cNvPicPr>
+                          <a:picLocks noChangeAspect="1"/>
+                        </pic:cNvPicPr>
+                        <pic:nvPr/>
+                      </pic:nvPicPr>
+                      <pic:blipFill>
+                        <a:blip r:embed="rId11"/>
+                        <a:stretch/>
+                      </pic:blipFill>
+                      <pic:spPr bwMode="auto">
+                        <a:xfrm>
+                          <a:off x="0" y="0"/>
+                          <a:ext cx="1638299" cy="1638299"/>
+                        </a:xfrm>
+                        <a:prstGeom prst="rect">
+                          <a:avLst/>
+                        </a:prstGeom>
+                      </pic:spPr>
+                    </pic:pic>
+                  </a:graphicData>
+                </a:graphic>
+              </wp:anchor>
+            </w:drawing>
+          </mc:Choice>
+          <mc:Fallback>
+            <w:pict>
+              <v:shapetype id="_x0000_t75" coordsize="21600,21600" o:spt="75" o:preferrelative="t" path="m@4@5l@4@11@9@11@9@5xe" filled="f" stroked="f">
+                <v:stroke joinstyle="miter"/>
+                <v:formulas>
+                  <v:f eqn="if lineDrawn pixelLineWidth 0"/>
+                  <v:f eqn="sum @0 1 0"/>
+                  <v:f eqn="sum 0 0 @1"/>
+                  <v:f eqn="prod @2 1 2"/>
+                  <v:f eqn="prod @3 21600 pixelWidth"/>
+                  <v:f eqn="prod @3 21600 pixelHeight"/>
+                  <v:f eqn="sum @0 0 1"/>
+                  <v:f eqn="prod @6 1 2"/>
+                  <v:f eqn="prod @7 21600 pixelWidth"/>
+                  <v:f eqn="sum @8 21600 0"/>
+                  <v:f eqn="prod @7 21600 pixelHeight"/>
+                  <v:f eqn="sum @10 21600 0"/>
+                </v:formulas>
+                <v:path o:extrusionok="f" gradientshapeok="t" o:connecttype="rect"/>
+                <o:lock v:ext="edit" aspectratio="t"/>
+              </v:shapetype>
+              <v:shape id="_x0000_i1" o:spid="_x0000_s1" type="#_x0000_t75" style="position:absolute;z-index:3072;o:allowoverlap:true;o:allowincell:true;mso-position-horizontal-relative:text;margin-left:339.00pt;mso-position-horizontal:absolute;mso-position-vertical-relative:text;margin-top:0.00pt;mso-position-vertical:absolute;width:129.00pt;height:129.00pt;mso-wrap-distance-left:9.07pt;mso-wrap-distance-top:0.00pt;mso-wrap-distance-right:9.07pt;mso-wrap-distance-bottom:0.00pt;z-index:1;" stroked="false">
+                <w10:wrap type="square"/>
+                <v:imagedata r:id="rId11" o:title=""/>
+                <o:lock v:ext="edit" rotation="t"/>
+              </v:shape>
+            </w:pict>
+          </mc:Fallback>
+        </mc:AlternateContent>
+      </w:r>
+      <w:r>
+        <w:rPr>
+          <w:rFonts w:ascii="Arial" w:hAnsi="Arial" w:cs="Arial"/>
+          <w:sz w:val="24"/>
+          <w:szCs w:val="24"/>
+          <w:highlight w:val="none"/>
+        </w:rPr>
+      </w:r>
+      <w:r>
+        <w:rPr>
+          <w:rFonts w:ascii="Arial" w:hAnsi="Arial" w:cs="Arial"/>
+          <w:sz w:val="24"/>
+          <w:szCs w:val="24"/>
+          <w:highlight w:val="none"/>
         </w:rPr>
       </w:r>
     </w:p>
@@ -5065,25 +5239,37 @@
       <w:r>
         <w:rPr>
           <w:rFonts w:ascii="Arial" w:hAnsi="Arial" w:eastAsia="Arial" w:cs="Arial"/>
-          <w:sz w:val="24"/>
-          <w:szCs w:val="24"/>
+          <w:b/>
+          <w:bCs/>
+          <w:sz w:val="24"/>
+          <w:szCs w:val="24"/>
+          <w:highlight w:val="none"/>
           <w:lang w:val="pt-BR"/>
         </w:rPr>
+        <w:t xml:space="preserve">Idade:</w:t>
       </w:r>
       <w:r>
         <w:rPr>
           <w:rFonts w:ascii="Arial" w:hAnsi="Arial" w:eastAsia="Arial" w:cs="Arial"/>
           <w:sz w:val="24"/>
           <w:szCs w:val="24"/>
+          <w:highlight w:val="none"/>
           <w:lang w:val="pt-BR"/>
         </w:rPr>
-      </w:r>
-      <w:r>
-        <w:rPr>
-          <w:rFonts w:ascii="Arial" w:hAnsi="Arial" w:eastAsia="Arial" w:cs="Arial"/>
-          <w:sz w:val="24"/>
-          <w:szCs w:val="24"/>
-          <w:lang w:val="pt-BR"/>
+        <w:t xml:space="preserve"> 8</w:t>
+      </w:r>
+      <w:r>
+        <w:rPr>
+          <w:rFonts w:ascii="Arial" w:hAnsi="Arial" w:cs="Arial"/>
+          <w:sz w:val="24"/>
+          <w:szCs w:val="24"/>
+        </w:rPr>
+      </w:r>
+      <w:r>
+        <w:rPr>
+          <w:rFonts w:ascii="Arial" w:hAnsi="Arial" w:cs="Arial"/>
+          <w:sz w:val="24"/>
+          <w:szCs w:val="24"/>
         </w:rPr>
       </w:r>
     </w:p>
@@ -5098,37 +5284,32 @@
         <w:ind w:firstLine="360" w:left="0"/>
         <w:jc w:val="both"/>
         <w:rPr>
-          <w:rFonts w:ascii="Arial" w:hAnsi="Arial" w:cs="Arial"/>
-          <w:sz w:val="24"/>
-          <w:szCs w:val="24"/>
-        </w:rPr>
-      </w:pPr>
-      <w:r>
-        <w:rPr>
           <w:rFonts w:ascii="Arial" w:hAnsi="Arial" w:eastAsia="Arial" w:cs="Arial"/>
           <w:sz w:val="24"/>
           <w:szCs w:val="24"/>
+          <w:highlight w:val="none"/>
           <w:lang w:val="pt-BR"/>
         </w:rPr>
-        <w:t xml:space="preserve">- </w:t>
-      </w:r>
+      </w:pPr>
       <w:r>
         <w:rPr>
           <w:rFonts w:ascii="Arial" w:hAnsi="Arial" w:eastAsia="Arial" w:cs="Arial"/>
-          <w:sz w:val="24"/>
-          <w:szCs w:val="24"/>
-          <w:lang w:val="pt-PT"/>
-        </w:rPr>
-        <w:t xml:space="preserve">Métricas</w:t>
+          <w:b/>
+          <w:bCs/>
+          <w:sz w:val="24"/>
+          <w:szCs w:val="24"/>
+          <w:lang w:val="pt-BR"/>
+        </w:rPr>
+        <w:t xml:space="preserve">História:</w:t>
       </w:r>
       <w:r>
         <w:rPr>
           <w:rFonts w:ascii="Arial" w:hAnsi="Arial" w:eastAsia="Arial" w:cs="Arial"/>
           <w:sz w:val="24"/>
           <w:szCs w:val="24"/>
-          <w:lang w:val="pt-PT"/>
-        </w:rPr>
-        <w:t xml:space="preserve"> de gameplay do personagem principal;</w:t>
+          <w:lang w:val="pt-BR"/>
+        </w:rPr>
+        <w:t xml:space="preserve"> </w:t>
       </w:r>
       <w:r>
         <w:rPr>
@@ -5137,23 +5318,370 @@
           <w:szCs w:val="24"/>
           <w:lang w:val="pt-BR"/>
         </w:rPr>
+        <w:t xml:space="preserve">Gray é uma criança comum, como qualquer outra: c</w:t>
       </w:r>
       <w:r>
         <w:rPr>
           <w:rFonts w:ascii="Arial" w:hAnsi="Arial" w:eastAsia="Arial" w:cs="Arial"/>
           <w:sz w:val="24"/>
           <w:szCs w:val="24"/>
+          <w:highlight w:val="none"/>
+          <w:lang w:val="pt-BR"/>
+        </w:rPr>
+        <w:t xml:space="preserve">riativo, brincalhão, corajoso na medida do possível, e sonhador. Seus pais se mudaram para a vila em que vivem antes dele nascer e, para economizar no pagamento, escolheram morar um pouco longe das outras pessoas. </w:t>
+      </w:r>
+      <w:r>
+        <w:rPr>
+          <w:rFonts w:ascii="Arial" w:hAnsi="Arial" w:eastAsia="Arial" w:cs="Arial"/>
+          <w:sz w:val="24"/>
+          <w:szCs w:val="24"/>
+          <w:highlight w:val="none"/>
+          <w:lang w:val="pt-BR"/>
+        </w:rPr>
+      </w:r>
+      <w:r>
+        <w:rPr>
+          <w:rFonts w:ascii="Arial" w:hAnsi="Arial" w:eastAsia="Arial" w:cs="Arial"/>
+          <w:sz w:val="24"/>
+          <w:szCs w:val="24"/>
+          <w:highlight w:val="none"/>
           <w:lang w:val="pt-BR"/>
         </w:rPr>
       </w:r>
     </w:p>
     <w:p>
       <w:pPr>
-        <w:pBdr/>
+        <w:pStyle w:val="881"/>
+        <w:pBdr/>
+        <w:tabs>
+          <w:tab w:val="left" w:leader="none" w:pos="7672"/>
+        </w:tabs>
         <w:spacing w:after="0" w:line="360" w:lineRule="auto"/>
-        <w:ind/>
+        <w:ind w:firstLine="360" w:left="0"/>
         <w:jc w:val="both"/>
         <w:rPr>
+          <w:rFonts w:ascii="Arial" w:hAnsi="Arial" w:eastAsia="Arial" w:cs="Arial"/>
+          <w:sz w:val="24"/>
+          <w:szCs w:val="24"/>
+          <w:highlight w:val="none"/>
+          <w:lang w:val="pt-BR"/>
+        </w:rPr>
+      </w:pPr>
+      <w:r>
+        <w:rPr>
+          <w:rFonts w:ascii="Arial" w:hAnsi="Arial" w:eastAsia="Arial" w:cs="Arial"/>
+          <w:sz w:val="24"/>
+          <w:szCs w:val="24"/>
+          <w:highlight w:val="none"/>
+          <w:lang w:val="pt-BR"/>
+        </w:rPr>
+        <w:t xml:space="preserve">Por mais que Gray ame muito seus pais, ele não consegue vê-los com tanta frequênci</w:t>
+      </w:r>
+      <w:r>
+        <w:rPr>
+          <w:rFonts w:ascii="Arial" w:hAnsi="Arial" w:eastAsia="Arial" w:cs="Arial"/>
+          <w:sz w:val="24"/>
+          <w:szCs w:val="24"/>
+          <w:highlight w:val="none"/>
+          <w:lang w:val="pt-BR"/>
+        </w:rPr>
+        <w:t xml:space="preserve">a, já que eles estão sempre fora, trabalhando, e, mesmo quando em casa, passam grande parte do tempo brigando. Eles, por outro lado, não parecem se preocupar muito com seu filho, não ligando muito se Gray fica fora de casa por longos períodos sem avisá-los</w:t>
+      </w:r>
+      <w:r>
+        <w:rPr>
+          <w:rFonts w:ascii="Arial" w:hAnsi="Arial" w:eastAsia="Arial" w:cs="Arial"/>
+          <w:sz w:val="24"/>
+          <w:szCs w:val="24"/>
+          <w:highlight w:val="none"/>
+          <w:lang w:val="pt-BR"/>
+        </w:rPr>
+      </w:r>
+      <w:r>
+        <w:rPr>
+          <w:rFonts w:ascii="Arial" w:hAnsi="Arial" w:eastAsia="Arial" w:cs="Arial"/>
+          <w:sz w:val="24"/>
+          <w:szCs w:val="24"/>
+          <w:highlight w:val="none"/>
+          <w:lang w:val="pt-BR"/>
+        </w:rPr>
+      </w:r>
+    </w:p>
+    <w:p>
+      <w:pPr>
+        <w:pStyle w:val="881"/>
+        <w:pBdr/>
+        <w:tabs>
+          <w:tab w:val="left" w:leader="none" w:pos="7672"/>
+        </w:tabs>
+        <w:spacing w:after="0" w:line="360" w:lineRule="auto"/>
+        <w:ind w:firstLine="360" w:left="0"/>
+        <w:jc w:val="both"/>
+        <w:rPr>
+          <w:rFonts w:ascii="Arial" w:hAnsi="Arial" w:eastAsia="Arial" w:cs="Arial"/>
+          <w:sz w:val="24"/>
+          <w:szCs w:val="24"/>
+          <w:highlight w:val="none"/>
+          <w:lang w:val="pt-BR"/>
+        </w:rPr>
+      </w:pPr>
+      <w:r>
+        <w:rPr>
+          <w:rFonts w:ascii="Arial" w:hAnsi="Arial" w:eastAsia="Arial" w:cs="Arial"/>
+          <w:sz w:val="24"/>
+          <w:szCs w:val="24"/>
+          <w:highlight w:val="none"/>
+          <w:lang w:val="pt-BR"/>
+        </w:rPr>
+        <w:t xml:space="preserve">Por conta disso, ele costuma passar o dia brincando</w:t>
+      </w:r>
+      <w:r>
+        <w:rPr>
+          <w:rFonts w:ascii="Arial" w:hAnsi="Arial" w:eastAsia="Arial" w:cs="Arial"/>
+          <w:sz w:val="24"/>
+          <w:szCs w:val="24"/>
+          <w:highlight w:val="none"/>
+          <w:lang w:val="pt-BR"/>
+        </w:rPr>
+        <w:t xml:space="preserve"> na floresta, colhendo frutas, correndo atrás de animais, procurando tesouros, conversando com as crianças que ocasionalmente aparecem por lá, etc. Um dia, enquanto comia algumas amoras pela floresta, Gray acaba encontrando uma pessoa perdida, desorientada</w:t>
+      </w:r>
+      <w:r>
+        <w:rPr>
+          <w:rFonts w:ascii="Arial" w:hAnsi="Arial" w:eastAsia="Arial" w:cs="Arial"/>
+          <w:sz w:val="24"/>
+          <w:szCs w:val="24"/>
+          <w:highlight w:val="none"/>
+          <w:lang w:val="pt-BR"/>
+        </w:rPr>
+      </w:r>
+      <w:r>
+        <w:rPr>
+          <w:rFonts w:ascii="Arial" w:hAnsi="Arial" w:eastAsia="Arial" w:cs="Arial"/>
+          <w:sz w:val="24"/>
+          <w:szCs w:val="24"/>
+          <w:highlight w:val="none"/>
+          <w:lang w:val="pt-BR"/>
+        </w:rPr>
+      </w:r>
+    </w:p>
+    <w:p>
+      <w:pPr>
+        <w:pStyle w:val="881"/>
+        <w:pBdr/>
+        <w:tabs>
+          <w:tab w:val="left" w:leader="none" w:pos="7672"/>
+        </w:tabs>
+        <w:spacing w:after="0" w:line="360" w:lineRule="auto"/>
+        <w:ind w:firstLine="360" w:left="0"/>
+        <w:jc w:val="both"/>
+        <w:rPr>
+          <w:rFonts w:ascii="Arial" w:hAnsi="Arial" w:eastAsia="Arial" w:cs="Arial"/>
+          <w:sz w:val="24"/>
+          <w:szCs w:val="24"/>
+          <w:highlight w:val="none"/>
+          <w:lang w:val="pt-BR"/>
+        </w:rPr>
+      </w:pPr>
+      <w:r>
+        <w:rPr>
+          <w:rFonts w:ascii="Arial" w:hAnsi="Arial" w:eastAsia="Arial" w:cs="Arial"/>
+          <w:b/>
+          <w:bCs/>
+          <w:sz w:val="24"/>
+          <w:szCs w:val="24"/>
+          <w:highlight w:val="none"/>
+          <w:lang w:val="pt-BR"/>
+        </w:rPr>
+        <w:t xml:space="preserve">Personalidade:</w:t>
+      </w:r>
+      <w:r>
+        <w:rPr>
+          <w:rFonts w:ascii="Arial" w:hAnsi="Arial" w:eastAsia="Arial" w:cs="Arial"/>
+          <w:sz w:val="24"/>
+          <w:szCs w:val="24"/>
+          <w:highlight w:val="none"/>
+          <w:lang w:val="pt-BR"/>
+        </w:rPr>
+        <w:t xml:space="preserve"> Brincalhão, tem problemas pra levar as coisas a sério, dorminhoco e ambicioso. Tem dificuldades para falar com outras pessoas e de expressar o que pensa e sente. </w:t>
+      </w:r>
+      <w:r>
+        <w:rPr>
+          <w:rFonts w:ascii="Arial" w:hAnsi="Arial" w:eastAsia="Arial" w:cs="Arial"/>
+          <w:sz w:val="24"/>
+          <w:szCs w:val="24"/>
+          <w:highlight w:val="none"/>
+          <w:lang w:val="pt-BR"/>
+        </w:rPr>
+        <w:t xml:space="preserve">Emotivo, costuma agir muito mais com base em suas emoções do que em lógica. Se preocupa com todos ao se redor, mesmo que seja um desconhecido, e sempre procura ajudar a pessoa</w:t>
+      </w:r>
+      <w:r>
+        <w:rPr>
+          <w:rFonts w:ascii="Arial" w:hAnsi="Arial" w:eastAsia="Arial" w:cs="Arial"/>
+          <w:sz w:val="24"/>
+          <w:szCs w:val="24"/>
+          <w:highlight w:val="none"/>
+          <w:lang w:val="pt-BR"/>
+        </w:rPr>
+      </w:r>
+      <w:r>
+        <w:rPr>
+          <w:rFonts w:ascii="Arial" w:hAnsi="Arial" w:eastAsia="Arial" w:cs="Arial"/>
+          <w:sz w:val="24"/>
+          <w:szCs w:val="24"/>
+          <w:highlight w:val="none"/>
+          <w:lang w:val="pt-BR"/>
+        </w:rPr>
+      </w:r>
+    </w:p>
+    <w:p>
+      <w:pPr>
+        <w:pStyle w:val="881"/>
+        <w:pBdr/>
+        <w:tabs>
+          <w:tab w:val="left" w:leader="none" w:pos="7672"/>
+        </w:tabs>
+        <w:spacing w:after="0" w:line="360" w:lineRule="auto"/>
+        <w:ind w:firstLine="360" w:left="0"/>
+        <w:jc w:val="both"/>
+        <w:rPr>
+          <w:rFonts w:ascii="Arial" w:hAnsi="Arial" w:eastAsia="Arial" w:cs="Arial"/>
+          <w:sz w:val="24"/>
+          <w:szCs w:val="24"/>
+          <w:highlight w:val="none"/>
+          <w:lang w:val="pt-BR"/>
+        </w:rPr>
+      </w:pPr>
+      <w:r>
+        <w:rPr>
+          <w:rFonts w:ascii="Arial" w:hAnsi="Arial" w:eastAsia="Arial" w:cs="Arial"/>
+          <w:b/>
+          <w:bCs/>
+          <w:sz w:val="24"/>
+          <w:szCs w:val="24"/>
+          <w:highlight w:val="none"/>
+          <w:lang w:val="pt-BR"/>
+        </w:rPr>
+        <w:t xml:space="preserve">Habilidades:</w:t>
+      </w:r>
+      <w:r>
+        <w:rPr>
+          <w:rFonts w:ascii="Arial" w:hAnsi="Arial" w:eastAsia="Arial" w:cs="Arial"/>
+          <w:sz w:val="24"/>
+          <w:szCs w:val="24"/>
+          <w:highlight w:val="none"/>
+          <w:lang w:val="pt-BR"/>
+        </w:rPr>
+        <w:t xml:space="preserve"> Capaz de utilizar magias de assistência, como cura, limpeza e defesa, assim como magias ofensivas. Usa um graveto como arma, podendo atacar com ou canalizar magia por ele</w:t>
+      </w:r>
+      <w:r>
+        <w:rPr>
+          <w:rFonts w:ascii="Arial" w:hAnsi="Arial" w:eastAsia="Arial" w:cs="Arial"/>
+          <w:sz w:val="24"/>
+          <w:szCs w:val="24"/>
+          <w:highlight w:val="none"/>
+          <w:lang w:val="pt-BR"/>
+        </w:rPr>
+      </w:r>
+      <w:r>
+        <w:rPr>
+          <w:rFonts w:ascii="Arial" w:hAnsi="Arial" w:eastAsia="Arial" w:cs="Arial"/>
+          <w:sz w:val="24"/>
+          <w:szCs w:val="24"/>
+          <w:highlight w:val="none"/>
+          <w:lang w:val="pt-BR"/>
+        </w:rPr>
+      </w:r>
+    </w:p>
+    <w:p>
+      <w:pPr>
+        <w:pStyle w:val="881"/>
+        <w:pBdr/>
+        <w:tabs>
+          <w:tab w:val="left" w:leader="none" w:pos="7672"/>
+        </w:tabs>
+        <w:spacing w:after="0" w:line="360" w:lineRule="auto"/>
+        <w:ind w:firstLine="360" w:left="0"/>
+        <w:jc w:val="both"/>
+        <w:rPr>
+          <w:rFonts w:ascii="Arial" w:hAnsi="Arial" w:eastAsia="Arial" w:cs="Arial"/>
+          <w:sz w:val="24"/>
+          <w:szCs w:val="24"/>
+          <w:highlight w:val="none"/>
+          <w:lang w:val="pt-BR"/>
+        </w:rPr>
+      </w:pPr>
+      <w:r>
+        <w:rPr>
+          <w:rFonts w:ascii="Arial" w:hAnsi="Arial" w:eastAsia="Arial" w:cs="Arial"/>
+          <w:b/>
+          <w:bCs/>
+          <w:sz w:val="24"/>
+          <w:szCs w:val="24"/>
+          <w:highlight w:val="none"/>
+          <w:lang w:val="pt-BR"/>
+        </w:rPr>
+      </w:r>
+      <w:r>
+        <w:rPr>
+          <w:rFonts w:ascii="Arial" w:hAnsi="Arial" w:eastAsia="Arial" w:cs="Arial"/>
+          <w:b/>
+          <w:bCs/>
+          <w:sz w:val="24"/>
+          <w:szCs w:val="24"/>
+          <w:highlight w:val="none"/>
+          <w:lang w:val="pt-BR"/>
+        </w:rPr>
+        <w:t xml:space="preserve">Ações que pode performar:</w:t>
+      </w:r>
+      <w:r>
+        <w:rPr>
+          <w:rFonts w:ascii="Arial" w:hAnsi="Arial" w:eastAsia="Arial" w:cs="Arial"/>
+          <w:sz w:val="24"/>
+          <w:szCs w:val="24"/>
+          <w:highlight w:val="none"/>
+          <w:lang w:val="pt-BR"/>
+        </w:rPr>
+        <w:t xml:space="preserve"> Utilizar item e lutar</w:t>
+      </w:r>
+      <w:r>
+        <w:rPr>
+          <w:rFonts w:ascii="Arial" w:hAnsi="Arial" w:eastAsia="Arial" w:cs="Arial"/>
+          <w:sz w:val="24"/>
+          <w:szCs w:val="24"/>
+          <w:highlight w:val="none"/>
+          <w:lang w:val="pt-BR"/>
+        </w:rPr>
+        <w:t xml:space="preserve">; durante modo puzzle: andar e interagir</w:t>
+      </w:r>
+      <w:r>
+        <w:rPr>
+          <w:rFonts w:ascii="Arial" w:hAnsi="Arial" w:eastAsia="Arial" w:cs="Arial"/>
+          <w:sz w:val="24"/>
+          <w:szCs w:val="24"/>
+          <w:highlight w:val="none"/>
+          <w:lang w:val="pt-BR"/>
+        </w:rPr>
+      </w:r>
+      <w:r>
+        <w:rPr>
+          <w:rFonts w:ascii="Arial" w:hAnsi="Arial" w:eastAsia="Arial" w:cs="Arial"/>
+          <w:sz w:val="24"/>
+          <w:szCs w:val="24"/>
+          <w:highlight w:val="none"/>
+          <w:lang w:val="pt-BR"/>
+        </w:rPr>
+      </w:r>
+    </w:p>
+    <w:p>
+      <w:pPr>
+        <w:pStyle w:val="881"/>
+        <w:pBdr/>
+        <w:tabs>
+          <w:tab w:val="left" w:leader="none" w:pos="7672"/>
+        </w:tabs>
+        <w:spacing w:after="0" w:line="360" w:lineRule="auto"/>
+        <w:ind w:firstLine="360" w:left="0"/>
+        <w:jc w:val="both"/>
+        <w:rPr>
           <w:rFonts w:ascii="Arial" w:hAnsi="Arial" w:cs="Arial"/>
           <w:sz w:val="24"/>
           <w:szCs w:val="24"/>
@@ -5164,24 +5692,574 @@
           <w:rFonts w:ascii="Arial" w:hAnsi="Arial" w:eastAsia="Arial" w:cs="Arial"/>
           <w:sz w:val="24"/>
           <w:szCs w:val="24"/>
+          <w:highlight w:val="none"/>
           <w:lang w:val="pt-BR"/>
         </w:rPr>
+      </w:r>
+      <w:r>
+        <w:rPr>
+          <w:rFonts w:ascii="Arial" w:hAnsi="Arial" w:cs="Arial"/>
+          <w:sz w:val="24"/>
+          <w:szCs w:val="24"/>
+        </w:rPr>
+      </w:r>
+      <w:r>
+        <w:rPr>
+          <w:rFonts w:ascii="Arial" w:hAnsi="Arial" w:cs="Arial"/>
+          <w:sz w:val="24"/>
+          <w:szCs w:val="24"/>
+        </w:rPr>
+      </w:r>
+    </w:p>
+    <w:p>
+      <w:pPr>
+        <w:pStyle w:val="881"/>
+        <w:pBdr/>
+        <w:tabs>
+          <w:tab w:val="left" w:leader="none" w:pos="7672"/>
+        </w:tabs>
+        <w:spacing w:after="0" w:line="360" w:lineRule="auto"/>
+        <w:ind w:firstLine="360" w:left="0"/>
+        <w:jc w:val="both"/>
+        <w:rPr>
+          <w:rFonts w:ascii="Arial" w:hAnsi="Arial" w:cs="Arial"/>
+          <w:sz w:val="24"/>
+          <w:szCs w:val="24"/>
+        </w:rPr>
+      </w:pPr>
+      <w:r>
+        <w:rPr>
+          <w:rFonts w:ascii="Arial" w:hAnsi="Arial" w:eastAsia="Arial" w:cs="Arial"/>
+          <w:sz w:val="24"/>
+          <w:szCs w:val="24"/>
+          <w:lang w:val="pt-BR"/>
+        </w:rPr>
+        <w:t xml:space="preserve">- </w:t>
+      </w:r>
+      <w:r>
+        <w:rPr>
+          <w:rFonts w:ascii="Arial" w:hAnsi="Arial" w:eastAsia="Arial" w:cs="Arial"/>
+          <w:sz w:val="24"/>
+          <w:szCs w:val="24"/>
+          <w:lang w:val="pt-BR"/>
+        </w:rPr>
+        <w:t xml:space="preserve">História do passado dos personagens;</w:t>
+      </w:r>
+      <w:r>
+        <w:rPr>
+          <w:rFonts w:ascii="Arial" w:hAnsi="Arial" w:cs="Arial"/>
+          <w:sz w:val="24"/>
+          <w:szCs w:val="24"/>
+        </w:rPr>
+      </w:r>
+      <w:r>
+        <w:rPr>
+          <w:rFonts w:ascii="Arial" w:hAnsi="Arial" w:cs="Arial"/>
+          <w:sz w:val="24"/>
+          <w:szCs w:val="24"/>
+        </w:rPr>
+      </w:r>
+    </w:p>
+    <w:p>
+      <w:pPr>
+        <w:pStyle w:val="881"/>
+        <w:pBdr/>
+        <w:tabs>
+          <w:tab w:val="left" w:leader="none" w:pos="7672"/>
+        </w:tabs>
+        <w:spacing w:after="0" w:line="360" w:lineRule="auto"/>
+        <w:ind w:firstLine="360" w:left="0"/>
+        <w:jc w:val="both"/>
+        <w:rPr>
+          <w:rFonts w:ascii="Arial" w:hAnsi="Arial" w:cs="Arial"/>
+          <w:sz w:val="24"/>
+          <w:szCs w:val="24"/>
+        </w:rPr>
+      </w:pPr>
+      <w:r>
+        <w:rPr>
+          <w:rFonts w:ascii="Arial" w:hAnsi="Arial" w:eastAsia="Arial" w:cs="Arial"/>
+          <w:sz w:val="24"/>
+          <w:szCs w:val="24"/>
+          <w:lang w:val="pt-BR"/>
+        </w:rPr>
+      </w:r>
+      <w:r>
+        <w:rPr>
+          <w:rFonts w:ascii="Arial" w:hAnsi="Arial" w:cs="Arial"/>
+          <w:sz w:val="24"/>
+          <w:szCs w:val="24"/>
+        </w:rPr>
+      </w:r>
+      <w:r>
+        <w:rPr>
+          <w:rFonts w:ascii="Arial" w:hAnsi="Arial" w:cs="Arial"/>
+          <w:sz w:val="24"/>
+          <w:szCs w:val="24"/>
+        </w:rPr>
+      </w:r>
+    </w:p>
+    <w:p>
+      <w:pPr>
+        <w:pStyle w:val="881"/>
+        <w:pBdr/>
+        <w:tabs>
+          <w:tab w:val="left" w:leader="none" w:pos="7672"/>
+        </w:tabs>
+        <w:spacing w:after="0" w:line="360" w:lineRule="auto"/>
+        <w:ind w:firstLine="360" w:left="0"/>
+        <w:jc w:val="both"/>
+        <w:rPr>
+          <w:rFonts w:ascii="Arial" w:hAnsi="Arial" w:cs="Arial"/>
+          <w:sz w:val="24"/>
+          <w:szCs w:val="24"/>
+        </w:rPr>
+      </w:pPr>
+      <w:r>
+        <w:rPr>
+          <w:rFonts w:ascii="Arial" w:hAnsi="Arial" w:eastAsia="Arial" w:cs="Arial"/>
+          <w:sz w:val="24"/>
+          <w:szCs w:val="24"/>
+          <w:lang w:val="pt-BR"/>
+        </w:rPr>
+        <w:t xml:space="preserve">- </w:t>
+      </w:r>
+      <w:r>
+        <w:rPr>
+          <w:rFonts w:ascii="Arial" w:hAnsi="Arial" w:eastAsia="Arial" w:cs="Arial"/>
+          <w:sz w:val="24"/>
+          <w:szCs w:val="24"/>
+          <w:lang w:val="pt-BR"/>
+        </w:rPr>
+        <w:t xml:space="preserve">Personalidade dos personagens;</w:t>
+      </w:r>
+      <w:r>
+        <w:rPr>
+          <w:rFonts w:ascii="Arial" w:hAnsi="Arial" w:cs="Arial"/>
+          <w:sz w:val="24"/>
+          <w:szCs w:val="24"/>
+        </w:rPr>
+      </w:r>
+      <w:r>
+        <w:rPr>
+          <w:rFonts w:ascii="Arial" w:hAnsi="Arial" w:cs="Arial"/>
+          <w:sz w:val="24"/>
+          <w:szCs w:val="24"/>
+        </w:rPr>
+      </w:r>
+    </w:p>
+    <w:p>
+      <w:pPr>
+        <w:pStyle w:val="881"/>
+        <w:pBdr/>
+        <w:tabs>
+          <w:tab w:val="left" w:leader="none" w:pos="7672"/>
+        </w:tabs>
+        <w:spacing w:after="0" w:line="360" w:lineRule="auto"/>
+        <w:ind w:firstLine="360" w:left="0"/>
+        <w:jc w:val="both"/>
+        <w:rPr>
+          <w:rFonts w:ascii="Arial" w:hAnsi="Arial" w:cs="Arial"/>
+          <w:sz w:val="24"/>
+          <w:szCs w:val="24"/>
+        </w:rPr>
+      </w:pPr>
+      <w:r>
+        <w:rPr>
+          <w:rFonts w:ascii="Arial" w:hAnsi="Arial" w:eastAsia="Arial" w:cs="Arial"/>
+          <w:sz w:val="24"/>
+          <w:szCs w:val="24"/>
+          <w:lang w:val="pt-BR"/>
+        </w:rPr>
+      </w:r>
+      <w:r>
+        <w:rPr>
+          <w:rFonts w:ascii="Arial" w:hAnsi="Arial" w:cs="Arial"/>
+          <w:sz w:val="24"/>
+          <w:szCs w:val="24"/>
+        </w:rPr>
+      </w:r>
+      <w:r>
+        <w:rPr>
+          <w:rFonts w:ascii="Arial" w:hAnsi="Arial" w:cs="Arial"/>
+          <w:sz w:val="24"/>
+          <w:szCs w:val="24"/>
+        </w:rPr>
+      </w:r>
+    </w:p>
+    <w:p>
+      <w:pPr>
+        <w:pStyle w:val="881"/>
+        <w:pBdr/>
+        <w:tabs>
+          <w:tab w:val="left" w:leader="none" w:pos="7672"/>
+        </w:tabs>
+        <w:spacing w:after="0" w:line="360" w:lineRule="auto"/>
+        <w:ind w:firstLine="360" w:left="0"/>
+        <w:jc w:val="both"/>
+        <w:rPr>
+          <w:rFonts w:ascii="Arial" w:hAnsi="Arial" w:cs="Arial"/>
+          <w:sz w:val="24"/>
+          <w:szCs w:val="24"/>
+        </w:rPr>
+      </w:pPr>
+      <w:r>
+        <w:rPr>
+          <w:rFonts w:ascii="Arial" w:hAnsi="Arial" w:eastAsia="Arial" w:cs="Arial"/>
+          <w:sz w:val="24"/>
+          <w:szCs w:val="24"/>
+          <w:lang w:val="pt-BR"/>
+        </w:rPr>
+        <w:t xml:space="preserve">- </w:t>
+      </w:r>
+      <w:r>
+        <w:rPr>
+          <w:rFonts w:ascii="Arial" w:hAnsi="Arial" w:eastAsia="Arial" w:cs="Arial"/>
+          <w:sz w:val="24"/>
+          <w:szCs w:val="24"/>
+          <w:lang w:val="pt-BR"/>
+        </w:rPr>
+        <w:t xml:space="preserve">Habilidades características de cada personagem (poderes especiais, golpes especiais, armas...);</w:t>
+      </w:r>
+      <w:r>
+        <w:rPr>
+          <w:rFonts w:ascii="Arial" w:hAnsi="Arial" w:cs="Arial"/>
+          <w:sz w:val="24"/>
+          <w:szCs w:val="24"/>
+        </w:rPr>
+      </w:r>
+      <w:r>
+        <w:rPr>
+          <w:rFonts w:ascii="Arial" w:hAnsi="Arial" w:cs="Arial"/>
+          <w:sz w:val="24"/>
+          <w:szCs w:val="24"/>
+        </w:rPr>
+      </w:r>
+    </w:p>
+    <w:p>
+      <w:pPr>
+        <w:pStyle w:val="881"/>
+        <w:pBdr/>
+        <w:tabs>
+          <w:tab w:val="left" w:leader="none" w:pos="7672"/>
+        </w:tabs>
+        <w:spacing w:after="0" w:line="360" w:lineRule="auto"/>
+        <w:ind w:firstLine="360" w:left="0"/>
+        <w:jc w:val="both"/>
+        <w:rPr>
+          <w:rFonts w:ascii="Arial" w:hAnsi="Arial" w:cs="Arial"/>
+          <w:sz w:val="24"/>
+          <w:szCs w:val="24"/>
+        </w:rPr>
+      </w:pPr>
+      <w:r>
+        <w:rPr>
+          <w:rFonts w:ascii="Arial" w:hAnsi="Arial" w:eastAsia="Arial" w:cs="Arial"/>
+          <w:sz w:val="24"/>
+          <w:szCs w:val="24"/>
+          <w:lang w:val="pt-BR"/>
+        </w:rPr>
+      </w:r>
+      <w:r>
+        <w:rPr>
+          <w:rFonts w:ascii="Arial" w:hAnsi="Arial" w:cs="Arial"/>
+          <w:sz w:val="24"/>
+          <w:szCs w:val="24"/>
+        </w:rPr>
+      </w:r>
+      <w:r>
+        <w:rPr>
+          <w:rFonts w:ascii="Arial" w:hAnsi="Arial" w:cs="Arial"/>
+          <w:sz w:val="24"/>
+          <w:szCs w:val="24"/>
+        </w:rPr>
+      </w:r>
+    </w:p>
+    <w:p>
+      <w:pPr>
+        <w:pStyle w:val="881"/>
+        <w:pBdr/>
+        <w:tabs>
+          <w:tab w:val="left" w:leader="none" w:pos="7672"/>
+        </w:tabs>
+        <w:spacing w:after="0" w:line="360" w:lineRule="auto"/>
+        <w:ind w:firstLine="360" w:left="0"/>
+        <w:jc w:val="both"/>
+        <w:rPr>
+          <w:rFonts w:ascii="Arial" w:hAnsi="Arial" w:cs="Arial"/>
+          <w:sz w:val="24"/>
+          <w:szCs w:val="24"/>
+        </w:rPr>
+      </w:pPr>
+      <w:r>
+        <w:rPr>
+          <w:rFonts w:ascii="Arial" w:hAnsi="Arial" w:eastAsia="Arial" w:cs="Arial"/>
+          <w:sz w:val="24"/>
+          <w:szCs w:val="24"/>
+          <w:lang w:val="pt-BR"/>
+        </w:rPr>
+        <w:t xml:space="preserve">- </w:t>
+      </w:r>
+      <w:r>
+        <w:rPr>
+          <w:rFonts w:ascii="Arial" w:hAnsi="Arial" w:eastAsia="Arial" w:cs="Arial"/>
+          <w:sz w:val="24"/>
+          <w:szCs w:val="24"/>
+          <w:lang w:val="pt-BR"/>
+        </w:rPr>
+        <w:t xml:space="preserve">Ilustração visual dos personagens;</w:t>
+      </w:r>
+      <w:r>
+        <w:rPr>
+          <w:rFonts w:ascii="Arial" w:hAnsi="Arial" w:cs="Arial"/>
+          <w:sz w:val="24"/>
+          <w:szCs w:val="24"/>
+        </w:rPr>
+      </w:r>
+      <w:r>
+        <w:rPr>
+          <w:rFonts w:ascii="Arial" w:hAnsi="Arial" w:cs="Arial"/>
+          <w:sz w:val="24"/>
+          <w:szCs w:val="24"/>
+        </w:rPr>
+      </w:r>
+    </w:p>
+    <w:p>
+      <w:pPr>
+        <w:pStyle w:val="881"/>
+        <w:pBdr/>
+        <w:tabs>
+          <w:tab w:val="left" w:leader="none" w:pos="7672"/>
+        </w:tabs>
+        <w:spacing w:after="0" w:line="360" w:lineRule="auto"/>
+        <w:ind w:firstLine="360" w:left="0"/>
+        <w:jc w:val="both"/>
+        <w:rPr>
+          <w:rFonts w:ascii="Arial" w:hAnsi="Arial" w:cs="Arial"/>
+          <w:sz w:val="24"/>
+          <w:szCs w:val="24"/>
+        </w:rPr>
+      </w:pPr>
+      <w:r>
+        <w:rPr>
+          <w:rFonts w:ascii="Arial" w:hAnsi="Arial" w:eastAsia="Arial" w:cs="Arial"/>
+          <w:sz w:val="24"/>
+          <w:szCs w:val="24"/>
+          <w:lang w:val="pt-BR"/>
+        </w:rPr>
+      </w:r>
+      <w:r>
+        <w:rPr>
+          <w:rFonts w:ascii="Arial" w:hAnsi="Arial" w:cs="Arial"/>
+          <w:sz w:val="24"/>
+          <w:szCs w:val="24"/>
+        </w:rPr>
+      </w:r>
+      <w:r>
+        <w:rPr>
+          <w:rFonts w:ascii="Arial" w:hAnsi="Arial" w:cs="Arial"/>
+          <w:sz w:val="24"/>
+          <w:szCs w:val="24"/>
+        </w:rPr>
+      </w:r>
+    </w:p>
+    <w:p>
+      <w:pPr>
+        <w:pStyle w:val="881"/>
+        <w:pBdr/>
+        <w:tabs>
+          <w:tab w:val="left" w:leader="none" w:pos="7672"/>
+        </w:tabs>
+        <w:spacing w:after="0" w:line="360" w:lineRule="auto"/>
+        <w:ind w:firstLine="360" w:left="0"/>
+        <w:jc w:val="both"/>
+        <w:rPr>
+          <w:rFonts w:ascii="Arial" w:hAnsi="Arial" w:cs="Arial"/>
+          <w:sz w:val="24"/>
+          <w:szCs w:val="24"/>
+        </w:rPr>
+      </w:pPr>
+      <w:r>
+        <w:rPr>
+          <w:rFonts w:ascii="Arial" w:hAnsi="Arial" w:eastAsia="Arial" w:cs="Arial"/>
+          <w:sz w:val="24"/>
+          <w:szCs w:val="24"/>
+          <w:lang w:val="pt-BR"/>
+        </w:rPr>
+        <w:t xml:space="preserve">- </w:t>
+      </w:r>
+      <w:r>
+        <w:rPr>
+          <w:rFonts w:ascii="Arial" w:hAnsi="Arial" w:eastAsia="Arial" w:cs="Arial"/>
+          <w:sz w:val="24"/>
+          <w:szCs w:val="24"/>
+          <w:lang w:val="pt-BR"/>
+        </w:rPr>
+        <w:t xml:space="preserve">Ações que </w:t>
+      </w:r>
+      <w:r>
+        <w:rPr>
+          <w:rFonts w:ascii="Arial" w:hAnsi="Arial" w:eastAsia="Arial" w:cs="Arial"/>
+          <w:sz w:val="24"/>
+          <w:szCs w:val="24"/>
+          <w:lang w:val="pt-BR"/>
+        </w:rPr>
+        <w:t xml:space="preserve">os personagens pode</w:t>
+      </w:r>
+      <w:r>
+        <w:rPr>
+          <w:rFonts w:ascii="Arial" w:hAnsi="Arial" w:eastAsia="Arial" w:cs="Arial"/>
+          <w:sz w:val="24"/>
+          <w:szCs w:val="24"/>
+          <w:lang w:val="pt-BR"/>
+        </w:rPr>
+        <w:t xml:space="preserve"> executar (andar, correr, pular, pulo duplo, escalar, voar, nadar...);</w:t>
+      </w:r>
+      <w:r>
+        <w:rPr>
+          <w:rFonts w:ascii="Arial" w:hAnsi="Arial" w:cs="Arial"/>
+          <w:sz w:val="24"/>
+          <w:szCs w:val="24"/>
+        </w:rPr>
+      </w:r>
+      <w:r>
+        <w:rPr>
+          <w:rFonts w:ascii="Arial" w:hAnsi="Arial" w:cs="Arial"/>
+          <w:sz w:val="24"/>
+          <w:szCs w:val="24"/>
+        </w:rPr>
+      </w:r>
+    </w:p>
+    <w:p>
+      <w:pPr>
+        <w:pStyle w:val="881"/>
+        <w:pBdr/>
+        <w:tabs>
+          <w:tab w:val="left" w:leader="none" w:pos="7672"/>
+        </w:tabs>
+        <w:spacing w:after="0" w:line="360" w:lineRule="auto"/>
+        <w:ind w:firstLine="360" w:left="0"/>
+        <w:jc w:val="both"/>
+        <w:rPr>
+          <w:rFonts w:ascii="Arial" w:hAnsi="Arial" w:cs="Arial"/>
+          <w:sz w:val="24"/>
+          <w:szCs w:val="24"/>
+        </w:rPr>
+      </w:pPr>
+      <w:r>
+        <w:rPr>
+          <w:rFonts w:ascii="Arial" w:hAnsi="Arial" w:eastAsia="Arial" w:cs="Arial"/>
+          <w:sz w:val="24"/>
+          <w:szCs w:val="24"/>
+          <w:lang w:val="pt-BR"/>
+        </w:rPr>
+      </w:r>
+      <w:r>
+        <w:rPr>
+          <w:rFonts w:ascii="Arial" w:hAnsi="Arial" w:cs="Arial"/>
+          <w:sz w:val="24"/>
+          <w:szCs w:val="24"/>
+        </w:rPr>
+      </w:r>
+      <w:r>
+        <w:rPr>
+          <w:rFonts w:ascii="Arial" w:hAnsi="Arial" w:cs="Arial"/>
+          <w:sz w:val="24"/>
+          <w:szCs w:val="24"/>
+        </w:rPr>
+      </w:r>
+    </w:p>
+    <w:p>
+      <w:pPr>
+        <w:pStyle w:val="881"/>
+        <w:pBdr/>
+        <w:tabs>
+          <w:tab w:val="left" w:leader="none" w:pos="7672"/>
+        </w:tabs>
+        <w:spacing w:after="0" w:line="360" w:lineRule="auto"/>
+        <w:ind w:firstLine="360" w:left="0"/>
+        <w:jc w:val="both"/>
+        <w:rPr>
+          <w:rFonts w:ascii="Arial" w:hAnsi="Arial" w:cs="Arial"/>
+          <w:sz w:val="24"/>
+          <w:szCs w:val="24"/>
+        </w:rPr>
+      </w:pPr>
+      <w:r>
+        <w:rPr>
+          <w:rFonts w:ascii="Arial" w:hAnsi="Arial" w:eastAsia="Arial" w:cs="Arial"/>
+          <w:sz w:val="24"/>
+          <w:szCs w:val="24"/>
+          <w:lang w:val="pt-BR"/>
+        </w:rPr>
+        <w:t xml:space="preserve">- </w:t>
+      </w:r>
+      <w:r>
+        <w:rPr>
+          <w:rFonts w:ascii="Arial" w:hAnsi="Arial" w:eastAsia="Arial" w:cs="Arial"/>
+          <w:sz w:val="24"/>
+          <w:szCs w:val="24"/>
+          <w:lang w:val="pt-PT"/>
+        </w:rPr>
+        <w:t xml:space="preserve">Métricas</w:t>
+      </w:r>
+      <w:r>
+        <w:rPr>
+          <w:rFonts w:ascii="Arial" w:hAnsi="Arial" w:eastAsia="Arial" w:cs="Arial"/>
+          <w:sz w:val="24"/>
+          <w:szCs w:val="24"/>
+          <w:lang w:val="pt-PT"/>
+        </w:rPr>
+        <w:t xml:space="preserve"> de gameplay do personagem principal;</w:t>
+      </w:r>
+      <w:r>
+        <w:rPr>
+          <w:rFonts w:ascii="Arial" w:hAnsi="Arial" w:cs="Arial"/>
+          <w:sz w:val="24"/>
+          <w:szCs w:val="24"/>
+        </w:rPr>
+      </w:r>
+      <w:r>
+        <w:rPr>
+          <w:rFonts w:ascii="Arial" w:hAnsi="Arial" w:cs="Arial"/>
+          <w:sz w:val="24"/>
+          <w:szCs w:val="24"/>
+        </w:rPr>
+      </w:r>
+    </w:p>
+    <w:p>
+      <w:pPr>
+        <w:pBdr/>
+        <w:spacing w:after="0" w:line="360" w:lineRule="auto"/>
+        <w:ind/>
+        <w:jc w:val="both"/>
+        <w:rPr>
+          <w:rFonts w:ascii="Arial" w:hAnsi="Arial" w:cs="Arial"/>
+          <w:sz w:val="24"/>
+          <w:szCs w:val="24"/>
+        </w:rPr>
+      </w:pPr>
+      <w:r>
+        <w:rPr>
+          <w:rFonts w:ascii="Arial" w:hAnsi="Arial" w:eastAsia="Arial" w:cs="Arial"/>
+          <w:sz w:val="24"/>
+          <w:szCs w:val="24"/>
+          <w:lang w:val="pt-BR"/>
+        </w:rPr>
         <w:br w:type="page" w:clear="all"/>
       </w:r>
       <w:r>
         <w:rPr>
-          <w:rFonts w:ascii="Arial" w:hAnsi="Arial" w:eastAsia="Arial" w:cs="Arial"/>
-          <w:sz w:val="24"/>
-          <w:szCs w:val="24"/>
-          <w:lang w:val="pt-BR"/>
-        </w:rPr>
-      </w:r>
-      <w:r>
-        <w:rPr>
-          <w:rFonts w:ascii="Arial" w:hAnsi="Arial" w:eastAsia="Arial" w:cs="Arial"/>
-          <w:sz w:val="24"/>
-          <w:szCs w:val="24"/>
-          <w:lang w:val="pt-BR"/>
+          <w:rFonts w:ascii="Arial" w:hAnsi="Arial" w:cs="Arial"/>
+          <w:sz w:val="24"/>
+          <w:szCs w:val="24"/>
+        </w:rPr>
+      </w:r>
+      <w:r>
+        <w:rPr>
+          <w:rFonts w:ascii="Arial" w:hAnsi="Arial" w:cs="Arial"/>
+          <w:sz w:val="24"/>
+          <w:szCs w:val="24"/>
         </w:rPr>
       </w:r>
     </w:p>
@@ -5193,6 +6271,7 @@
           <w:numId w:val="1"/>
         </w:numPr>
         <w:pBdr/>
+        <w:shd w:val="clear" w:color="ffffff" w:themeColor="background1" w:fill="ffffff" w:themeFill="background1"/>
         <w:tabs>
           <w:tab w:val="left" w:leader="none" w:pos="7672"/>
         </w:tabs>
@@ -5228,20 +6307,18 @@
       <w:bookmarkEnd w:id="4"/>
       <w:r>
         <w:rPr>
-          <w:rFonts w:ascii="Arial" w:hAnsi="Arial" w:eastAsia="Arial" w:cs="Arial"/>
+          <w:rFonts w:ascii="Arial" w:hAnsi="Arial" w:cs="Arial"/>
           <w:b/>
           <w:sz w:val="24"/>
           <w:szCs w:val="24"/>
-          <w:lang w:val="pt-BR"/>
-        </w:rPr>
-      </w:r>
-      <w:r>
-        <w:rPr>
-          <w:rFonts w:ascii="Arial" w:hAnsi="Arial" w:eastAsia="Arial" w:cs="Arial"/>
+        </w:rPr>
+      </w:r>
+      <w:r>
+        <w:rPr>
+          <w:rFonts w:ascii="Arial" w:hAnsi="Arial" w:cs="Arial"/>
           <w:b/>
           <w:sz w:val="24"/>
           <w:szCs w:val="24"/>
-          <w:lang w:val="pt-BR"/>
         </w:rPr>
       </w:r>
     </w:p>
@@ -5271,58 +6348,512 @@
       </w:r>
       <w:r>
         <w:rPr>
-          <w:rFonts w:ascii="Arial" w:hAnsi="Arial" w:eastAsia="Arial" w:cs="Arial"/>
-          <w:sz w:val="24"/>
-          <w:szCs w:val="24"/>
-          <w:lang w:val="pt-BR"/>
-        </w:rPr>
-      </w:r>
-      <w:r>
-        <w:rPr>
-          <w:rFonts w:ascii="Arial" w:hAnsi="Arial" w:eastAsia="Arial" w:cs="Arial"/>
-          <w:sz w:val="24"/>
-          <w:szCs w:val="24"/>
-          <w:lang w:val="pt-BR"/>
+          <w:rFonts w:ascii="Arial" w:hAnsi="Arial" w:cs="Arial"/>
+          <w:sz w:val="24"/>
+          <w:szCs w:val="24"/>
+        </w:rPr>
+      </w:r>
+      <w:r>
+        <w:rPr>
+          <w:rFonts w:ascii="Arial" w:hAnsi="Arial" w:cs="Arial"/>
+          <w:sz w:val="24"/>
+          <w:szCs w:val="24"/>
         </w:rPr>
       </w:r>
     </w:p>
     <w:p>
       <w:pPr>
+        <w:pStyle w:val="881"/>
+        <w:pBdr/>
+        <w:tabs>
+          <w:tab w:val="left" w:leader="none" w:pos="283"/>
+        </w:tabs>
+        <w:spacing w:after="0" w:line="360" w:lineRule="auto"/>
+        <w:ind w:firstLine="360" w:left="0"/>
+        <w:jc w:val="both"/>
+        <w:rPr>
+          <w:sz w:val="24"/>
+          <w:szCs w:val="24"/>
+          <w:highlight w:val="none"/>
+          <w:lang w:val="pt-BR"/>
+        </w:rPr>
+      </w:pPr>
+      <w:r>
+        <w:rPr>
+          <w:sz w:val="24"/>
+          <w:lang w:val="pt-BR"/>
+        </w:rPr>
+        <w:t xml:space="preserve">- </w:t>
+      </w:r>
+      <w:r>
+        <w:rPr>
+          <w:sz w:val="24"/>
+          <w:lang w:val="pt-BR"/>
+        </w:rPr>
+        <w:t xml:space="preserve">Como o jogador controla o personagem principal?</w:t>
+      </w:r>
+      <w:r>
+        <w:rPr>
+          <w:sz w:val="24"/>
+          <w:szCs w:val="24"/>
+          <w:highlight w:val="none"/>
+          <w:lang w:val="pt-BR"/>
+        </w:rPr>
+      </w:r>
+      <w:r>
+        <w:rPr>
+          <w:sz w:val="24"/>
+          <w:szCs w:val="24"/>
+          <w:highlight w:val="none"/>
+          <w:lang w:val="pt-BR"/>
+        </w:rPr>
+      </w:r>
+    </w:p>
+    <w:p>
+      <w:pPr>
+        <w:pStyle w:val="881"/>
+        <w:pBdr/>
+        <w:tabs>
+          <w:tab w:val="left" w:leader="none" w:pos="283"/>
+        </w:tabs>
+        <w:spacing w:after="0" w:line="360" w:lineRule="auto"/>
+        <w:ind w:firstLine="360" w:left="0"/>
+        <w:jc w:val="both"/>
+        <w:rPr>
+          <w:sz w:val="24"/>
+          <w:szCs w:val="24"/>
+          <w:highlight w:val="none"/>
+          <w:lang w:val="pt-BR"/>
+        </w:rPr>
+      </w:pPr>
+      <w:r>
+        <w:rPr>
+          <w:sz w:val="24"/>
+          <w:highlight w:val="none"/>
+          <w:lang w:val="pt-BR"/>
+        </w:rPr>
+      </w:r>
+      <w:r>
+        <w:rPr>
+          <w:sz w:val="24"/>
+          <w:szCs w:val="24"/>
+          <w:highlight w:val="none"/>
+          <w:lang w:val="pt-BR"/>
+        </w:rPr>
+      </w:r>
+      <w:r>
+        <w:rPr>
+          <w:sz w:val="24"/>
+          <w:szCs w:val="24"/>
+          <w:highlight w:val="none"/>
+          <w:lang w:val="pt-BR"/>
+        </w:rPr>
+      </w:r>
+    </w:p>
+    <w:p>
+      <w:pPr>
+        <w:pStyle w:val="881"/>
+        <w:pBdr/>
+        <w:tabs>
+          <w:tab w:val="left" w:leader="none" w:pos="425"/>
+        </w:tabs>
+        <w:spacing w:after="0" w:line="360" w:lineRule="auto"/>
+        <w:ind w:firstLine="0" w:left="0"/>
+        <w:jc w:val="both"/>
+        <w:rPr>
+          <w:sz w:val="24"/>
+          <w:szCs w:val="24"/>
+          <w:highlight w:val="none"/>
+          <w:lang w:val="pt-BR"/>
+        </w:rPr>
+      </w:pPr>
+      <w:r>
+        <w:rPr>
+          <w:sz w:val="24"/>
+          <w:highlight w:val="none"/>
+          <w:lang w:val="pt-BR"/>
+        </w:rPr>
+        <w:tab/>
+        <w:t xml:space="preserve">Seta para cima/ W – Andar para frente/cima </w:t>
+      </w:r>
+      <w:r>
+        <w:rPr>
+          <w:sz w:val="24"/>
+          <w:szCs w:val="24"/>
+          <w:highlight w:val="none"/>
+          <w:lang w:val="pt-BR"/>
+        </w:rPr>
+      </w:r>
+      <w:r>
+        <w:rPr>
+          <w:sz w:val="24"/>
+          <w:szCs w:val="24"/>
+          <w:highlight w:val="none"/>
+          <w:lang w:val="pt-BR"/>
+        </w:rPr>
+      </w:r>
+    </w:p>
+    <w:p>
+      <w:pPr>
+        <w:pStyle w:val="881"/>
+        <w:pBdr/>
+        <w:tabs>
+          <w:tab w:val="left" w:leader="none" w:pos="425"/>
+        </w:tabs>
+        <w:spacing w:after="0" w:line="360" w:lineRule="auto"/>
+        <w:ind w:firstLine="0" w:left="0"/>
+        <w:jc w:val="both"/>
+        <w:rPr>
+          <w:sz w:val="24"/>
+          <w:szCs w:val="24"/>
+          <w:highlight w:val="none"/>
+          <w:lang w:val="pt-BR"/>
+        </w:rPr>
+      </w:pPr>
+      <w:r>
+        <w:rPr>
+          <w:sz w:val="24"/>
+          <w:highlight w:val="none"/>
+          <w:lang w:val="pt-BR"/>
+        </w:rPr>
+        <w:tab/>
+        <w:t xml:space="preserve">Seta para esquerda/ A – Andar para a esquerda </w:t>
+      </w:r>
+      <w:r>
+        <w:rPr>
+          <w:sz w:val="24"/>
+          <w:szCs w:val="24"/>
+          <w:highlight w:val="none"/>
+          <w:lang w:val="pt-BR"/>
+        </w:rPr>
+      </w:r>
+      <w:r>
+        <w:rPr>
+          <w:sz w:val="24"/>
+          <w:szCs w:val="24"/>
+          <w:highlight w:val="none"/>
+          <w:lang w:val="pt-BR"/>
+        </w:rPr>
+      </w:r>
+    </w:p>
+    <w:p>
+      <w:pPr>
+        <w:pStyle w:val="881"/>
+        <w:pBdr/>
+        <w:tabs>
+          <w:tab w:val="left" w:leader="none" w:pos="425"/>
+        </w:tabs>
+        <w:spacing w:after="0" w:line="360" w:lineRule="auto"/>
+        <w:ind w:firstLine="0" w:left="0"/>
+        <w:jc w:val="both"/>
+        <w:rPr>
+          <w:sz w:val="24"/>
+          <w:szCs w:val="24"/>
+          <w:highlight w:val="none"/>
+          <w:lang w:val="pt-BR"/>
+        </w:rPr>
+      </w:pPr>
+      <w:r>
+        <w:rPr>
+          <w:highlight w:val="none"/>
+          <w:lang w:val="pt-BR"/>
+        </w:rPr>
+        <w:tab/>
+      </w:r>
+      <w:r>
+        <w:rPr>
+          <w:sz w:val="24"/>
+          <w:highlight w:val="none"/>
+          <w:lang w:val="pt-BR"/>
+        </w:rPr>
+        <w:t xml:space="preserve">Seta para baixo/ S - Andar para baixo/trás</w:t>
+      </w:r>
+      <w:r>
+        <w:rPr>
+          <w:sz w:val="24"/>
+          <w:szCs w:val="24"/>
+          <w:highlight w:val="none"/>
+          <w:lang w:val="pt-BR"/>
+        </w:rPr>
+      </w:r>
+      <w:r>
+        <w:rPr>
+          <w:sz w:val="24"/>
+          <w:szCs w:val="24"/>
+          <w:highlight w:val="none"/>
+          <w:lang w:val="pt-BR"/>
+        </w:rPr>
+      </w:r>
+    </w:p>
+    <w:p>
+      <w:pPr>
+        <w:pStyle w:val="881"/>
+        <w:pBdr/>
+        <w:tabs>
+          <w:tab w:val="left" w:leader="none" w:pos="425"/>
+        </w:tabs>
+        <w:spacing w:after="0" w:line="360" w:lineRule="auto"/>
+        <w:ind w:firstLine="0" w:left="0"/>
+        <w:jc w:val="both"/>
+        <w:rPr>
+          <w:sz w:val="24"/>
+          <w:szCs w:val="24"/>
+          <w:highlight w:val="none"/>
+          <w:lang w:val="pt-BR"/>
+        </w:rPr>
+      </w:pPr>
+      <w:r>
+        <w:rPr>
+          <w:sz w:val="24"/>
+          <w:highlight w:val="none"/>
+          <w:lang w:val="pt-BR"/>
+        </w:rPr>
+        <w:tab/>
+        <w:t xml:space="preserve">Seta para direita/ D – Andar para a direita</w:t>
+      </w:r>
+      <w:r>
+        <w:rPr>
+          <w:sz w:val="24"/>
+          <w:szCs w:val="24"/>
+          <w:highlight w:val="none"/>
+          <w:lang w:val="pt-BR"/>
+        </w:rPr>
+      </w:r>
+      <w:r>
+        <w:rPr>
+          <w:sz w:val="24"/>
+          <w:szCs w:val="24"/>
+          <w:highlight w:val="none"/>
+          <w:lang w:val="pt-BR"/>
+        </w:rPr>
+      </w:r>
+    </w:p>
+    <w:p>
+      <w:pPr>
+        <w:pStyle w:val="881"/>
+        <w:pBdr/>
+        <w:tabs>
+          <w:tab w:val="left" w:leader="none" w:pos="425"/>
+        </w:tabs>
+        <w:spacing w:after="0" w:line="360" w:lineRule="auto"/>
+        <w:ind w:firstLine="0" w:left="0"/>
+        <w:jc w:val="both"/>
+        <w:rPr>
+          <w:sz w:val="24"/>
+          <w:szCs w:val="24"/>
+          <w:highlight w:val="none"/>
+          <w:lang w:val="pt-BR"/>
+        </w:rPr>
+      </w:pPr>
+      <w:r>
+        <w:rPr>
+          <w:sz w:val="24"/>
+          <w:highlight w:val="none"/>
+          <w:lang w:val="pt-BR"/>
+        </w:rPr>
+        <w:tab/>
+        <w:t xml:space="preserve">Enter/ Z/ space - Interagir, confirmar</w:t>
+      </w:r>
+      <w:r>
+        <w:rPr>
+          <w:sz w:val="24"/>
+          <w:szCs w:val="24"/>
+          <w:highlight w:val="none"/>
+          <w:lang w:val="pt-BR"/>
+        </w:rPr>
+      </w:r>
+      <w:r>
+        <w:rPr>
+          <w:sz w:val="24"/>
+          <w:szCs w:val="24"/>
+          <w:highlight w:val="none"/>
+          <w:lang w:val="pt-BR"/>
+        </w:rPr>
+      </w:r>
+    </w:p>
+    <w:p>
+      <w:pPr>
+        <w:pStyle w:val="881"/>
+        <w:pBdr/>
+        <w:tabs>
+          <w:tab w:val="left" w:leader="none" w:pos="425"/>
+        </w:tabs>
+        <w:spacing w:after="0" w:line="360" w:lineRule="auto"/>
+        <w:ind w:firstLine="0" w:left="0"/>
+        <w:jc w:val="both"/>
+        <w:rPr>
+          <w:sz w:val="24"/>
+          <w:szCs w:val="24"/>
+          <w:highlight w:val="none"/>
+          <w:lang w:val="pt-BR"/>
+        </w:rPr>
+      </w:pPr>
+      <w:r>
+        <w:rPr>
+          <w:sz w:val="24"/>
+          <w:highlight w:val="none"/>
+          <w:lang w:val="pt-BR"/>
+        </w:rPr>
+        <w:tab/>
+        <w:t xml:space="preserve">X – Cancelar, pular texto, desacelerar player</w:t>
+      </w:r>
+      <w:r>
+        <w:rPr>
+          <w:sz w:val="24"/>
+          <w:szCs w:val="24"/>
+          <w:highlight w:val="none"/>
+          <w:lang w:val="pt-BR"/>
+        </w:rPr>
+      </w:r>
+      <w:r>
+        <w:rPr>
+          <w:sz w:val="24"/>
+          <w:szCs w:val="24"/>
+          <w:highlight w:val="none"/>
+          <w:lang w:val="pt-BR"/>
+        </w:rPr>
+      </w:r>
+    </w:p>
+    <w:p>
+      <w:pPr>
+        <w:pStyle w:val="881"/>
+        <w:pBdr/>
+        <w:tabs>
+          <w:tab w:val="left" w:leader="none" w:pos="425"/>
+        </w:tabs>
+        <w:spacing w:after="0" w:line="360" w:lineRule="auto"/>
+        <w:ind w:firstLine="0" w:left="0"/>
+        <w:jc w:val="both"/>
+        <w:rPr>
+          <w:sz w:val="24"/>
+          <w:szCs w:val="24"/>
+          <w:lang w:val="pt-BR"/>
+        </w:rPr>
+      </w:pPr>
+      <w:r>
+        <w:rPr>
+          <w:sz w:val="24"/>
+          <w:highlight w:val="none"/>
+          <w:lang w:val="pt-BR"/>
+        </w:rPr>
+        <w:tab/>
+        <w:t xml:space="preserve">C/ Esc – Abrir menu, pausar</w:t>
+      </w:r>
+      <w:r>
+        <w:rPr>
+          <w:sz w:val="24"/>
+          <w:szCs w:val="24"/>
+          <w:lang w:val="pt-BR"/>
+        </w:rPr>
+      </w:r>
+      <w:r>
+        <w:rPr>
+          <w:sz w:val="24"/>
+          <w:szCs w:val="24"/>
+          <w:lang w:val="pt-BR"/>
+        </w:rPr>
+      </w:r>
+    </w:p>
+    <w:p>
+      <w:pPr>
+        <w:pStyle w:val="881"/>
         <w:pBdr/>
         <w:tabs>
           <w:tab w:val="left" w:leader="none" w:pos="7672"/>
         </w:tabs>
         <w:spacing w:after="0" w:line="360" w:lineRule="auto"/>
-        <w:ind/>
+        <w:ind w:firstLine="360" w:left="0"/>
         <w:jc w:val="both"/>
         <w:rPr>
-          <w:rFonts w:ascii="Arial" w:hAnsi="Arial" w:cs="Arial"/>
-          <w:sz w:val="24"/>
-          <w:szCs w:val="24"/>
-        </w:rPr>
-      </w:pPr>
-      <w:r>
-        <w:rPr>
-          <w:rFonts w:ascii="Arial" w:hAnsi="Arial" w:eastAsia="Arial" w:cs="Arial"/>
-          <w:sz w:val="24"/>
-          <w:szCs w:val="24"/>
-        </w:rPr>
-      </w:r>
-      <w:r>
-        <w:rPr>
-          <w:rFonts w:ascii="Arial" w:hAnsi="Arial" w:eastAsia="Arial" w:cs="Arial"/>
-          <w:sz w:val="24"/>
-          <w:szCs w:val="24"/>
+          <w:sz w:val="24"/>
+          <w:lang w:val="pt-BR"/>
+        </w:rPr>
+      </w:pPr>
+      <w:r>
+        <w:rPr>
+          <w:sz w:val="24"/>
+          <w:lang w:val="pt-BR"/>
+        </w:rPr>
+      </w:r>
+      <w:r>
+        <w:rPr>
+          <w:sz w:val="24"/>
+          <w:lang w:val="pt-BR"/>
+        </w:rPr>
+      </w:r>
+      <w:r>
+        <w:rPr>
+          <w:sz w:val="24"/>
+          <w:lang w:val="pt-BR"/>
         </w:rPr>
       </w:r>
     </w:p>
     <w:p>
       <w:pPr>
-        <w:pBdr/>
+        <w:pStyle w:val="881"/>
+        <w:pBdr/>
+        <w:tabs>
+          <w:tab w:val="left" w:leader="none" w:pos="7672"/>
+        </w:tabs>
         <w:spacing w:after="0" w:line="360" w:lineRule="auto"/>
-        <w:ind/>
+        <w:ind w:firstLine="360" w:left="0"/>
         <w:jc w:val="both"/>
         <w:rPr>
+          <w:sz w:val="24"/>
+          <w:lang w:val="pt-BR"/>
+        </w:rPr>
+      </w:pPr>
+      <w:r>
+        <w:rPr>
+          <w:sz w:val="24"/>
+          <w:lang w:val="pt-BR"/>
+        </w:rPr>
+        <w:t xml:space="preserve">- </w:t>
+      </w:r>
+      <w:r>
+        <w:rPr>
+          <w:sz w:val="24"/>
+          <w:lang w:val="pt-BR"/>
+        </w:rPr>
+        <w:t xml:space="preserve">Utilize uma imagem de um joystick ou teclado para ilustrar todos os comandos </w:t>
+      </w:r>
+      <w:r>
+        <w:rPr>
+          <w:sz w:val="24"/>
+          <w:lang w:val="pt-BR"/>
+        </w:rPr>
+        <w:t xml:space="preserve">disponíveis</w:t>
+      </w:r>
+      <w:r>
+        <w:rPr>
+          <w:sz w:val="24"/>
+          <w:lang w:val="pt-BR"/>
+        </w:rPr>
+        <w:t xml:space="preserve">;</w:t>
+      </w:r>
+      <w:r>
+        <w:rPr>
+          <w:sz w:val="24"/>
+          <w:lang w:val="pt-BR"/>
+        </w:rPr>
+      </w:r>
+      <w:r>
+        <w:rPr>
+          <w:sz w:val="24"/>
+          <w:lang w:val="pt-BR"/>
+        </w:rPr>
+      </w:r>
+    </w:p>
+    <w:p>
+      <w:pPr>
+        <w:pBdr/>
+        <w:tabs>
+          <w:tab w:val="left" w:leader="none" w:pos="7672"/>
+        </w:tabs>
+        <w:spacing w:after="0" w:line="360" w:lineRule="auto"/>
+        <w:ind/>
+        <w:jc w:val="both"/>
+        <w:rPr>
           <w:rFonts w:ascii="Arial" w:hAnsi="Arial" w:cs="Arial"/>
           <w:sz w:val="24"/>
           <w:szCs w:val="24"/>
@@ -5333,24 +6864,56 @@
           <w:rFonts w:ascii="Arial" w:hAnsi="Arial" w:eastAsia="Arial" w:cs="Arial"/>
           <w:sz w:val="24"/>
           <w:szCs w:val="24"/>
+        </w:rPr>
+      </w:r>
+      <w:r>
+        <w:rPr>
+          <w:rFonts w:ascii="Arial" w:hAnsi="Arial" w:cs="Arial"/>
+          <w:sz w:val="24"/>
+          <w:szCs w:val="24"/>
+        </w:rPr>
+      </w:r>
+      <w:r>
+        <w:rPr>
+          <w:rFonts w:ascii="Arial" w:hAnsi="Arial" w:cs="Arial"/>
+          <w:sz w:val="24"/>
+          <w:szCs w:val="24"/>
+        </w:rPr>
+      </w:r>
+    </w:p>
+    <w:p>
+      <w:pPr>
+        <w:pBdr/>
+        <w:spacing w:after="0" w:line="360" w:lineRule="auto"/>
+        <w:ind/>
+        <w:jc w:val="both"/>
+        <w:rPr>
+          <w:rFonts w:ascii="Arial" w:hAnsi="Arial" w:cs="Arial"/>
+          <w:sz w:val="24"/>
+          <w:szCs w:val="24"/>
+        </w:rPr>
+      </w:pPr>
+      <w:r>
+        <w:rPr>
+          <w:rFonts w:ascii="Arial" w:hAnsi="Arial" w:eastAsia="Arial" w:cs="Arial"/>
+          <w:sz w:val="24"/>
+          <w:szCs w:val="24"/>
           <w:lang w:val="pt-BR"/>
         </w:rPr>
         <w:br w:type="page" w:clear="all"/>
       </w:r>
       <w:r>
         <w:rPr>
-          <w:rFonts w:ascii="Arial" w:hAnsi="Arial" w:eastAsia="Arial" w:cs="Arial"/>
-          <w:sz w:val="24"/>
-          <w:szCs w:val="24"/>
-          <w:lang w:val="pt-BR"/>
-        </w:rPr>
-      </w:r>
-      <w:r>
-        <w:rPr>
-          <w:rFonts w:ascii="Arial" w:hAnsi="Arial" w:eastAsia="Arial" w:cs="Arial"/>
-          <w:sz w:val="24"/>
-          <w:szCs w:val="24"/>
-          <w:lang w:val="pt-BR"/>
+          <w:rFonts w:ascii="Arial" w:hAnsi="Arial" w:cs="Arial"/>
+          <w:sz w:val="24"/>
+          <w:szCs w:val="24"/>
+        </w:rPr>
+      </w:r>
+      <w:r>
+        <w:rPr>
+          <w:rFonts w:ascii="Arial" w:hAnsi="Arial" w:cs="Arial"/>
+          <w:sz w:val="24"/>
+          <w:szCs w:val="24"/>
         </w:rPr>
       </w:r>
     </w:p>
@@ -5397,20 +6960,18 @@
       <w:bookmarkEnd w:id="5"/>
       <w:r>
         <w:rPr>
-          <w:rFonts w:ascii="Arial" w:hAnsi="Arial" w:eastAsia="Arial" w:cs="Arial"/>
+          <w:rFonts w:ascii="Arial" w:hAnsi="Arial" w:cs="Arial"/>
           <w:b/>
           <w:sz w:val="24"/>
           <w:szCs w:val="24"/>
-          <w:lang w:val="pt-BR"/>
-        </w:rPr>
-      </w:r>
-      <w:r>
-        <w:rPr>
-          <w:rFonts w:ascii="Arial" w:hAnsi="Arial" w:eastAsia="Arial" w:cs="Arial"/>
+        </w:rPr>
+      </w:r>
+      <w:r>
+        <w:rPr>
+          <w:rFonts w:ascii="Arial" w:hAnsi="Arial" w:cs="Arial"/>
           <w:b/>
           <w:sz w:val="24"/>
           <w:szCs w:val="24"/>
-          <w:lang w:val="pt-BR"/>
         </w:rPr>
       </w:r>
     </w:p>
@@ -5440,18 +7001,16 @@
       </w:r>
       <w:r>
         <w:rPr>
-          <w:rFonts w:ascii="Arial" w:hAnsi="Arial" w:eastAsia="Arial" w:cs="Arial"/>
-          <w:sz w:val="24"/>
-          <w:szCs w:val="24"/>
-          <w:lang w:val="pt-BR"/>
-        </w:rPr>
-      </w:r>
-      <w:r>
-        <w:rPr>
-          <w:rFonts w:ascii="Arial" w:hAnsi="Arial" w:eastAsia="Arial" w:cs="Arial"/>
-          <w:sz w:val="24"/>
-          <w:szCs w:val="24"/>
-          <w:lang w:val="pt-BR"/>
+          <w:rFonts w:ascii="Arial" w:hAnsi="Arial" w:cs="Arial"/>
+          <w:sz w:val="24"/>
+          <w:szCs w:val="24"/>
+        </w:rPr>
+      </w:r>
+      <w:r>
+        <w:rPr>
+          <w:rFonts w:ascii="Arial" w:hAnsi="Arial" w:cs="Arial"/>
+          <w:sz w:val="24"/>
+          <w:szCs w:val="24"/>
         </w:rPr>
       </w:r>
     </w:p>
@@ -5469,6 +7028,7 @@
           <w:rFonts w:ascii="Arial" w:hAnsi="Arial" w:cs="Arial"/>
           <w:sz w:val="24"/>
           <w:szCs w:val="24"/>
+          <w:highlight w:val="none"/>
         </w:rPr>
       </w:pPr>
       <w:r>
@@ -5491,18 +7051,18 @@
       </w:r>
       <w:r>
         <w:rPr>
-          <w:rFonts w:ascii="Arial" w:hAnsi="Arial" w:eastAsia="Arial" w:cs="Arial"/>
-          <w:sz w:val="24"/>
-          <w:szCs w:val="24"/>
-          <w:lang w:val="pt-BR"/>
-        </w:rPr>
-      </w:r>
-      <w:r>
-        <w:rPr>
-          <w:rFonts w:ascii="Arial" w:hAnsi="Arial" w:eastAsia="Arial" w:cs="Arial"/>
-          <w:sz w:val="24"/>
-          <w:szCs w:val="24"/>
-          <w:lang w:val="pt-BR"/>
+          <w:rFonts w:ascii="Arial" w:hAnsi="Arial" w:cs="Arial"/>
+          <w:sz w:val="24"/>
+          <w:szCs w:val="24"/>
+          <w:highlight w:val="none"/>
+        </w:rPr>
+      </w:r>
+      <w:r>
+        <w:rPr>
+          <w:rFonts w:ascii="Arial" w:hAnsi="Arial" w:cs="Arial"/>
+          <w:sz w:val="24"/>
+          <w:szCs w:val="24"/>
+          <w:highlight w:val="none"/>
         </w:rPr>
       </w:r>
     </w:p>
@@ -5520,30 +7080,95 @@
           <w:rFonts w:ascii="Arial" w:hAnsi="Arial" w:cs="Arial"/>
           <w:sz w:val="24"/>
           <w:szCs w:val="24"/>
-        </w:rPr>
-      </w:pPr>
-      <w:r>
-        <w:rPr>
-          <w:rFonts w:ascii="Arial" w:hAnsi="Arial" w:eastAsia="Arial" w:cs="Arial"/>
-          <w:sz w:val="24"/>
-          <w:szCs w:val="24"/>
+          <w:highlight w:val="none"/>
+        </w:rPr>
+      </w:pPr>
+      <w:r>
+        <w:rPr>
+          <w:rFonts w:ascii="Arial" w:hAnsi="Arial" w:cs="Arial"/>
+          <w:sz w:val="24"/>
+          <w:szCs w:val="24"/>
+          <w:highlight w:val="none"/>
           <w:lang w:val="pt-BR"/>
         </w:rPr>
       </w:r>
-      <w:r>
-        <w:rPr>
-          <w:rFonts w:ascii="Arial" w:hAnsi="Arial" w:eastAsia="Arial" w:cs="Arial"/>
-          <w:sz w:val="24"/>
-          <w:szCs w:val="24"/>
+      <w:r/>
+      <w:r>
+        <w:rPr>
+          <w:rFonts w:ascii="Arial" w:hAnsi="Arial" w:cs="Arial"/>
+          <w:sz w:val="24"/>
+          <w:szCs w:val="24"/>
+          <w:highlight w:val="none"/>
           <w:lang w:val="pt-BR"/>
         </w:rPr>
       </w:r>
-      <w:r>
-        <w:rPr>
-          <w:rFonts w:ascii="Arial" w:hAnsi="Arial" w:eastAsia="Arial" w:cs="Arial"/>
-          <w:sz w:val="24"/>
-          <w:szCs w:val="24"/>
+      <w:r/>
+      <w:r>
+        <w:rPr>
+          <w:rFonts w:ascii="Arial" w:hAnsi="Arial" w:cs="Arial"/>
+          <w:sz w:val="24"/>
+          <w:szCs w:val="24"/>
+          <w:highlight w:val="none"/>
           <w:lang w:val="pt-BR"/>
+        </w:rPr>
+        <w:t xml:space="preserve">A câmera utilizada tem uma perspe</w:t>
+      </w:r>
+      <w:r>
+        <w:rPr>
+          <w:rFonts w:ascii="Arial" w:hAnsi="Arial" w:cs="Arial"/>
+          <w:sz w:val="24"/>
+          <w:szCs w:val="24"/>
+          <w:highlight w:val="none"/>
+          <w:lang w:val="pt-BR"/>
+        </w:rPr>
+        <w:t xml:space="preserve">ctiva ortográica 2D top-down (cima para baixo), em um ângulo de aproximadamente 45º. A câmera terá um tamanho fixo de xxx x xxx, abrangendo toda a sala a depender do tamanho da mesma. Porém, em salas maiores, com a movimentação do jogador, a câmera se move</w:t>
+      </w:r>
+      <w:r>
+        <w:rPr>
+          <w:rFonts w:ascii="Arial" w:hAnsi="Arial" w:cs="Arial"/>
+          <w:sz w:val="24"/>
+          <w:szCs w:val="24"/>
+          <w:highlight w:val="none"/>
+          <w:lang w:val="pt-BR"/>
+        </w:rPr>
+        <w:t xml:space="preserve"> junto, sempre mantendo o personagem controlado ao centro da tela, com exceção de quando perto da borda da sala, onde a câmera trava no lugar, ainda permitindo o jogador se mover livremente, e voltando ao seu estado normal após se afastar do limite da sala</w:t>
+      </w:r>
+      <w:r>
+        <w:rPr>
+          <w:rFonts w:ascii="Arial" w:hAnsi="Arial" w:cs="Arial"/>
+          <w:sz w:val="24"/>
+          <w:szCs w:val="24"/>
+        </w:rPr>
+      </w:r>
+      <w:r>
+        <w:rPr>
+          <w:rFonts w:ascii="Arial" w:hAnsi="Arial" w:cs="Arial"/>
+          <w:sz w:val="24"/>
+          <w:szCs w:val="24"/>
+        </w:rPr>
+      </w:r>
+      <w:r>
+        <w:rPr>
+          <w:rFonts w:ascii="Arial" w:hAnsi="Arial" w:cs="Arial"/>
+          <w:sz w:val="24"/>
+          <w:szCs w:val="24"/>
+          <w:highlight w:val="none"/>
+        </w:rPr>
+      </w:r>
+      <w:r>
+        <w:rPr>
+          <w:rFonts w:ascii="Arial" w:hAnsi="Arial" w:cs="Arial"/>
+          <w:sz w:val="24"/>
+          <w:szCs w:val="24"/>
+          <w:highlight w:val="none"/>
+        </w:rPr>
+      </w:r>
+      <w:r>
+        <w:rPr>
+          <w:rFonts w:ascii="Arial" w:hAnsi="Arial" w:cs="Arial"/>
+          <w:sz w:val="24"/>
+          <w:szCs w:val="24"/>
+          <w:highlight w:val="none"/>
         </w:rPr>
       </w:r>
     </w:p>
@@ -5561,44 +7186,393 @@
           <w:rFonts w:ascii="Arial" w:hAnsi="Arial" w:cs="Arial"/>
           <w:sz w:val="24"/>
           <w:szCs w:val="24"/>
-        </w:rPr>
-      </w:pPr>
-      <w:r>
-        <w:rPr>
-          <w:rFonts w:ascii="Arial" w:hAnsi="Arial" w:eastAsia="Arial" w:cs="Arial"/>
-          <w:sz w:val="24"/>
-          <w:szCs w:val="24"/>
+          <w:highlight w:val="none"/>
+        </w:rPr>
+      </w:pPr>
+      <w:r>
+        <w:rPr>
+          <w:rFonts w:ascii="Arial" w:hAnsi="Arial" w:cs="Arial"/>
+          <w:sz w:val="24"/>
+          <w:szCs w:val="24"/>
+          <w:highlight w:val="none"/>
           <w:lang w:val="pt-BR"/>
         </w:rPr>
-        <w:t xml:space="preserve">- Ilustre visualmente como o jogo será visualizado;</w:t>
-      </w:r>
-      <w:r>
-        <w:rPr>
-          <w:rFonts w:ascii="Arial" w:hAnsi="Arial" w:eastAsia="Arial" w:cs="Arial"/>
-          <w:sz w:val="24"/>
-          <w:szCs w:val="24"/>
-          <w:lang w:val="pt-BR"/>
-        </w:rPr>
-      </w:r>
-      <w:r>
-        <w:rPr>
-          <w:rFonts w:ascii="Arial" w:hAnsi="Arial" w:eastAsia="Arial" w:cs="Arial"/>
-          <w:sz w:val="24"/>
-          <w:szCs w:val="24"/>
-          <w:lang w:val="pt-BR"/>
+        <w:t xml:space="preserve">As ilustrações a seguir representam a visão do jogador em uma sala de tamanho pequeno, uma parte do mapa de uma sala de tamanho grande e a visão do jogador ao chegar perto de um dos limites da mesma, respectivamente. No mapa, as linhas cinzas representam o tamanho de uma tela</w:t>
+      </w:r>
+      <w:r>
+        <w:rPr>
+          <w:rFonts w:ascii="Arial" w:hAnsi="Arial" w:cs="Arial"/>
+          <w:sz w:val="24"/>
+          <w:szCs w:val="24"/>
+          <w:highlight w:val="none"/>
         </w:rPr>
       </w:r>
     </w:p>
     <w:p>
       <w:pPr>
-        <w:pBdr/>
+        <w:pStyle w:val="881"/>
+        <w:pBdr/>
+        <w:tabs>
+          <w:tab w:val="left" w:leader="none" w:pos="7672"/>
+        </w:tabs>
         <w:spacing w:after="0" w:line="360" w:lineRule="auto"/>
-        <w:ind/>
+        <w:ind w:firstLine="0" w:left="0"/>
         <w:jc w:val="both"/>
         <w:rPr>
           <w:rFonts w:ascii="Arial" w:hAnsi="Arial" w:cs="Arial"/>
           <w:sz w:val="24"/>
           <w:szCs w:val="24"/>
+          <w:highlight w:val="none"/>
+        </w:rPr>
+      </w:pPr>
+      <w:r>
+        <w:rPr>
+          <w:rFonts w:ascii="Arial" w:hAnsi="Arial" w:cs="Arial"/>
+          <w:sz w:val="24"/>
+          <w:szCs w:val="24"/>
+          <w:highlight w:val="none"/>
+        </w:rPr>
+      </w:r>
+      <w:r>
+        <mc:AlternateContent>
+          <mc:Choice Requires="wpg">
+            <w:drawing>
+              <wp:inline xmlns:wp="http://schemas.openxmlformats.org/drawingml/2006/wordprocessingDrawing" distT="0" distB="0" distL="0" distR="0">
+                <wp:extent cx="5923344" cy="4237762"/>
+                <wp:effectExtent l="0" t="0" r="0" b="0"/>
+                <wp:docPr id="3" name=""/>
+                <wp:cNvGraphicFramePr>
+                  <a:graphicFrameLocks xmlns:a="http://schemas.openxmlformats.org/drawingml/2006/main" noChangeAspect="1"/>
+                </wp:cNvGraphicFramePr>
+                <a:graphic xmlns:a="http://schemas.openxmlformats.org/drawingml/2006/main">
+                  <a:graphicData uri="http://schemas.openxmlformats.org/drawingml/2006/picture">
+                    <pic:pic xmlns:pic="http://schemas.openxmlformats.org/drawingml/2006/picture">
+                      <pic:nvPicPr>
+                        <pic:cNvPr id="766461548" name=""/>
+                        <pic:cNvPicPr>
+                          <a:picLocks noChangeAspect="1"/>
+                        </pic:cNvPicPr>
+                        <pic:nvPr/>
+                      </pic:nvPicPr>
+                      <pic:blipFill>
+                        <a:blip r:embed="rId12"/>
+                        <a:stretch/>
+                      </pic:blipFill>
+                      <pic:spPr bwMode="auto">
+                        <a:xfrm flipH="0" flipV="0">
+                          <a:off x="0" y="0"/>
+                          <a:ext cx="5923344" cy="4237762"/>
+                        </a:xfrm>
+                        <a:prstGeom prst="rect">
+                          <a:avLst/>
+                        </a:prstGeom>
+                      </pic:spPr>
+                    </pic:pic>
+                  </a:graphicData>
+                </a:graphic>
+              </wp:inline>
+            </w:drawing>
+          </mc:Choice>
+          <mc:Fallback>
+            <w:pict>
+              <v:shapetype id="_x0000_t75" coordsize="21600,21600" o:spt="75" o:preferrelative="t" path="m@4@5l@4@11@9@11@9@5xe" filled="f" stroked="f">
+                <v:stroke joinstyle="miter"/>
+                <v:formulas>
+                  <v:f eqn="if lineDrawn pixelLineWidth 0"/>
+                  <v:f eqn="sum @0 1 0"/>
+                  <v:f eqn="sum 0 0 @1"/>
+                  <v:f eqn="prod @2 1 2"/>
+                  <v:f eqn="prod @3 21600 pixelWidth"/>
+                  <v:f eqn="prod @3 21600 pixelHeight"/>
+                  <v:f eqn="sum @0 0 1"/>
+                  <v:f eqn="prod @6 1 2"/>
+                  <v:f eqn="prod @7 21600 pixelWidth"/>
+                  <v:f eqn="sum @8 21600 0"/>
+                  <v:f eqn="prod @7 21600 pixelHeight"/>
+                  <v:f eqn="sum @10 21600 0"/>
+                </v:formulas>
+                <v:path o:extrusionok="f" gradientshapeok="t" o:connecttype="rect"/>
+                <o:lock v:ext="edit" aspectratio="t"/>
+              </v:shapetype>
+              <v:shape id="_x0000_i2" o:spid="_x0000_s2" type="#_x0000_t75" style="width:466.41pt;height:333.68pt;mso-wrap-distance-left:0.00pt;mso-wrap-distance-top:0.00pt;mso-wrap-distance-right:0.00pt;mso-wrap-distance-bottom:0.00pt;z-index:1;" stroked="false">
+                <v:imagedata r:id="rId12" o:title=""/>
+                <o:lock v:ext="edit" rotation="t"/>
+              </v:shape>
+            </w:pict>
+          </mc:Fallback>
+        </mc:AlternateContent>
+      </w:r>
+      <w:r>
+        <w:rPr>
+          <w:rFonts w:ascii="Arial" w:hAnsi="Arial" w:cs="Arial"/>
+          <w:sz w:val="24"/>
+          <w:szCs w:val="24"/>
+          <w:highlight w:val="none"/>
+        </w:rPr>
+      </w:r>
+      <w:r>
+        <w:rPr>
+          <w:rFonts w:ascii="Arial" w:hAnsi="Arial" w:cs="Arial"/>
+          <w:sz w:val="24"/>
+          <w:szCs w:val="24"/>
+          <w:highlight w:val="none"/>
+        </w:rPr>
+      </w:r>
+    </w:p>
+    <w:p>
+      <w:pPr>
+        <w:pStyle w:val="881"/>
+        <w:pBdr/>
+        <w:tabs>
+          <w:tab w:val="left" w:leader="none" w:pos="7672"/>
+        </w:tabs>
+        <w:spacing w:after="0" w:line="360" w:lineRule="auto"/>
+        <w:ind w:firstLine="0" w:left="0"/>
+        <w:jc w:val="both"/>
+        <w:rPr>
+          <w:highlight w:val="none"/>
+        </w:rPr>
+      </w:pPr>
+      <w:r>
+        <w:rPr>
+          <w:rFonts w:ascii="Arial" w:hAnsi="Arial" w:cs="Arial"/>
+          <w:sz w:val="24"/>
+          <w:szCs w:val="24"/>
+          <w:highlight w:val="none"/>
+        </w:rPr>
+      </w:r>
+      <w:r>
+        <mc:AlternateContent>
+          <mc:Choice Requires="wpg">
+            <w:drawing>
+              <wp:inline xmlns:wp="http://schemas.openxmlformats.org/drawingml/2006/wordprocessingDrawing" distT="0" distB="0" distL="0" distR="0">
+                <wp:extent cx="5922985" cy="3308033"/>
+                <wp:effectExtent l="0" t="0" r="0" b="0"/>
+                <wp:docPr id="4" name=""/>
+                <wp:cNvGraphicFramePr>
+                  <a:graphicFrameLocks xmlns:a="http://schemas.openxmlformats.org/drawingml/2006/main" noChangeAspect="1"/>
+                </wp:cNvGraphicFramePr>
+                <a:graphic xmlns:a="http://schemas.openxmlformats.org/drawingml/2006/main">
+                  <a:graphicData uri="http://schemas.openxmlformats.org/drawingml/2006/picture">
+                    <pic:pic xmlns:pic="http://schemas.openxmlformats.org/drawingml/2006/picture">
+                      <pic:nvPicPr>
+                        <pic:cNvPr id="794483177" name=""/>
+                        <pic:cNvPicPr>
+                          <a:picLocks noChangeAspect="1"/>
+                        </pic:cNvPicPr>
+                        <pic:nvPr/>
+                      </pic:nvPicPr>
+                      <pic:blipFill>
+                        <a:blip r:embed="rId13"/>
+                        <a:srcRect l="0" t="0" r="802" b="1458"/>
+                        <a:stretch/>
+                      </pic:blipFill>
+                      <pic:spPr bwMode="auto">
+                        <a:xfrm flipH="0" flipV="0">
+                          <a:off x="0" y="0"/>
+                          <a:ext cx="5922984" cy="3308033"/>
+                        </a:xfrm>
+                        <a:prstGeom prst="rect">
+                          <a:avLst/>
+                        </a:prstGeom>
+                      </pic:spPr>
+                    </pic:pic>
+                  </a:graphicData>
+                </a:graphic>
+              </wp:inline>
+            </w:drawing>
+          </mc:Choice>
+          <mc:Fallback>
+            <w:pict>
+              <v:shapetype id="_x0000_t75" coordsize="21600,21600" o:spt="75" o:preferrelative="t" path="m@4@5l@4@11@9@11@9@5xe" filled="f" stroked="f">
+                <v:stroke joinstyle="miter"/>
+                <v:formulas>
+                  <v:f eqn="if lineDrawn pixelLineWidth 0"/>
+                  <v:f eqn="sum @0 1 0"/>
+                  <v:f eqn="sum 0 0 @1"/>
+                  <v:f eqn="prod @2 1 2"/>
+                  <v:f eqn="prod @3 21600 pixelWidth"/>
+                  <v:f eqn="prod @3 21600 pixelHeight"/>
+                  <v:f eqn="sum @0 0 1"/>
+                  <v:f eqn="prod @6 1 2"/>
+                  <v:f eqn="prod @7 21600 pixelWidth"/>
+                  <v:f eqn="sum @8 21600 0"/>
+                  <v:f eqn="prod @7 21600 pixelHeight"/>
+                  <v:f eqn="sum @10 21600 0"/>
+                </v:formulas>
+                <v:path o:extrusionok="f" gradientshapeok="t" o:connecttype="rect"/>
+                <o:lock v:ext="edit" aspectratio="t"/>
+              </v:shapetype>
+              <v:shape id="_x0000_i3" o:spid="_x0000_s3" type="#_x0000_t75" style="width:466.38pt;height:260.48pt;mso-wrap-distance-left:0.00pt;mso-wrap-distance-top:0.00pt;mso-wrap-distance-right:0.00pt;mso-wrap-distance-bottom:0.00pt;z-index:1;" stroked="false">
+                <v:imagedata r:id="rId13" o:title="" croptop="0f" cropleft="0f" cropbottom="956f" cropright="526f"/>
+                <o:lock v:ext="edit" rotation="t"/>
+              </v:shape>
+            </w:pict>
+          </mc:Fallback>
+        </mc:AlternateContent>
+      </w:r>
+      <w:r>
+        <w:rPr>
+          <w:rFonts w:ascii="Arial" w:hAnsi="Arial" w:cs="Arial"/>
+          <w:sz w:val="24"/>
+          <w:szCs w:val="24"/>
+          <w:highlight w:val="none"/>
+        </w:rPr>
+      </w:r>
+      <w:r/>
+      <w:r>
+        <w:rPr>
+          <w:rFonts w:ascii="Arial" w:hAnsi="Arial" w:cs="Arial"/>
+          <w:sz w:val="24"/>
+          <w:szCs w:val="24"/>
+          <w:highlight w:val="none"/>
+        </w:rPr>
+      </w:r>
+      <w:r/>
+      <w:r>
+        <w:rPr>
+          <w:rFonts w:ascii="Arial" w:hAnsi="Arial" w:cs="Arial"/>
+          <w:sz w:val="24"/>
+          <w:szCs w:val="24"/>
+          <w:highlight w:val="none"/>
+        </w:rPr>
+      </w:r>
+      <w:r/>
+      <w:r>
+        <w:rPr>
+          <w:rFonts w:ascii="Arial" w:hAnsi="Arial" w:cs="Arial"/>
+          <w:sz w:val="24"/>
+          <w:szCs w:val="24"/>
+          <w:highlight w:val="none"/>
+        </w:rPr>
+      </w:r>
+      <w:r>
+        <w:rPr>
+          <w:rFonts w:ascii="Arial" w:hAnsi="Arial" w:cs="Arial"/>
+          <w:sz w:val="24"/>
+          <w:szCs w:val="24"/>
+          <w:highlight w:val="none"/>
+        </w:rPr>
+      </w:r>
+    </w:p>
+    <w:p>
+      <w:pPr>
+        <w:pStyle w:val="881"/>
+        <w:pBdr/>
+        <w:tabs>
+          <w:tab w:val="left" w:leader="none" w:pos="7672"/>
+        </w:tabs>
+        <w:spacing w:after="0" w:line="360" w:lineRule="auto"/>
+        <w:ind w:firstLine="0" w:left="0"/>
+        <w:jc w:val="both"/>
+        <w:rPr>
+          <w:rFonts w:ascii="Arial" w:hAnsi="Arial" w:cs="Arial"/>
+          <w:sz w:val="24"/>
+          <w:szCs w:val="24"/>
+          <w:highlight w:val="none"/>
+        </w:rPr>
+      </w:pPr>
+      <w:r>
+        <w:rPr>
+          <w:highlight w:val="none"/>
+        </w:rPr>
+      </w:r>
+      <w:r/>
+      <w:r>
+        <w:rPr>
+          <w:highlight w:val="none"/>
+        </w:rPr>
+      </w:r>
+      <w:r>
+        <mc:AlternateContent>
+          <mc:Choice Requires="wpg">
+            <w:drawing>
+              <wp:inline xmlns:wp="http://schemas.openxmlformats.org/drawingml/2006/wordprocessingDrawing" distT="0" distB="0" distL="0" distR="0">
+                <wp:extent cx="5970905" cy="4258198"/>
+                <wp:effectExtent l="0" t="0" r="0" b="0"/>
+                <wp:docPr id="5" name=""/>
+                <wp:cNvGraphicFramePr>
+                  <a:graphicFrameLocks xmlns:a="http://schemas.openxmlformats.org/drawingml/2006/main" noChangeAspect="1"/>
+                </wp:cNvGraphicFramePr>
+                <a:graphic xmlns:a="http://schemas.openxmlformats.org/drawingml/2006/main">
+                  <a:graphicData uri="http://schemas.openxmlformats.org/drawingml/2006/picture">
+                    <pic:pic xmlns:pic="http://schemas.openxmlformats.org/drawingml/2006/picture">
+                      <pic:nvPicPr>
+                        <pic:cNvPr id="217675883" name=""/>
+                        <pic:cNvPicPr>
+                          <a:picLocks noChangeAspect="1"/>
+                        </pic:cNvPicPr>
+                        <pic:nvPr/>
+                      </pic:nvPicPr>
+                      <pic:blipFill>
+                        <a:blip r:embed="rId14"/>
+                        <a:stretch/>
+                      </pic:blipFill>
+                      <pic:spPr bwMode="auto">
+                        <a:xfrm>
+                          <a:off x="0" y="0"/>
+                          <a:ext cx="5970904" cy="4258197"/>
+                        </a:xfrm>
+                        <a:prstGeom prst="rect">
+                          <a:avLst/>
+                        </a:prstGeom>
+                      </pic:spPr>
+                    </pic:pic>
+                  </a:graphicData>
+                </a:graphic>
+              </wp:inline>
+            </w:drawing>
+          </mc:Choice>
+          <mc:Fallback>
+            <w:pict>
+              <v:shapetype id="_x0000_t75" coordsize="21600,21600" o:spt="75" o:preferrelative="t" path="m@4@5l@4@11@9@11@9@5xe" filled="f" stroked="f">
+                <v:stroke joinstyle="miter"/>
+                <v:formulas>
+                  <v:f eqn="if lineDrawn pixelLineWidth 0"/>
+                  <v:f eqn="sum @0 1 0"/>
+                  <v:f eqn="sum 0 0 @1"/>
+                  <v:f eqn="prod @2 1 2"/>
+                  <v:f eqn="prod @3 21600 pixelWidth"/>
+                  <v:f eqn="prod @3 21600 pixelHeight"/>
+                  <v:f eqn="sum @0 0 1"/>
+                  <v:f eqn="prod @6 1 2"/>
+                  <v:f eqn="prod @7 21600 pixelWidth"/>
+                  <v:f eqn="sum @8 21600 0"/>
+                  <v:f eqn="prod @7 21600 pixelHeight"/>
+                  <v:f eqn="sum @10 21600 0"/>
+                </v:formulas>
+                <v:path o:extrusionok="f" gradientshapeok="t" o:connecttype="rect"/>
+                <o:lock v:ext="edit" aspectratio="t"/>
+              </v:shapetype>
+              <v:shape id="_x0000_i4" o:spid="_x0000_s4" type="#_x0000_t75" style="width:470.15pt;height:335.29pt;mso-wrap-distance-left:0.00pt;mso-wrap-distance-top:0.00pt;mso-wrap-distance-right:0.00pt;mso-wrap-distance-bottom:0.00pt;z-index:1;" stroked="false">
+                <v:imagedata r:id="rId14" o:title=""/>
+                <o:lock v:ext="edit" rotation="t"/>
+              </v:shape>
+            </w:pict>
+          </mc:Fallback>
+        </mc:AlternateContent>
+      </w:r>
+      <w:r>
+        <w:rPr>
+          <w:highlight w:val="none"/>
+        </w:rPr>
+      </w:r>
+      <w:r>
+        <w:rPr>
+          <w:highlight w:val="none"/>
+        </w:rPr>
+      </w:r>
+    </w:p>
+    <w:p>
+      <w:pPr>
+        <w:pBdr/>
+        <w:spacing w:after="0" w:line="360" w:lineRule="auto"/>
+        <w:ind/>
+        <w:jc w:val="both"/>
+        <w:rPr>
+          <w:rFonts w:ascii="Arial" w:hAnsi="Arial" w:cs="Arial"/>
+          <w:sz w:val="24"/>
+          <w:szCs w:val="24"/>
         </w:rPr>
       </w:pPr>
       <w:r>
@@ -5608,22 +7582,60 @@
           <w:szCs w:val="24"/>
           <w:lang w:val="pt-BR"/>
         </w:rPr>
+      </w:r>
+      <w:r/>
+      <w:r/>
+      <w:r/>
+      <w:r>
+        <w:rPr>
+          <w:rFonts w:ascii="Arial" w:hAnsi="Arial" w:eastAsia="Arial" w:cs="Arial"/>
+          <w:sz w:val="24"/>
+          <w:szCs w:val="24"/>
+          <w:lang w:val="pt-BR"/>
+        </w:rPr>
+      </w:r>
+      <w:r/>
+      <w:r>
+        <w:rPr>
+          <w:rFonts w:ascii="Arial" w:hAnsi="Arial" w:eastAsia="Arial" w:cs="Arial"/>
+          <w:sz w:val="24"/>
+          <w:szCs w:val="24"/>
+          <w:lang w:val="pt-BR"/>
+        </w:rPr>
+      </w:r>
+      <w:r/>
+      <w:r>
+        <w:rPr>
+          <w:rFonts w:ascii="Arial" w:hAnsi="Arial" w:eastAsia="Arial" w:cs="Arial"/>
+          <w:sz w:val="24"/>
+          <w:szCs w:val="24"/>
+          <w:lang w:val="pt-BR"/>
+        </w:rPr>
+      </w:r>
+      <w:r/>
+      <w:r/>
+      <w:r/>
+      <w:r>
+        <w:rPr>
+          <w:rFonts w:ascii="Arial" w:hAnsi="Arial" w:eastAsia="Arial" w:cs="Arial"/>
+          <w:sz w:val="24"/>
+          <w:szCs w:val="24"/>
+          <w:lang w:val="pt-BR"/>
+        </w:rPr>
         <w:br w:type="page" w:clear="all"/>
       </w:r>
       <w:r>
         <w:rPr>
-          <w:rFonts w:ascii="Arial" w:hAnsi="Arial" w:eastAsia="Arial" w:cs="Arial"/>
-          <w:sz w:val="24"/>
-          <w:szCs w:val="24"/>
-          <w:lang w:val="pt-BR"/>
-        </w:rPr>
-      </w:r>
-      <w:r>
-        <w:rPr>
-          <w:rFonts w:ascii="Arial" w:hAnsi="Arial" w:eastAsia="Arial" w:cs="Arial"/>
-          <w:sz w:val="24"/>
-          <w:szCs w:val="24"/>
-          <w:lang w:val="pt-BR"/>
+          <w:rFonts w:ascii="Arial" w:hAnsi="Arial" w:cs="Arial"/>
+          <w:sz w:val="24"/>
+          <w:szCs w:val="24"/>
+        </w:rPr>
+      </w:r>
+      <w:r>
+        <w:rPr>
+          <w:rFonts w:ascii="Arial" w:hAnsi="Arial" w:cs="Arial"/>
+          <w:sz w:val="24"/>
+          <w:szCs w:val="24"/>
         </w:rPr>
       </w:r>
     </w:p>
@@ -5670,20 +7682,18 @@
       <w:bookmarkEnd w:id="6"/>
       <w:r>
         <w:rPr>
-          <w:rFonts w:ascii="Arial" w:hAnsi="Arial" w:eastAsia="Arial" w:cs="Arial"/>
+          <w:rFonts w:ascii="Arial" w:hAnsi="Arial" w:cs="Arial"/>
           <w:b/>
           <w:sz w:val="24"/>
           <w:szCs w:val="24"/>
-          <w:lang w:val="pt-BR"/>
-        </w:rPr>
-      </w:r>
-      <w:r>
-        <w:rPr>
-          <w:rFonts w:ascii="Arial" w:hAnsi="Arial" w:eastAsia="Arial" w:cs="Arial"/>
+        </w:rPr>
+      </w:r>
+      <w:r>
+        <w:rPr>
+          <w:rFonts w:ascii="Arial" w:hAnsi="Arial" w:cs="Arial"/>
           <w:b/>
           <w:sz w:val="24"/>
           <w:szCs w:val="24"/>
-          <w:lang w:val="pt-BR"/>
         </w:rPr>
       </w:r>
     </w:p>
@@ -5713,18 +7723,16 @@
       </w:r>
       <w:r>
         <w:rPr>
-          <w:rFonts w:ascii="Arial" w:hAnsi="Arial" w:eastAsia="Arial" w:cs="Arial"/>
-          <w:sz w:val="24"/>
-          <w:szCs w:val="24"/>
-          <w:lang w:val="pt-BR"/>
-        </w:rPr>
-      </w:r>
-      <w:r>
-        <w:rPr>
-          <w:rFonts w:ascii="Arial" w:hAnsi="Arial" w:eastAsia="Arial" w:cs="Arial"/>
-          <w:sz w:val="24"/>
-          <w:szCs w:val="24"/>
-          <w:lang w:val="pt-BR"/>
+          <w:rFonts w:ascii="Arial" w:hAnsi="Arial" w:cs="Arial"/>
+          <w:sz w:val="24"/>
+          <w:szCs w:val="24"/>
+        </w:rPr>
+      </w:r>
+      <w:r>
+        <w:rPr>
+          <w:rFonts w:ascii="Arial" w:hAnsi="Arial" w:cs="Arial"/>
+          <w:sz w:val="24"/>
+          <w:szCs w:val="24"/>
         </w:rPr>
       </w:r>
     </w:p>
@@ -5742,6 +7750,7 @@
           <w:rFonts w:ascii="Arial" w:hAnsi="Arial" w:cs="Arial"/>
           <w:sz w:val="24"/>
           <w:szCs w:val="24"/>
+          <w:highlight w:val="none"/>
         </w:rPr>
       </w:pPr>
       <w:r>
@@ -5764,18 +7773,17 @@
       </w:r>
       <w:r>
         <w:rPr>
-          <w:rFonts w:ascii="Arial" w:hAnsi="Arial" w:eastAsia="Arial" w:cs="Arial"/>
-          <w:sz w:val="24"/>
-          <w:szCs w:val="24"/>
-          <w:lang w:val="pt-BR"/>
-        </w:rPr>
-      </w:r>
-      <w:r>
-        <w:rPr>
-          <w:rFonts w:ascii="Arial" w:hAnsi="Arial" w:eastAsia="Arial" w:cs="Arial"/>
-          <w:sz w:val="24"/>
-          <w:szCs w:val="24"/>
-          <w:lang w:val="pt-BR"/>
+          <w:rFonts w:ascii="Arial" w:hAnsi="Arial" w:cs="Arial"/>
+          <w:sz w:val="24"/>
+          <w:szCs w:val="24"/>
+        </w:rPr>
+      </w:r>
+      <w:r>
+        <w:rPr>
+          <w:rFonts w:ascii="Arial" w:hAnsi="Arial" w:cs="Arial"/>
+          <w:sz w:val="24"/>
+          <w:szCs w:val="24"/>
+          <w:highlight w:val="none"/>
         </w:rPr>
       </w:r>
     </w:p>
@@ -5797,26 +7805,37 @@
       </w:pPr>
       <w:r>
         <w:rPr>
-          <w:rFonts w:ascii="Arial" w:hAnsi="Arial" w:eastAsia="Arial" w:cs="Arial"/>
-          <w:sz w:val="24"/>
-          <w:szCs w:val="24"/>
+          <w:rFonts w:ascii="Arial" w:hAnsi="Arial" w:cs="Arial"/>
+          <w:sz w:val="24"/>
+          <w:szCs w:val="24"/>
+          <w:highlight w:val="none"/>
           <w:lang w:val="pt-BR"/>
         </w:rPr>
-      </w:r>
-      <w:r>
-        <w:rPr>
-          <w:rFonts w:ascii="Arial" w:hAnsi="Arial" w:eastAsia="Arial" w:cs="Arial"/>
-          <w:sz w:val="24"/>
-          <w:szCs w:val="24"/>
+        <w:t xml:space="preserve">Os cen</w:t>
+      </w:r>
+      <w:r>
+        <w:rPr>
+          <w:rFonts w:ascii="Arial" w:hAnsi="Arial" w:cs="Arial"/>
+          <w:sz w:val="24"/>
+          <w:szCs w:val="24"/>
+          <w:highlight w:val="none"/>
           <w:lang w:val="pt-BR"/>
         </w:rPr>
-      </w:r>
-      <w:r>
-        <w:rPr>
-          <w:rFonts w:ascii="Arial" w:hAnsi="Arial" w:eastAsia="Arial" w:cs="Arial"/>
-          <w:sz w:val="24"/>
-          <w:szCs w:val="24"/>
-          <w:lang w:val="pt-BR"/>
+        <w:t xml:space="preserve">ários do jogo são uma metáfora para o consciente e subsconsciente de Matthew, de forma que o jogo se inicia em um ambiente mais calmo, caloroso e aconchegante, e, conforme o player avança no jogo, passa a se tornar menos amigável, mais distorcido e hostil</w:t>
+      </w:r>
+      <w:r>
+        <w:rPr>
+          <w:rFonts w:ascii="Arial" w:hAnsi="Arial" w:cs="Arial"/>
+          <w:sz w:val="24"/>
+          <w:szCs w:val="24"/>
+          <w:highlight w:val="none"/>
+        </w:rPr>
+      </w:r>
+      <w:r>
+        <w:rPr>
+          <w:rFonts w:ascii="Arial" w:hAnsi="Arial" w:cs="Arial"/>
+          <w:sz w:val="24"/>
+          <w:szCs w:val="24"/>
         </w:rPr>
       </w:r>
     </w:p>
@@ -5834,6 +7853,8 @@
           <w:rFonts w:ascii="Arial" w:hAnsi="Arial" w:cs="Arial"/>
           <w:sz w:val="24"/>
           <w:szCs w:val="24"/>
+          <w:highlight w:val="none"/>
+          <w:lang w:val="pt-BR"/>
         </w:rPr>
       </w:pPr>
       <w:r>
@@ -5843,30 +7864,30 @@
           <w:szCs w:val="24"/>
           <w:lang w:val="pt-BR"/>
         </w:rPr>
-        <w:t xml:space="preserve">- </w:t>
-      </w:r>
-      <w:r>
-        <w:rPr>
-          <w:rFonts w:ascii="Arial" w:hAnsi="Arial" w:eastAsia="Arial" w:cs="Arial"/>
+        <w:t xml:space="preserve">A floresta, área inicial ao qual o jogador se encontra logo ao início da aventura, detém uma maior quantidade de vida, assim como NPCs amigáveis</w:t>
+      </w:r>
+      <w:r>
+        <w:rPr>
+          <w:rFonts w:ascii="Arial" w:hAnsi="Arial" w:cs="Arial"/>
           <w:sz w:val="24"/>
           <w:szCs w:val="24"/>
           <w:lang w:val="pt-BR"/>
         </w:rPr>
-        <w:t xml:space="preserve">Como as fases do jogo estão conectadas?</w:t>
-      </w:r>
-      <w:r>
-        <w:rPr>
-          <w:rFonts w:ascii="Arial" w:hAnsi="Arial" w:eastAsia="Arial" w:cs="Arial"/>
-          <w:sz w:val="24"/>
-          <w:szCs w:val="24"/>
-          <w:lang w:val="pt-BR"/>
-        </w:rPr>
-      </w:r>
-      <w:r>
-        <w:rPr>
-          <w:rFonts w:ascii="Arial" w:hAnsi="Arial" w:eastAsia="Arial" w:cs="Arial"/>
-          <w:sz w:val="24"/>
-          <w:szCs w:val="24"/>
+        <w:t xml:space="preserve">, pequenas interações, inimigos mais fracos e tranquilos. Essa área simbolizaria coisas mais amigáveis, tais quais amigos e pessoas as quais Matthew conheceu anteriormente, sonhos e memórias mais calmas, principalmente de sua infância</w:t>
+      </w:r>
+      <w:r>
+        <w:rPr>
+          <w:rFonts w:ascii="Arial" w:hAnsi="Arial" w:cs="Arial"/>
+          <w:sz w:val="24"/>
+          <w:szCs w:val="24"/>
+        </w:rPr>
+      </w:r>
+      <w:r>
+        <w:rPr>
+          <w:rFonts w:ascii="Arial" w:hAnsi="Arial" w:cs="Arial"/>
+          <w:sz w:val="24"/>
+          <w:szCs w:val="24"/>
+          <w:highlight w:val="none"/>
           <w:lang w:val="pt-BR"/>
         </w:rPr>
       </w:r>
@@ -5889,26 +7910,27 @@
       </w:pPr>
       <w:r>
         <w:rPr>
-          <w:rFonts w:ascii="Arial" w:hAnsi="Arial" w:eastAsia="Arial" w:cs="Arial"/>
-          <w:sz w:val="24"/>
-          <w:szCs w:val="24"/>
+          <w:rFonts w:ascii="Arial" w:hAnsi="Arial" w:cs="Arial"/>
+          <w:sz w:val="24"/>
+          <w:szCs w:val="24"/>
+          <w:highlight w:val="none"/>
           <w:lang w:val="pt-BR"/>
         </w:rPr>
       </w:r>
       <w:r>
         <w:rPr>
-          <w:rFonts w:ascii="Arial" w:hAnsi="Arial" w:eastAsia="Arial" w:cs="Arial"/>
-          <w:sz w:val="24"/>
-          <w:szCs w:val="24"/>
+          <w:rFonts w:ascii="Arial" w:hAnsi="Arial" w:cs="Arial"/>
+          <w:sz w:val="24"/>
+          <w:szCs w:val="24"/>
+          <w:highlight w:val="none"/>
           <w:lang w:val="pt-BR"/>
         </w:rPr>
       </w:r>
       <w:r>
         <w:rPr>
-          <w:rFonts w:ascii="Arial" w:hAnsi="Arial" w:eastAsia="Arial" w:cs="Arial"/>
-          <w:sz w:val="24"/>
-          <w:szCs w:val="24"/>
-          <w:lang w:val="pt-BR"/>
+          <w:rFonts w:ascii="Arial" w:hAnsi="Arial" w:cs="Arial"/>
+          <w:sz w:val="24"/>
+          <w:szCs w:val="24"/>
         </w:rPr>
       </w:r>
     </w:p>
@@ -5944,22 +7966,20 @@
           <w:szCs w:val="24"/>
           <w:lang w:val="pt-BR"/>
         </w:rPr>
-        <w:t xml:space="preserve">Qual a estrutura do mundo?</w:t>
-      </w:r>
-      <w:r>
-        <w:rPr>
-          <w:rFonts w:ascii="Arial" w:hAnsi="Arial" w:eastAsia="Arial" w:cs="Arial"/>
-          <w:sz w:val="24"/>
-          <w:szCs w:val="24"/>
-          <w:lang w:val="pt-BR"/>
-        </w:rPr>
-      </w:r>
-      <w:r>
-        <w:rPr>
-          <w:rFonts w:ascii="Arial" w:hAnsi="Arial" w:eastAsia="Arial" w:cs="Arial"/>
-          <w:sz w:val="24"/>
-          <w:szCs w:val="24"/>
-          <w:lang w:val="pt-BR"/>
+        <w:t xml:space="preserve">Como as fases do jogo estão conectadas?</w:t>
+      </w:r>
+      <w:r>
+        <w:rPr>
+          <w:rFonts w:ascii="Arial" w:hAnsi="Arial" w:cs="Arial"/>
+          <w:sz w:val="24"/>
+          <w:szCs w:val="24"/>
+        </w:rPr>
+      </w:r>
+      <w:r>
+        <w:rPr>
+          <w:rFonts w:ascii="Arial" w:hAnsi="Arial" w:cs="Arial"/>
+          <w:sz w:val="24"/>
+          <w:szCs w:val="24"/>
         </w:rPr>
       </w:r>
     </w:p>
@@ -5989,18 +8009,16 @@
       </w:r>
       <w:r>
         <w:rPr>
-          <w:rFonts w:ascii="Arial" w:hAnsi="Arial" w:eastAsia="Arial" w:cs="Arial"/>
-          <w:sz w:val="24"/>
-          <w:szCs w:val="24"/>
-          <w:lang w:val="pt-BR"/>
-        </w:rPr>
-      </w:r>
-      <w:r>
-        <w:rPr>
-          <w:rFonts w:ascii="Arial" w:hAnsi="Arial" w:eastAsia="Arial" w:cs="Arial"/>
-          <w:sz w:val="24"/>
-          <w:szCs w:val="24"/>
-          <w:lang w:val="pt-BR"/>
+          <w:rFonts w:ascii="Arial" w:hAnsi="Arial" w:cs="Arial"/>
+          <w:sz w:val="24"/>
+          <w:szCs w:val="24"/>
+        </w:rPr>
+      </w:r>
+      <w:r>
+        <w:rPr>
+          <w:rFonts w:ascii="Arial" w:hAnsi="Arial" w:cs="Arial"/>
+          <w:sz w:val="24"/>
+          <w:szCs w:val="24"/>
         </w:rPr>
       </w:r>
     </w:p>
@@ -6036,22 +8054,20 @@
           <w:szCs w:val="24"/>
           <w:lang w:val="pt-BR"/>
         </w:rPr>
-        <w:t xml:space="preserve">Qual a emoção presente em cada ambiente?</w:t>
-      </w:r>
-      <w:r>
-        <w:rPr>
-          <w:rFonts w:ascii="Arial" w:hAnsi="Arial" w:eastAsia="Arial" w:cs="Arial"/>
-          <w:sz w:val="24"/>
-          <w:szCs w:val="24"/>
-          <w:lang w:val="pt-BR"/>
-        </w:rPr>
-      </w:r>
-      <w:r>
-        <w:rPr>
-          <w:rFonts w:ascii="Arial" w:hAnsi="Arial" w:eastAsia="Arial" w:cs="Arial"/>
-          <w:sz w:val="24"/>
-          <w:szCs w:val="24"/>
-          <w:lang w:val="pt-BR"/>
+        <w:t xml:space="preserve">Qual a estrutura do mundo?</w:t>
+      </w:r>
+      <w:r>
+        <w:rPr>
+          <w:rFonts w:ascii="Arial" w:hAnsi="Arial" w:cs="Arial"/>
+          <w:sz w:val="24"/>
+          <w:szCs w:val="24"/>
+        </w:rPr>
+      </w:r>
+      <w:r>
+        <w:rPr>
+          <w:rFonts w:ascii="Arial" w:hAnsi="Arial" w:cs="Arial"/>
+          <w:sz w:val="24"/>
+          <w:szCs w:val="24"/>
         </w:rPr>
       </w:r>
     </w:p>
@@ -6081,18 +8097,16 @@
       </w:r>
       <w:r>
         <w:rPr>
-          <w:rFonts w:ascii="Arial" w:hAnsi="Arial" w:eastAsia="Arial" w:cs="Arial"/>
-          <w:sz w:val="24"/>
-          <w:szCs w:val="24"/>
-          <w:lang w:val="pt-BR"/>
-        </w:rPr>
-      </w:r>
-      <w:r>
-        <w:rPr>
-          <w:rFonts w:ascii="Arial" w:hAnsi="Arial" w:eastAsia="Arial" w:cs="Arial"/>
-          <w:sz w:val="24"/>
-          <w:szCs w:val="24"/>
-          <w:lang w:val="pt-BR"/>
+          <w:rFonts w:ascii="Arial" w:hAnsi="Arial" w:cs="Arial"/>
+          <w:sz w:val="24"/>
+          <w:szCs w:val="24"/>
+        </w:rPr>
+      </w:r>
+      <w:r>
+        <w:rPr>
+          <w:rFonts w:ascii="Arial" w:hAnsi="Arial" w:cs="Arial"/>
+          <w:sz w:val="24"/>
+          <w:szCs w:val="24"/>
         </w:rPr>
       </w:r>
     </w:p>
@@ -6128,40 +8142,20 @@
           <w:szCs w:val="24"/>
           <w:lang w:val="pt-BR"/>
         </w:rPr>
-        <w:t xml:space="preserve">Que tipo de m</w:t>
-      </w:r>
-      <w:r>
-        <w:rPr>
-          <w:rFonts w:ascii="Arial" w:hAnsi="Arial" w:eastAsia="Arial" w:cs="Arial"/>
-          <w:sz w:val="24"/>
-          <w:szCs w:val="24"/>
-          <w:lang w:val="pt-BR"/>
-        </w:rPr>
-        <w:t xml:space="preserve">ú</w:t>
-      </w:r>
-      <w:r>
-        <w:rPr>
-          <w:rFonts w:ascii="Arial" w:hAnsi="Arial" w:eastAsia="Arial" w:cs="Arial"/>
-          <w:sz w:val="24"/>
-          <w:szCs w:val="24"/>
-          <w:lang w:val="pt-BR"/>
-        </w:rPr>
-        <w:t xml:space="preserve">sica deve ser usada em cada fase?</w:t>
-      </w:r>
-      <w:r>
-        <w:rPr>
-          <w:rFonts w:ascii="Arial" w:hAnsi="Arial" w:eastAsia="Arial" w:cs="Arial"/>
-          <w:sz w:val="24"/>
-          <w:szCs w:val="24"/>
-          <w:lang w:val="pt-BR"/>
-        </w:rPr>
-      </w:r>
-      <w:r>
-        <w:rPr>
-          <w:rFonts w:ascii="Arial" w:hAnsi="Arial" w:eastAsia="Arial" w:cs="Arial"/>
-          <w:sz w:val="24"/>
-          <w:szCs w:val="24"/>
-          <w:lang w:val="pt-BR"/>
+        <w:t xml:space="preserve">Qual a emoção presente em cada ambiente?</w:t>
+      </w:r>
+      <w:r>
+        <w:rPr>
+          <w:rFonts w:ascii="Arial" w:hAnsi="Arial" w:cs="Arial"/>
+          <w:sz w:val="24"/>
+          <w:szCs w:val="24"/>
+        </w:rPr>
+      </w:r>
+      <w:r>
+        <w:rPr>
+          <w:rFonts w:ascii="Arial" w:hAnsi="Arial" w:cs="Arial"/>
+          <w:sz w:val="24"/>
+          <w:szCs w:val="24"/>
         </w:rPr>
       </w:r>
     </w:p>
@@ -6191,18 +8185,16 @@
       </w:r>
       <w:r>
         <w:rPr>
-          <w:rFonts w:ascii="Arial" w:hAnsi="Arial" w:eastAsia="Arial" w:cs="Arial"/>
-          <w:sz w:val="24"/>
-          <w:szCs w:val="24"/>
-          <w:lang w:val="pt-BR"/>
-        </w:rPr>
-      </w:r>
-      <w:r>
-        <w:rPr>
-          <w:rFonts w:ascii="Arial" w:hAnsi="Arial" w:eastAsia="Arial" w:cs="Arial"/>
-          <w:sz w:val="24"/>
-          <w:szCs w:val="24"/>
-          <w:lang w:val="pt-BR"/>
+          <w:rFonts w:ascii="Arial" w:hAnsi="Arial" w:cs="Arial"/>
+          <w:sz w:val="24"/>
+          <w:szCs w:val="24"/>
+        </w:rPr>
+      </w:r>
+      <w:r>
+        <w:rPr>
+          <w:rFonts w:ascii="Arial" w:hAnsi="Arial" w:cs="Arial"/>
+          <w:sz w:val="24"/>
+          <w:szCs w:val="24"/>
         </w:rPr>
       </w:r>
     </w:p>
@@ -6238,22 +8230,126 @@
           <w:szCs w:val="24"/>
           <w:lang w:val="pt-BR"/>
         </w:rPr>
+        <w:t xml:space="preserve">Que tipo de m</w:t>
+      </w:r>
+      <w:r>
+        <w:rPr>
+          <w:rFonts w:ascii="Arial" w:hAnsi="Arial" w:eastAsia="Arial" w:cs="Arial"/>
+          <w:sz w:val="24"/>
+          <w:szCs w:val="24"/>
+          <w:lang w:val="pt-BR"/>
+        </w:rPr>
+        <w:t xml:space="preserve">ú</w:t>
+      </w:r>
+      <w:r>
+        <w:rPr>
+          <w:rFonts w:ascii="Arial" w:hAnsi="Arial" w:eastAsia="Arial" w:cs="Arial"/>
+          <w:sz w:val="24"/>
+          <w:szCs w:val="24"/>
+          <w:lang w:val="pt-BR"/>
+        </w:rPr>
+        <w:t xml:space="preserve">sica deve ser usada em cada fase?</w:t>
+      </w:r>
+      <w:r>
+        <w:rPr>
+          <w:rFonts w:ascii="Arial" w:hAnsi="Arial" w:cs="Arial"/>
+          <w:sz w:val="24"/>
+          <w:szCs w:val="24"/>
+        </w:rPr>
+      </w:r>
+      <w:r>
+        <w:rPr>
+          <w:rFonts w:ascii="Arial" w:hAnsi="Arial" w:cs="Arial"/>
+          <w:sz w:val="24"/>
+          <w:szCs w:val="24"/>
+        </w:rPr>
+      </w:r>
+    </w:p>
+    <w:p>
+      <w:pPr>
+        <w:pStyle w:val="881"/>
+        <w:pBdr/>
+        <w:tabs>
+          <w:tab w:val="left" w:leader="none" w:pos="7672"/>
+        </w:tabs>
+        <w:spacing w:after="0" w:line="360" w:lineRule="auto"/>
+        <w:ind w:firstLine="360" w:left="0"/>
+        <w:jc w:val="both"/>
+        <w:rPr>
+          <w:rFonts w:ascii="Arial" w:hAnsi="Arial" w:cs="Arial"/>
+          <w:sz w:val="24"/>
+          <w:szCs w:val="24"/>
+        </w:rPr>
+      </w:pPr>
+      <w:r>
+        <w:rPr>
+          <w:rFonts w:ascii="Arial" w:hAnsi="Arial" w:eastAsia="Arial" w:cs="Arial"/>
+          <w:sz w:val="24"/>
+          <w:szCs w:val="24"/>
+          <w:lang w:val="pt-BR"/>
+        </w:rPr>
+      </w:r>
+      <w:r>
+        <w:rPr>
+          <w:rFonts w:ascii="Arial" w:hAnsi="Arial" w:cs="Arial"/>
+          <w:sz w:val="24"/>
+          <w:szCs w:val="24"/>
+        </w:rPr>
+      </w:r>
+      <w:r>
+        <w:rPr>
+          <w:rFonts w:ascii="Arial" w:hAnsi="Arial" w:cs="Arial"/>
+          <w:sz w:val="24"/>
+          <w:szCs w:val="24"/>
+        </w:rPr>
+      </w:r>
+    </w:p>
+    <w:p>
+      <w:pPr>
+        <w:pStyle w:val="881"/>
+        <w:pBdr/>
+        <w:tabs>
+          <w:tab w:val="left" w:leader="none" w:pos="7672"/>
+        </w:tabs>
+        <w:spacing w:after="0" w:line="360" w:lineRule="auto"/>
+        <w:ind w:firstLine="360" w:left="0"/>
+        <w:jc w:val="both"/>
+        <w:rPr>
+          <w:rFonts w:ascii="Arial" w:hAnsi="Arial" w:cs="Arial"/>
+          <w:sz w:val="24"/>
+          <w:szCs w:val="24"/>
+        </w:rPr>
+      </w:pPr>
+      <w:r>
+        <w:rPr>
+          <w:rFonts w:ascii="Arial" w:hAnsi="Arial" w:eastAsia="Arial" w:cs="Arial"/>
+          <w:sz w:val="24"/>
+          <w:szCs w:val="24"/>
+          <w:lang w:val="pt-BR"/>
+        </w:rPr>
+        <w:t xml:space="preserve">- </w:t>
+      </w:r>
+      <w:r>
+        <w:rPr>
+          <w:rFonts w:ascii="Arial" w:hAnsi="Arial" w:eastAsia="Arial" w:cs="Arial"/>
+          <w:sz w:val="24"/>
+          <w:szCs w:val="24"/>
+          <w:lang w:val="pt-BR"/>
+        </w:rPr>
         <w:t xml:space="preserve">Inclua ilustrações de todos os mapas e fases do jogo;</w:t>
       </w:r>
       <w:r>
         <w:rPr>
-          <w:rFonts w:ascii="Arial" w:hAnsi="Arial" w:eastAsia="Arial" w:cs="Arial"/>
-          <w:sz w:val="24"/>
-          <w:szCs w:val="24"/>
-          <w:lang w:val="pt-BR"/>
-        </w:rPr>
-      </w:r>
-      <w:r>
-        <w:rPr>
-          <w:rFonts w:ascii="Arial" w:hAnsi="Arial" w:eastAsia="Arial" w:cs="Arial"/>
-          <w:sz w:val="24"/>
-          <w:szCs w:val="24"/>
-          <w:lang w:val="pt-BR"/>
+          <w:rFonts w:ascii="Arial" w:hAnsi="Arial" w:cs="Arial"/>
+          <w:sz w:val="24"/>
+          <w:szCs w:val="24"/>
+        </w:rPr>
+      </w:r>
+      <w:r>
+        <w:rPr>
+          <w:rFonts w:ascii="Arial" w:hAnsi="Arial" w:cs="Arial"/>
+          <w:sz w:val="24"/>
+          <w:szCs w:val="24"/>
         </w:rPr>
       </w:r>
     </w:p>
@@ -6280,18 +8376,16 @@
       </w:r>
       <w:r>
         <w:rPr>
-          <w:rFonts w:ascii="Arial" w:hAnsi="Arial" w:eastAsia="Arial" w:cs="Arial"/>
-          <w:sz w:val="24"/>
-          <w:szCs w:val="24"/>
-          <w:lang w:val="pt-BR"/>
-        </w:rPr>
-      </w:r>
-      <w:r>
-        <w:rPr>
-          <w:rFonts w:ascii="Arial" w:hAnsi="Arial" w:eastAsia="Arial" w:cs="Arial"/>
-          <w:sz w:val="24"/>
-          <w:szCs w:val="24"/>
-          <w:lang w:val="pt-BR"/>
+          <w:rFonts w:ascii="Arial" w:hAnsi="Arial" w:cs="Arial"/>
+          <w:sz w:val="24"/>
+          <w:szCs w:val="24"/>
+        </w:rPr>
+      </w:r>
+      <w:r>
+        <w:rPr>
+          <w:rFonts w:ascii="Arial" w:hAnsi="Arial" w:cs="Arial"/>
+          <w:sz w:val="24"/>
+          <w:szCs w:val="24"/>
         </w:rPr>
       </w:r>
     </w:p>
@@ -6338,20 +8432,18 @@
       <w:bookmarkEnd w:id="7"/>
       <w:r>
         <w:rPr>
-          <w:rFonts w:ascii="Arial" w:hAnsi="Arial" w:eastAsia="Arial" w:cs="Arial"/>
+          <w:rFonts w:ascii="Arial" w:hAnsi="Arial" w:cs="Arial"/>
           <w:b/>
           <w:sz w:val="24"/>
           <w:szCs w:val="24"/>
-          <w:lang w:val="pt-BR"/>
-        </w:rPr>
-      </w:r>
-      <w:r>
-        <w:rPr>
-          <w:rFonts w:ascii="Arial" w:hAnsi="Arial" w:eastAsia="Arial" w:cs="Arial"/>
+        </w:rPr>
+      </w:r>
+      <w:r>
+        <w:rPr>
+          <w:rFonts w:ascii="Arial" w:hAnsi="Arial" w:cs="Arial"/>
           <w:b/>
           <w:sz w:val="24"/>
           <w:szCs w:val="24"/>
-          <w:lang w:val="pt-BR"/>
         </w:rPr>
       </w:r>
     </w:p>
@@ -6381,18 +8473,16 @@
       </w:r>
       <w:r>
         <w:rPr>
-          <w:rFonts w:ascii="Arial" w:hAnsi="Arial" w:eastAsia="Arial" w:cs="Arial"/>
-          <w:sz w:val="24"/>
-          <w:szCs w:val="24"/>
-          <w:lang w:val="pt-BR"/>
-        </w:rPr>
-      </w:r>
-      <w:r>
-        <w:rPr>
-          <w:rFonts w:ascii="Arial" w:hAnsi="Arial" w:eastAsia="Arial" w:cs="Arial"/>
-          <w:sz w:val="24"/>
-          <w:szCs w:val="24"/>
-          <w:lang w:val="pt-BR"/>
+          <w:rFonts w:ascii="Arial" w:hAnsi="Arial" w:cs="Arial"/>
+          <w:sz w:val="24"/>
+          <w:szCs w:val="24"/>
+        </w:rPr>
+      </w:r>
+      <w:r>
+        <w:rPr>
+          <w:rFonts w:ascii="Arial" w:hAnsi="Arial" w:cs="Arial"/>
+          <w:sz w:val="24"/>
+          <w:szCs w:val="24"/>
         </w:rPr>
       </w:r>
     </w:p>
@@ -6432,18 +8522,16 @@
       </w:r>
       <w:r>
         <w:rPr>
-          <w:rFonts w:ascii="Arial" w:hAnsi="Arial" w:eastAsia="Arial" w:cs="Arial"/>
-          <w:sz w:val="24"/>
-          <w:szCs w:val="24"/>
-          <w:lang w:val="pt-BR"/>
-        </w:rPr>
-      </w:r>
-      <w:r>
-        <w:rPr>
-          <w:rFonts w:ascii="Arial" w:hAnsi="Arial" w:eastAsia="Arial" w:cs="Arial"/>
-          <w:sz w:val="24"/>
-          <w:szCs w:val="24"/>
-          <w:lang w:val="pt-BR"/>
+          <w:rFonts w:ascii="Arial" w:hAnsi="Arial" w:cs="Arial"/>
+          <w:sz w:val="24"/>
+          <w:szCs w:val="24"/>
+        </w:rPr>
+      </w:r>
+      <w:r>
+        <w:rPr>
+          <w:rFonts w:ascii="Arial" w:hAnsi="Arial" w:cs="Arial"/>
+          <w:sz w:val="24"/>
+          <w:szCs w:val="24"/>
         </w:rPr>
       </w:r>
     </w:p>
@@ -6473,18 +8561,16 @@
       </w:r>
       <w:r>
         <w:rPr>
-          <w:rFonts w:ascii="Arial" w:hAnsi="Arial" w:eastAsia="Arial" w:cs="Arial"/>
-          <w:sz w:val="24"/>
-          <w:szCs w:val="24"/>
-          <w:lang w:val="pt-BR"/>
-        </w:rPr>
-      </w:r>
-      <w:r>
-        <w:rPr>
-          <w:rFonts w:ascii="Arial" w:hAnsi="Arial" w:eastAsia="Arial" w:cs="Arial"/>
-          <w:sz w:val="24"/>
-          <w:szCs w:val="24"/>
-          <w:lang w:val="pt-BR"/>
+          <w:rFonts w:ascii="Arial" w:hAnsi="Arial" w:cs="Arial"/>
+          <w:sz w:val="24"/>
+          <w:szCs w:val="24"/>
+        </w:rPr>
+      </w:r>
+      <w:r>
+        <w:rPr>
+          <w:rFonts w:ascii="Arial" w:hAnsi="Arial" w:cs="Arial"/>
+          <w:sz w:val="24"/>
+          <w:szCs w:val="24"/>
         </w:rPr>
       </w:r>
     </w:p>
@@ -6524,18 +8610,16 @@
       </w:r>
       <w:r>
         <w:rPr>
-          <w:rFonts w:ascii="Arial" w:hAnsi="Arial" w:eastAsia="Arial" w:cs="Arial"/>
-          <w:sz w:val="24"/>
-          <w:szCs w:val="24"/>
-          <w:lang w:val="pt-BR"/>
-        </w:rPr>
-      </w:r>
-      <w:r>
-        <w:rPr>
-          <w:rFonts w:ascii="Arial" w:hAnsi="Arial" w:eastAsia="Arial" w:cs="Arial"/>
-          <w:sz w:val="24"/>
-          <w:szCs w:val="24"/>
-          <w:lang w:val="pt-BR"/>
+          <w:rFonts w:ascii="Arial" w:hAnsi="Arial" w:cs="Arial"/>
+          <w:sz w:val="24"/>
+          <w:szCs w:val="24"/>
+        </w:rPr>
+      </w:r>
+      <w:r>
+        <w:rPr>
+          <w:rFonts w:ascii="Arial" w:hAnsi="Arial" w:cs="Arial"/>
+          <w:sz w:val="24"/>
+          <w:szCs w:val="24"/>
         </w:rPr>
       </w:r>
     </w:p>
@@ -6565,18 +8649,16 @@
       </w:r>
       <w:r>
         <w:rPr>
-          <w:rFonts w:ascii="Arial" w:hAnsi="Arial" w:eastAsia="Arial" w:cs="Arial"/>
-          <w:sz w:val="24"/>
-          <w:szCs w:val="24"/>
-          <w:lang w:val="pt-BR"/>
-        </w:rPr>
-      </w:r>
-      <w:r>
-        <w:rPr>
-          <w:rFonts w:ascii="Arial" w:hAnsi="Arial" w:eastAsia="Arial" w:cs="Arial"/>
-          <w:sz w:val="24"/>
-          <w:szCs w:val="24"/>
-          <w:lang w:val="pt-BR"/>
+          <w:rFonts w:ascii="Arial" w:hAnsi="Arial" w:cs="Arial"/>
+          <w:sz w:val="24"/>
+          <w:szCs w:val="24"/>
+        </w:rPr>
+      </w:r>
+      <w:r>
+        <w:rPr>
+          <w:rFonts w:ascii="Arial" w:hAnsi="Arial" w:cs="Arial"/>
+          <w:sz w:val="24"/>
+          <w:szCs w:val="24"/>
         </w:rPr>
       </w:r>
     </w:p>
@@ -6616,18 +8698,16 @@
       </w:r>
       <w:r>
         <w:rPr>
-          <w:rFonts w:ascii="Arial" w:hAnsi="Arial" w:eastAsia="Arial" w:cs="Arial"/>
-          <w:sz w:val="24"/>
-          <w:szCs w:val="24"/>
-          <w:lang w:val="pt-BR"/>
-        </w:rPr>
-      </w:r>
-      <w:r>
-        <w:rPr>
-          <w:rFonts w:ascii="Arial" w:hAnsi="Arial" w:eastAsia="Arial" w:cs="Arial"/>
-          <w:sz w:val="24"/>
-          <w:szCs w:val="24"/>
-          <w:lang w:val="pt-BR"/>
+          <w:rFonts w:ascii="Arial" w:hAnsi="Arial" w:cs="Arial"/>
+          <w:sz w:val="24"/>
+          <w:szCs w:val="24"/>
+        </w:rPr>
+      </w:r>
+      <w:r>
+        <w:rPr>
+          <w:rFonts w:ascii="Arial" w:hAnsi="Arial" w:cs="Arial"/>
+          <w:sz w:val="24"/>
+          <w:szCs w:val="24"/>
         </w:rPr>
       </w:r>
     </w:p>
@@ -6657,18 +8737,16 @@
       </w:r>
       <w:r>
         <w:rPr>
-          <w:rFonts w:ascii="Arial" w:hAnsi="Arial" w:eastAsia="Arial" w:cs="Arial"/>
-          <w:sz w:val="24"/>
-          <w:szCs w:val="24"/>
-          <w:lang w:val="pt-BR"/>
-        </w:rPr>
-      </w:r>
-      <w:r>
-        <w:rPr>
-          <w:rFonts w:ascii="Arial" w:hAnsi="Arial" w:eastAsia="Arial" w:cs="Arial"/>
-          <w:sz w:val="24"/>
-          <w:szCs w:val="24"/>
-          <w:lang w:val="pt-BR"/>
+          <w:rFonts w:ascii="Arial" w:hAnsi="Arial" w:cs="Arial"/>
+          <w:sz w:val="24"/>
+          <w:szCs w:val="24"/>
+        </w:rPr>
+      </w:r>
+      <w:r>
+        <w:rPr>
+          <w:rFonts w:ascii="Arial" w:hAnsi="Arial" w:cs="Arial"/>
+          <w:sz w:val="24"/>
+          <w:szCs w:val="24"/>
         </w:rPr>
       </w:r>
     </w:p>
@@ -6708,18 +8786,16 @@
       </w:r>
       <w:r>
         <w:rPr>
-          <w:rFonts w:ascii="Arial" w:hAnsi="Arial" w:eastAsia="Arial" w:cs="Arial"/>
-          <w:sz w:val="24"/>
-          <w:szCs w:val="24"/>
-          <w:lang w:val="pt-BR"/>
-        </w:rPr>
-      </w:r>
-      <w:r>
-        <w:rPr>
-          <w:rFonts w:ascii="Arial" w:hAnsi="Arial" w:eastAsia="Arial" w:cs="Arial"/>
-          <w:sz w:val="24"/>
-          <w:szCs w:val="24"/>
-          <w:lang w:val="pt-BR"/>
+          <w:rFonts w:ascii="Arial" w:hAnsi="Arial" w:cs="Arial"/>
+          <w:sz w:val="24"/>
+          <w:szCs w:val="24"/>
+        </w:rPr>
+      </w:r>
+      <w:r>
+        <w:rPr>
+          <w:rFonts w:ascii="Arial" w:hAnsi="Arial" w:cs="Arial"/>
+          <w:sz w:val="24"/>
+          <w:szCs w:val="24"/>
         </w:rPr>
       </w:r>
     </w:p>
@@ -6749,18 +8825,16 @@
       </w:r>
       <w:r>
         <w:rPr>
-          <w:rFonts w:ascii="Arial" w:hAnsi="Arial" w:eastAsia="Arial" w:cs="Arial"/>
-          <w:sz w:val="24"/>
-          <w:szCs w:val="24"/>
-          <w:lang w:val="pt-BR"/>
-        </w:rPr>
-      </w:r>
-      <w:r>
-        <w:rPr>
-          <w:rFonts w:ascii="Arial" w:hAnsi="Arial" w:eastAsia="Arial" w:cs="Arial"/>
-          <w:sz w:val="24"/>
-          <w:szCs w:val="24"/>
-          <w:lang w:val="pt-BR"/>
+          <w:rFonts w:ascii="Arial" w:hAnsi="Arial" w:cs="Arial"/>
+          <w:sz w:val="24"/>
+          <w:szCs w:val="24"/>
+        </w:rPr>
+      </w:r>
+      <w:r>
+        <w:rPr>
+          <w:rFonts w:ascii="Arial" w:hAnsi="Arial" w:cs="Arial"/>
+          <w:sz w:val="24"/>
+          <w:szCs w:val="24"/>
         </w:rPr>
       </w:r>
     </w:p>
@@ -6800,18 +8874,16 @@
       </w:r>
       <w:r>
         <w:rPr>
-          <w:rFonts w:ascii="Arial" w:hAnsi="Arial" w:eastAsia="Arial" w:cs="Arial"/>
-          <w:sz w:val="24"/>
-          <w:szCs w:val="24"/>
-          <w:lang w:val="pt-BR"/>
-        </w:rPr>
-      </w:r>
-      <w:r>
-        <w:rPr>
-          <w:rFonts w:ascii="Arial" w:hAnsi="Arial" w:eastAsia="Arial" w:cs="Arial"/>
-          <w:sz w:val="24"/>
-          <w:szCs w:val="24"/>
-          <w:lang w:val="pt-BR"/>
+          <w:rFonts w:ascii="Arial" w:hAnsi="Arial" w:cs="Arial"/>
+          <w:sz w:val="24"/>
+          <w:szCs w:val="24"/>
+        </w:rPr>
+      </w:r>
+      <w:r>
+        <w:rPr>
+          <w:rFonts w:ascii="Arial" w:hAnsi="Arial" w:cs="Arial"/>
+          <w:sz w:val="24"/>
+          <w:szCs w:val="24"/>
         </w:rPr>
       </w:r>
     </w:p>
@@ -6841,18 +8913,16 @@
       </w:r>
       <w:r>
         <w:rPr>
-          <w:rFonts w:ascii="Arial" w:hAnsi="Arial" w:eastAsia="Arial" w:cs="Arial"/>
-          <w:sz w:val="24"/>
-          <w:szCs w:val="24"/>
-          <w:lang w:val="pt-BR"/>
-        </w:rPr>
-      </w:r>
-      <w:r>
-        <w:rPr>
-          <w:rFonts w:ascii="Arial" w:hAnsi="Arial" w:eastAsia="Arial" w:cs="Arial"/>
-          <w:sz w:val="24"/>
-          <w:szCs w:val="24"/>
-          <w:lang w:val="pt-BR"/>
+          <w:rFonts w:ascii="Arial" w:hAnsi="Arial" w:cs="Arial"/>
+          <w:sz w:val="24"/>
+          <w:szCs w:val="24"/>
+        </w:rPr>
+      </w:r>
+      <w:r>
+        <w:rPr>
+          <w:rFonts w:ascii="Arial" w:hAnsi="Arial" w:cs="Arial"/>
+          <w:sz w:val="24"/>
+          <w:szCs w:val="24"/>
         </w:rPr>
       </w:r>
     </w:p>
@@ -6892,18 +8962,16 @@
       </w:r>
       <w:r>
         <w:rPr>
-          <w:rFonts w:ascii="Arial" w:hAnsi="Arial" w:eastAsia="Arial" w:cs="Arial"/>
-          <w:sz w:val="24"/>
-          <w:szCs w:val="24"/>
-          <w:lang w:val="pt-BR"/>
-        </w:rPr>
-      </w:r>
-      <w:r>
-        <w:rPr>
-          <w:rFonts w:ascii="Arial" w:hAnsi="Arial" w:eastAsia="Arial" w:cs="Arial"/>
-          <w:sz w:val="24"/>
-          <w:szCs w:val="24"/>
-          <w:lang w:val="pt-BR"/>
+          <w:rFonts w:ascii="Arial" w:hAnsi="Arial" w:cs="Arial"/>
+          <w:sz w:val="24"/>
+          <w:szCs w:val="24"/>
+        </w:rPr>
+      </w:r>
+      <w:r>
+        <w:rPr>
+          <w:rFonts w:ascii="Arial" w:hAnsi="Arial" w:cs="Arial"/>
+          <w:sz w:val="24"/>
+          <w:szCs w:val="24"/>
         </w:rPr>
       </w:r>
     </w:p>
@@ -6930,18 +8998,16 @@
       </w:r>
       <w:r>
         <w:rPr>
-          <w:rFonts w:ascii="Arial" w:hAnsi="Arial" w:eastAsia="Arial" w:cs="Arial"/>
-          <w:sz w:val="24"/>
-          <w:szCs w:val="24"/>
-          <w:lang w:val="pt-BR"/>
-        </w:rPr>
-      </w:r>
-      <w:r>
-        <w:rPr>
-          <w:rFonts w:ascii="Arial" w:hAnsi="Arial" w:eastAsia="Arial" w:cs="Arial"/>
-          <w:sz w:val="24"/>
-          <w:szCs w:val="24"/>
-          <w:lang w:val="pt-BR"/>
+          <w:rFonts w:ascii="Arial" w:hAnsi="Arial" w:cs="Arial"/>
+          <w:sz w:val="24"/>
+          <w:szCs w:val="24"/>
+        </w:rPr>
+      </w:r>
+      <w:r>
+        <w:rPr>
+          <w:rFonts w:ascii="Arial" w:hAnsi="Arial" w:cs="Arial"/>
+          <w:sz w:val="24"/>
+          <w:szCs w:val="24"/>
         </w:rPr>
       </w:r>
     </w:p>
@@ -6988,20 +9054,18 @@
       <w:bookmarkEnd w:id="8"/>
       <w:r>
         <w:rPr>
-          <w:rFonts w:ascii="Arial" w:hAnsi="Arial" w:eastAsia="Arial" w:cs="Arial"/>
+          <w:rFonts w:ascii="Arial" w:hAnsi="Arial" w:cs="Arial"/>
           <w:b/>
           <w:sz w:val="24"/>
           <w:szCs w:val="24"/>
-          <w:lang w:val="pt-BR"/>
-        </w:rPr>
-      </w:r>
-      <w:r>
-        <w:rPr>
-          <w:rFonts w:ascii="Arial" w:hAnsi="Arial" w:eastAsia="Arial" w:cs="Arial"/>
+        </w:rPr>
+      </w:r>
+      <w:r>
+        <w:rPr>
+          <w:rFonts w:ascii="Arial" w:hAnsi="Arial" w:cs="Arial"/>
           <w:b/>
           <w:sz w:val="24"/>
           <w:szCs w:val="24"/>
-          <w:lang w:val="pt-BR"/>
         </w:rPr>
       </w:r>
     </w:p>
@@ -7031,18 +9095,16 @@
       </w:r>
       <w:r>
         <w:rPr>
-          <w:rFonts w:ascii="Arial" w:hAnsi="Arial" w:eastAsia="Arial" w:cs="Arial"/>
-          <w:sz w:val="24"/>
-          <w:szCs w:val="24"/>
-          <w:lang w:val="pt-BR"/>
-        </w:rPr>
-      </w:r>
-      <w:r>
-        <w:rPr>
-          <w:rFonts w:ascii="Arial" w:hAnsi="Arial" w:eastAsia="Arial" w:cs="Arial"/>
-          <w:sz w:val="24"/>
-          <w:szCs w:val="24"/>
-          <w:lang w:val="pt-BR"/>
+          <w:rFonts w:ascii="Arial" w:hAnsi="Arial" w:cs="Arial"/>
+          <w:sz w:val="24"/>
+          <w:szCs w:val="24"/>
+        </w:rPr>
+      </w:r>
+      <w:r>
+        <w:rPr>
+          <w:rFonts w:ascii="Arial" w:hAnsi="Arial" w:cs="Arial"/>
+          <w:sz w:val="24"/>
+          <w:szCs w:val="24"/>
         </w:rPr>
       </w:r>
     </w:p>
@@ -7109,18 +9171,16 @@
       </w:r>
       <w:r>
         <w:rPr>
-          <w:rFonts w:ascii="Arial" w:hAnsi="Arial" w:eastAsia="Arial" w:cs="Arial"/>
-          <w:sz w:val="24"/>
-          <w:szCs w:val="24"/>
-          <w:lang w:val="pt-BR"/>
-        </w:rPr>
-      </w:r>
-      <w:r>
-        <w:rPr>
-          <w:rFonts w:ascii="Arial" w:hAnsi="Arial" w:eastAsia="Arial" w:cs="Arial"/>
-          <w:sz w:val="24"/>
-          <w:szCs w:val="24"/>
-          <w:lang w:val="pt-BR"/>
+          <w:rFonts w:ascii="Arial" w:hAnsi="Arial" w:cs="Arial"/>
+          <w:sz w:val="24"/>
+          <w:szCs w:val="24"/>
+        </w:rPr>
+      </w:r>
+      <w:r>
+        <w:rPr>
+          <w:rFonts w:ascii="Arial" w:hAnsi="Arial" w:cs="Arial"/>
+          <w:sz w:val="24"/>
+          <w:szCs w:val="24"/>
         </w:rPr>
       </w:r>
     </w:p>
@@ -7150,18 +9210,16 @@
       </w:r>
       <w:r>
         <w:rPr>
-          <w:rFonts w:ascii="Arial" w:hAnsi="Arial" w:eastAsia="Arial" w:cs="Arial"/>
-          <w:sz w:val="24"/>
-          <w:szCs w:val="24"/>
-          <w:lang w:val="pt-BR"/>
-        </w:rPr>
-      </w:r>
-      <w:r>
-        <w:rPr>
-          <w:rFonts w:ascii="Arial" w:hAnsi="Arial" w:eastAsia="Arial" w:cs="Arial"/>
-          <w:sz w:val="24"/>
-          <w:szCs w:val="24"/>
-          <w:lang w:val="pt-BR"/>
+          <w:rFonts w:ascii="Arial" w:hAnsi="Arial" w:cs="Arial"/>
+          <w:sz w:val="24"/>
+          <w:szCs w:val="24"/>
+        </w:rPr>
+      </w:r>
+      <w:r>
+        <w:rPr>
+          <w:rFonts w:ascii="Arial" w:hAnsi="Arial" w:cs="Arial"/>
+          <w:sz w:val="24"/>
+          <w:szCs w:val="24"/>
         </w:rPr>
       </w:r>
     </w:p>
@@ -7210,18 +9268,16 @@
       </w:r>
       <w:r>
         <w:rPr>
-          <w:rFonts w:ascii="Arial" w:hAnsi="Arial" w:eastAsia="Arial" w:cs="Arial"/>
-          <w:sz w:val="24"/>
-          <w:szCs w:val="24"/>
-          <w:lang w:val="pt-BR"/>
-        </w:rPr>
-      </w:r>
-      <w:r>
-        <w:rPr>
-          <w:rFonts w:ascii="Arial" w:hAnsi="Arial" w:eastAsia="Arial" w:cs="Arial"/>
-          <w:sz w:val="24"/>
-          <w:szCs w:val="24"/>
-          <w:lang w:val="pt-BR"/>
+          <w:rFonts w:ascii="Arial" w:hAnsi="Arial" w:cs="Arial"/>
+          <w:sz w:val="24"/>
+          <w:szCs w:val="24"/>
+        </w:rPr>
+      </w:r>
+      <w:r>
+        <w:rPr>
+          <w:rFonts w:ascii="Arial" w:hAnsi="Arial" w:cs="Arial"/>
+          <w:sz w:val="24"/>
+          <w:szCs w:val="24"/>
         </w:rPr>
       </w:r>
     </w:p>
@@ -7251,18 +9307,16 @@
       </w:r>
       <w:r>
         <w:rPr>
-          <w:rFonts w:ascii="Arial" w:hAnsi="Arial" w:eastAsia="Arial" w:cs="Arial"/>
-          <w:sz w:val="24"/>
-          <w:szCs w:val="24"/>
-          <w:lang w:val="pt-BR"/>
-        </w:rPr>
-      </w:r>
-      <w:r>
-        <w:rPr>
-          <w:rFonts w:ascii="Arial" w:hAnsi="Arial" w:eastAsia="Arial" w:cs="Arial"/>
-          <w:sz w:val="24"/>
-          <w:szCs w:val="24"/>
-          <w:lang w:val="pt-BR"/>
+          <w:rFonts w:ascii="Arial" w:hAnsi="Arial" w:cs="Arial"/>
+          <w:sz w:val="24"/>
+          <w:szCs w:val="24"/>
+        </w:rPr>
+      </w:r>
+      <w:r>
+        <w:rPr>
+          <w:rFonts w:ascii="Arial" w:hAnsi="Arial" w:cs="Arial"/>
+          <w:sz w:val="24"/>
+          <w:szCs w:val="24"/>
         </w:rPr>
       </w:r>
     </w:p>
@@ -7338,18 +9392,16 @@
       </w:r>
       <w:r>
         <w:rPr>
-          <w:rFonts w:ascii="Arial" w:hAnsi="Arial" w:eastAsia="Arial" w:cs="Arial"/>
-          <w:sz w:val="24"/>
-          <w:szCs w:val="24"/>
-          <w:lang w:val="pt-BR"/>
-        </w:rPr>
-      </w:r>
-      <w:r>
-        <w:rPr>
-          <w:rFonts w:ascii="Arial" w:hAnsi="Arial" w:eastAsia="Arial" w:cs="Arial"/>
-          <w:sz w:val="24"/>
-          <w:szCs w:val="24"/>
-          <w:lang w:val="pt-BR"/>
+          <w:rFonts w:ascii="Arial" w:hAnsi="Arial" w:cs="Arial"/>
+          <w:sz w:val="24"/>
+          <w:szCs w:val="24"/>
+        </w:rPr>
+      </w:r>
+      <w:r>
+        <w:rPr>
+          <w:rFonts w:ascii="Arial" w:hAnsi="Arial" w:cs="Arial"/>
+          <w:sz w:val="24"/>
+          <w:szCs w:val="24"/>
         </w:rPr>
       </w:r>
     </w:p>
@@ -7376,18 +9428,16 @@
       </w:r>
       <w:r>
         <w:rPr>
-          <w:rFonts w:ascii="Arial" w:hAnsi="Arial" w:eastAsia="Arial" w:cs="Arial"/>
-          <w:sz w:val="24"/>
-          <w:szCs w:val="24"/>
-          <w:lang w:val="pt-BR"/>
-        </w:rPr>
-      </w:r>
-      <w:r>
-        <w:rPr>
-          <w:rFonts w:ascii="Arial" w:hAnsi="Arial" w:eastAsia="Arial" w:cs="Arial"/>
-          <w:sz w:val="24"/>
-          <w:szCs w:val="24"/>
-          <w:lang w:val="pt-BR"/>
+          <w:rFonts w:ascii="Arial" w:hAnsi="Arial" w:cs="Arial"/>
+          <w:sz w:val="24"/>
+          <w:szCs w:val="24"/>
+        </w:rPr>
+      </w:r>
+      <w:r>
+        <w:rPr>
+          <w:rFonts w:ascii="Arial" w:hAnsi="Arial" w:cs="Arial"/>
+          <w:sz w:val="24"/>
+          <w:szCs w:val="24"/>
         </w:rPr>
       </w:r>
     </w:p>
@@ -7434,20 +9484,18 @@
       <w:bookmarkEnd w:id="9"/>
       <w:r>
         <w:rPr>
-          <w:rFonts w:ascii="Arial" w:hAnsi="Arial" w:eastAsia="Arial" w:cs="Arial"/>
+          <w:rFonts w:ascii="Arial" w:hAnsi="Arial" w:cs="Arial"/>
           <w:b/>
           <w:sz w:val="24"/>
           <w:szCs w:val="24"/>
-          <w:lang w:val="pt-BR"/>
-        </w:rPr>
-      </w:r>
-      <w:r>
-        <w:rPr>
-          <w:rFonts w:ascii="Arial" w:hAnsi="Arial" w:eastAsia="Arial" w:cs="Arial"/>
+        </w:rPr>
+      </w:r>
+      <w:r>
+        <w:rPr>
+          <w:rFonts w:ascii="Arial" w:hAnsi="Arial" w:cs="Arial"/>
           <w:b/>
           <w:sz w:val="24"/>
           <w:szCs w:val="24"/>
-          <w:lang w:val="pt-BR"/>
         </w:rPr>
       </w:r>
     </w:p>
@@ -7477,18 +9525,16 @@
       </w:r>
       <w:r>
         <w:rPr>
-          <w:rFonts w:ascii="Arial" w:hAnsi="Arial" w:eastAsia="Arial" w:cs="Arial"/>
-          <w:sz w:val="24"/>
-          <w:szCs w:val="24"/>
-          <w:lang w:val="pt-BR"/>
-        </w:rPr>
-      </w:r>
-      <w:r>
-        <w:rPr>
-          <w:rFonts w:ascii="Arial" w:hAnsi="Arial" w:eastAsia="Arial" w:cs="Arial"/>
-          <w:sz w:val="24"/>
-          <w:szCs w:val="24"/>
-          <w:lang w:val="pt-BR"/>
+          <w:rFonts w:ascii="Arial" w:hAnsi="Arial" w:cs="Arial"/>
+          <w:sz w:val="24"/>
+          <w:szCs w:val="24"/>
+        </w:rPr>
+      </w:r>
+      <w:r>
+        <w:rPr>
+          <w:rFonts w:ascii="Arial" w:hAnsi="Arial" w:cs="Arial"/>
+          <w:sz w:val="24"/>
+          <w:szCs w:val="24"/>
         </w:rPr>
       </w:r>
     </w:p>
@@ -7528,18 +9574,16 @@
       </w:r>
       <w:r>
         <w:rPr>
-          <w:rFonts w:ascii="Arial" w:hAnsi="Arial" w:eastAsia="Arial" w:cs="Arial"/>
-          <w:sz w:val="24"/>
-          <w:szCs w:val="24"/>
-          <w:lang w:val="pt-BR"/>
-        </w:rPr>
-      </w:r>
-      <w:r>
-        <w:rPr>
-          <w:rFonts w:ascii="Arial" w:hAnsi="Arial" w:eastAsia="Arial" w:cs="Arial"/>
-          <w:sz w:val="24"/>
-          <w:szCs w:val="24"/>
-          <w:lang w:val="pt-BR"/>
+          <w:rFonts w:ascii="Arial" w:hAnsi="Arial" w:cs="Arial"/>
+          <w:sz w:val="24"/>
+          <w:szCs w:val="24"/>
+        </w:rPr>
+      </w:r>
+      <w:r>
+        <w:rPr>
+          <w:rFonts w:ascii="Arial" w:hAnsi="Arial" w:cs="Arial"/>
+          <w:sz w:val="24"/>
+          <w:szCs w:val="24"/>
         </w:rPr>
       </w:r>
     </w:p>
@@ -7569,18 +9613,16 @@
       </w:r>
       <w:r>
         <w:rPr>
-          <w:rFonts w:ascii="Arial" w:hAnsi="Arial" w:eastAsia="Arial" w:cs="Arial"/>
-          <w:sz w:val="24"/>
-          <w:szCs w:val="24"/>
-          <w:lang w:val="pt-BR"/>
-        </w:rPr>
-      </w:r>
-      <w:r>
-        <w:rPr>
-          <w:rFonts w:ascii="Arial" w:hAnsi="Arial" w:eastAsia="Arial" w:cs="Arial"/>
-          <w:sz w:val="24"/>
-          <w:szCs w:val="24"/>
-          <w:lang w:val="pt-BR"/>
+          <w:rFonts w:ascii="Arial" w:hAnsi="Arial" w:cs="Arial"/>
+          <w:sz w:val="24"/>
+          <w:szCs w:val="24"/>
+        </w:rPr>
+      </w:r>
+      <w:r>
+        <w:rPr>
+          <w:rFonts w:ascii="Arial" w:hAnsi="Arial" w:cs="Arial"/>
+          <w:sz w:val="24"/>
+          <w:szCs w:val="24"/>
         </w:rPr>
       </w:r>
     </w:p>
@@ -7620,18 +9662,16 @@
       </w:r>
       <w:r>
         <w:rPr>
-          <w:rFonts w:ascii="Arial" w:hAnsi="Arial" w:eastAsia="Arial" w:cs="Arial"/>
-          <w:sz w:val="24"/>
-          <w:szCs w:val="24"/>
-          <w:lang w:val="pt-BR"/>
-        </w:rPr>
-      </w:r>
-      <w:r>
-        <w:rPr>
-          <w:rFonts w:ascii="Arial" w:hAnsi="Arial" w:eastAsia="Arial" w:cs="Arial"/>
-          <w:sz w:val="24"/>
-          <w:szCs w:val="24"/>
-          <w:lang w:val="pt-BR"/>
+          <w:rFonts w:ascii="Arial" w:hAnsi="Arial" w:cs="Arial"/>
+          <w:sz w:val="24"/>
+          <w:szCs w:val="24"/>
+        </w:rPr>
+      </w:r>
+      <w:r>
+        <w:rPr>
+          <w:rFonts w:ascii="Arial" w:hAnsi="Arial" w:cs="Arial"/>
+          <w:sz w:val="24"/>
+          <w:szCs w:val="24"/>
         </w:rPr>
       </w:r>
     </w:p>
@@ -7661,18 +9701,16 @@
       </w:r>
       <w:r>
         <w:rPr>
-          <w:rFonts w:ascii="Arial" w:hAnsi="Arial" w:eastAsia="Arial" w:cs="Arial"/>
-          <w:sz w:val="24"/>
-          <w:szCs w:val="24"/>
-          <w:lang w:val="pt-BR"/>
-        </w:rPr>
-      </w:r>
-      <w:r>
-        <w:rPr>
-          <w:rFonts w:ascii="Arial" w:hAnsi="Arial" w:eastAsia="Arial" w:cs="Arial"/>
-          <w:sz w:val="24"/>
-          <w:szCs w:val="24"/>
-          <w:lang w:val="pt-BR"/>
+          <w:rFonts w:ascii="Arial" w:hAnsi="Arial" w:cs="Arial"/>
+          <w:sz w:val="24"/>
+          <w:szCs w:val="24"/>
+        </w:rPr>
+      </w:r>
+      <w:r>
+        <w:rPr>
+          <w:rFonts w:ascii="Arial" w:hAnsi="Arial" w:cs="Arial"/>
+          <w:sz w:val="24"/>
+          <w:szCs w:val="24"/>
         </w:rPr>
       </w:r>
     </w:p>
@@ -7712,18 +9750,16 @@
       </w:r>
       <w:r>
         <w:rPr>
-          <w:rFonts w:ascii="Arial" w:hAnsi="Arial" w:eastAsia="Arial" w:cs="Arial"/>
-          <w:sz w:val="24"/>
-          <w:szCs w:val="24"/>
-          <w:lang w:val="pt-BR"/>
-        </w:rPr>
-      </w:r>
-      <w:r>
-        <w:rPr>
-          <w:rFonts w:ascii="Arial" w:hAnsi="Arial" w:eastAsia="Arial" w:cs="Arial"/>
-          <w:sz w:val="24"/>
-          <w:szCs w:val="24"/>
-          <w:lang w:val="pt-BR"/>
+          <w:rFonts w:ascii="Arial" w:hAnsi="Arial" w:cs="Arial"/>
+          <w:sz w:val="24"/>
+          <w:szCs w:val="24"/>
+        </w:rPr>
+      </w:r>
+      <w:r>
+        <w:rPr>
+          <w:rFonts w:ascii="Arial" w:hAnsi="Arial" w:cs="Arial"/>
+          <w:sz w:val="24"/>
+          <w:szCs w:val="24"/>
         </w:rPr>
       </w:r>
     </w:p>
@@ -7753,18 +9789,16 @@
       </w:r>
       <w:r>
         <w:rPr>
-          <w:rFonts w:ascii="Arial" w:hAnsi="Arial" w:eastAsia="Arial" w:cs="Arial"/>
-          <w:sz w:val="24"/>
-          <w:szCs w:val="24"/>
-          <w:lang w:val="pt-BR"/>
-        </w:rPr>
-      </w:r>
-      <w:r>
-        <w:rPr>
-          <w:rFonts w:ascii="Arial" w:hAnsi="Arial" w:eastAsia="Arial" w:cs="Arial"/>
-          <w:sz w:val="24"/>
-          <w:szCs w:val="24"/>
-          <w:lang w:val="pt-BR"/>
+          <w:rFonts w:ascii="Arial" w:hAnsi="Arial" w:cs="Arial"/>
+          <w:sz w:val="24"/>
+          <w:szCs w:val="24"/>
+        </w:rPr>
+      </w:r>
+      <w:r>
+        <w:rPr>
+          <w:rFonts w:ascii="Arial" w:hAnsi="Arial" w:cs="Arial"/>
+          <w:sz w:val="24"/>
+          <w:szCs w:val="24"/>
         </w:rPr>
       </w:r>
     </w:p>
@@ -7804,18 +9838,16 @@
       </w:r>
       <w:r>
         <w:rPr>
-          <w:rFonts w:ascii="Arial" w:hAnsi="Arial" w:eastAsia="Arial" w:cs="Arial"/>
-          <w:sz w:val="24"/>
-          <w:szCs w:val="24"/>
-          <w:lang w:val="pt-BR"/>
-        </w:rPr>
-      </w:r>
-      <w:r>
-        <w:rPr>
-          <w:rFonts w:ascii="Arial" w:hAnsi="Arial" w:eastAsia="Arial" w:cs="Arial"/>
-          <w:sz w:val="24"/>
-          <w:szCs w:val="24"/>
-          <w:lang w:val="pt-BR"/>
+          <w:rFonts w:ascii="Arial" w:hAnsi="Arial" w:cs="Arial"/>
+          <w:sz w:val="24"/>
+          <w:szCs w:val="24"/>
+        </w:rPr>
+      </w:r>
+      <w:r>
+        <w:rPr>
+          <w:rFonts w:ascii="Arial" w:hAnsi="Arial" w:cs="Arial"/>
+          <w:sz w:val="24"/>
+          <w:szCs w:val="24"/>
         </w:rPr>
       </w:r>
     </w:p>
@@ -7844,20 +9876,18 @@
       </w:r>
       <w:r>
         <w:rPr>
-          <w:rFonts w:ascii="Arial" w:hAnsi="Arial" w:eastAsia="Arial" w:cs="Arial"/>
+          <w:rFonts w:ascii="Arial" w:hAnsi="Arial" w:cs="Arial"/>
           <w:b/>
           <w:sz w:val="24"/>
           <w:szCs w:val="24"/>
-          <w:lang w:val="pt-BR"/>
-        </w:rPr>
-      </w:r>
-      <w:r>
-        <w:rPr>
-          <w:rFonts w:ascii="Arial" w:hAnsi="Arial" w:eastAsia="Arial" w:cs="Arial"/>
+        </w:rPr>
+      </w:r>
+      <w:r>
+        <w:rPr>
+          <w:rFonts w:ascii="Arial" w:hAnsi="Arial" w:cs="Arial"/>
           <w:b/>
           <w:sz w:val="24"/>
           <w:szCs w:val="24"/>
-          <w:lang w:val="pt-BR"/>
         </w:rPr>
       </w:r>
     </w:p>
@@ -7904,20 +9934,18 @@
       <w:bookmarkEnd w:id="10"/>
       <w:r>
         <w:rPr>
-          <w:rFonts w:ascii="Arial" w:hAnsi="Arial" w:eastAsia="Arial" w:cs="Arial"/>
+          <w:rFonts w:ascii="Arial" w:hAnsi="Arial" w:cs="Arial"/>
           <w:b/>
           <w:sz w:val="24"/>
           <w:szCs w:val="24"/>
-          <w:lang w:val="pt-BR"/>
-        </w:rPr>
-      </w:r>
-      <w:r>
-        <w:rPr>
-          <w:rFonts w:ascii="Arial" w:hAnsi="Arial" w:eastAsia="Arial" w:cs="Arial"/>
+        </w:rPr>
+      </w:r>
+      <w:r>
+        <w:rPr>
+          <w:rFonts w:ascii="Arial" w:hAnsi="Arial" w:cs="Arial"/>
           <w:b/>
           <w:sz w:val="24"/>
           <w:szCs w:val="24"/>
-          <w:lang w:val="pt-BR"/>
         </w:rPr>
       </w:r>
     </w:p>
@@ -7947,18 +9975,16 @@
       </w:r>
       <w:r>
         <w:rPr>
-          <w:rFonts w:ascii="Arial" w:hAnsi="Arial" w:eastAsia="Arial" w:cs="Arial"/>
-          <w:sz w:val="24"/>
-          <w:szCs w:val="24"/>
-          <w:lang w:val="pt-BR"/>
-        </w:rPr>
-      </w:r>
-      <w:r>
-        <w:rPr>
-          <w:rFonts w:ascii="Arial" w:hAnsi="Arial" w:eastAsia="Arial" w:cs="Arial"/>
-          <w:sz w:val="24"/>
-          <w:szCs w:val="24"/>
-          <w:lang w:val="pt-BR"/>
+          <w:rFonts w:ascii="Arial" w:hAnsi="Arial" w:cs="Arial"/>
+          <w:sz w:val="24"/>
+          <w:szCs w:val="24"/>
+        </w:rPr>
+      </w:r>
+      <w:r>
+        <w:rPr>
+          <w:rFonts w:ascii="Arial" w:hAnsi="Arial" w:cs="Arial"/>
+          <w:sz w:val="24"/>
+          <w:szCs w:val="24"/>
         </w:rPr>
       </w:r>
     </w:p>
@@ -7998,18 +10024,16 @@
       </w:r>
       <w:r>
         <w:rPr>
-          <w:rFonts w:ascii="Arial" w:hAnsi="Arial" w:eastAsia="Arial" w:cs="Arial"/>
-          <w:sz w:val="24"/>
-          <w:szCs w:val="24"/>
-          <w:lang w:val="pt-BR"/>
-        </w:rPr>
-      </w:r>
-      <w:r>
-        <w:rPr>
-          <w:rFonts w:ascii="Arial" w:hAnsi="Arial" w:eastAsia="Arial" w:cs="Arial"/>
-          <w:sz w:val="24"/>
-          <w:szCs w:val="24"/>
-          <w:lang w:val="pt-BR"/>
+          <w:rFonts w:ascii="Arial" w:hAnsi="Arial" w:cs="Arial"/>
+          <w:sz w:val="24"/>
+          <w:szCs w:val="24"/>
+        </w:rPr>
+      </w:r>
+      <w:r>
+        <w:rPr>
+          <w:rFonts w:ascii="Arial" w:hAnsi="Arial" w:cs="Arial"/>
+          <w:sz w:val="24"/>
+          <w:szCs w:val="24"/>
         </w:rPr>
       </w:r>
     </w:p>
@@ -8039,18 +10063,16 @@
       </w:r>
       <w:r>
         <w:rPr>
-          <w:rFonts w:ascii="Arial" w:hAnsi="Arial" w:eastAsia="Arial" w:cs="Arial"/>
-          <w:sz w:val="24"/>
-          <w:szCs w:val="24"/>
-          <w:lang w:val="pt-BR"/>
-        </w:rPr>
-      </w:r>
-      <w:r>
-        <w:rPr>
-          <w:rFonts w:ascii="Arial" w:hAnsi="Arial" w:eastAsia="Arial" w:cs="Arial"/>
-          <w:sz w:val="24"/>
-          <w:szCs w:val="24"/>
-          <w:lang w:val="pt-BR"/>
+          <w:rFonts w:ascii="Arial" w:hAnsi="Arial" w:cs="Arial"/>
+          <w:sz w:val="24"/>
+          <w:szCs w:val="24"/>
+        </w:rPr>
+      </w:r>
+      <w:r>
+        <w:rPr>
+          <w:rFonts w:ascii="Arial" w:hAnsi="Arial" w:cs="Arial"/>
+          <w:sz w:val="24"/>
+          <w:szCs w:val="24"/>
         </w:rPr>
       </w:r>
     </w:p>
@@ -8081,18 +10103,16 @@
       </w:r>
       <w:r>
         <w:rPr>
-          <w:rFonts w:ascii="Arial" w:hAnsi="Arial" w:eastAsia="Arial" w:cs="Arial"/>
-          <w:sz w:val="24"/>
-          <w:szCs w:val="24"/>
-          <w:lang w:val="pt-BR"/>
-        </w:rPr>
-      </w:r>
-      <w:r>
-        <w:rPr>
-          <w:rFonts w:ascii="Arial" w:hAnsi="Arial" w:eastAsia="Arial" w:cs="Arial"/>
-          <w:sz w:val="24"/>
-          <w:szCs w:val="24"/>
-          <w:lang w:val="pt-BR"/>
+          <w:rFonts w:ascii="Arial" w:hAnsi="Arial" w:cs="Arial"/>
+          <w:sz w:val="24"/>
+          <w:szCs w:val="24"/>
+        </w:rPr>
+      </w:r>
+      <w:r>
+        <w:rPr>
+          <w:rFonts w:ascii="Arial" w:hAnsi="Arial" w:cs="Arial"/>
+          <w:sz w:val="24"/>
+          <w:szCs w:val="24"/>
         </w:rPr>
       </w:r>
     </w:p>
@@ -12054,7 +14074,7 @@
       <w:endnotePr/>
       <w:type w:val="nextPage"/>
       <w:pgSz w:h="15840" w:orient="portrait" w:w="12240"/>
-      <w:pgMar w:top="1440" w:right="1440" w:bottom="1440" w:left="1440" w:header="708" w:footer="708" w:gutter="0"/>
+      <w:pgMar w:top="1699" w:right="1138" w:bottom="1138" w:left="1699" w:header="708" w:footer="708" w:gutter="0"/>
       <w:cols w:num="1" w:sep="0" w:space="708" w:equalWidth="1"/>
     </w:sectPr>
   </w:body>
